--- a/客户操作手册.docx
+++ b/客户操作手册.docx
@@ -2,7 +2,7 @@
 <file path=word/document.xml><?xml version="1.0" encoding="utf-8"?>
 <w:document xmlns:w="http://schemas.openxmlformats.org/wordprocessingml/2006/main" xmlns:m="http://schemas.openxmlformats.org/officeDocument/2006/math" xmlns:r="http://schemas.openxmlformats.org/officeDocument/2006/relationships" xmlns:o="urn:schemas-microsoft-com:office:office" xmlns:v="urn:schemas-microsoft-com:vml" xmlns:w10="urn:schemas-microsoft-com:office:word" xmlns:a="http://schemas.openxmlformats.org/drawingml/2006/main" xmlns:pic="http://schemas.openxmlformats.org/drawingml/2006/picture" xmlns:wp="http://schemas.openxmlformats.org/drawingml/2006/wordprocessingDrawing">
   <w:body>
-    <w:bookmarkStart w:id="60" w:name="vela-出海法务平台-客户使用手册"/>
+    <w:bookmarkStart w:id="66" w:name="vela-出海法务平台-客户使用手册"/>
     <w:p>
       <w:pPr>
         <w:pStyle w:val="Heading1"/>
@@ -356,33 +356,51 @@
               <w:rPr>
                 <w:rFonts w:hint="eastAsia"/>
               </w:rPr>
-              <w:t xml:space="preserve">《协查底稿》</w:t>
-            </w:r>
-          </w:p>
-        </w:tc>
-        <w:tc>
-          <w:tcPr/>
-          <w:p>
-            <w:pPr>
-              <w:pStyle w:val="Compact"/>
-            </w:pPr>
-            <w:r>
-              <w:rPr>
-                <w:rFonts w:hint="eastAsia"/>
-              </w:rPr>
-              <w:t xml:space="preserve">经法务复核定稿后，可导出</w:t>
-            </w:r>
-            <w:r>
-              <w:t xml:space="preserve"> Word </w:t>
-            </w:r>
-            <w:r>
-              <w:rPr>
-                <w:rFonts w:hint="eastAsia"/>
-              </w:rPr>
-              <w:t xml:space="preserve">或</w:t>
-            </w:r>
-            <w:r>
-              <w:t xml:space="preserve"> PDF</w:t>
+              <w:t xml:space="preserve">《法律研究意见书》（Word）</w:t>
+            </w:r>
+          </w:p>
+        </w:tc>
+        <w:tc>
+          <w:tcPr/>
+          <w:p>
+            <w:pPr>
+              <w:pStyle w:val="Compact"/>
+            </w:pPr>
+            <w:r>
+              <w:rPr>
+                <w:rFonts w:hint="eastAsia"/>
+              </w:rPr>
+              <w:t xml:space="preserve">经法务复核定稿后导出，默认法学院格式，便于二次编辑</w:t>
+            </w:r>
+          </w:p>
+        </w:tc>
+      </w:tr>
+      <w:tr>
+        <w:tc>
+          <w:tcPr/>
+          <w:p>
+            <w:pPr>
+              <w:pStyle w:val="Compact"/>
+            </w:pPr>
+            <w:r>
+              <w:rPr>
+                <w:rFonts w:hint="eastAsia"/>
+              </w:rPr>
+              <w:t xml:space="preserve">《协查底稿》（PDF）</w:t>
+            </w:r>
+          </w:p>
+        </w:tc>
+        <w:tc>
+          <w:tcPr/>
+          <w:p>
+            <w:pPr>
+              <w:pStyle w:val="Compact"/>
+            </w:pPr>
+            <w:r>
+              <w:rPr>
+                <w:rFonts w:hint="eastAsia"/>
+              </w:rPr>
+              <w:t xml:space="preserve">经法务复核定稿后导出，便于传阅定版</w:t>
             </w:r>
           </w:p>
         </w:tc>
@@ -1145,6 +1163,17 @@
               </w:rPr>
               <w:t xml:space="preserve"> Word/PDF</w:t>
             </w:r>
+            <w:r>
+              <w:t xml:space="preserve">、</w:t>
+            </w:r>
+            <w:r>
+              <w:rPr>
+                <w:rFonts w:hint="eastAsia"/>
+                <w:b/>
+                <w:bCs/>
+              </w:rPr>
+              <w:t xml:space="preserve">维护法源语料</w:t>
+            </w:r>
           </w:p>
         </w:tc>
       </w:tr>
@@ -1416,7 +1445,7 @@
         <w:rPr>
           <w:rFonts w:hint="eastAsia"/>
         </w:rPr>
-        <w:t xml:space="preserve">首页，顶部导航有「工作台」「提交场景」。</w:t>
+        <w:t xml:space="preserve">首页。</w:t>
       </w:r>
       <w:r>
         <w:br/>
@@ -1433,8 +1462,117 @@
       <w:r>
         <w:rPr>
           <w:rFonts w:hint="eastAsia"/>
-        </w:rPr>
-        <w:t xml:space="preserve">页面显示欢迎语、法域（巴西）、行业包（新能源）及系统状态。</w:t>
+          <w:b/>
+          <w:bCs/>
+        </w:rPr>
+        <w:t xml:space="preserve">业务</w:t>
+      </w:r>
+      <w:r>
+        <w:rPr>
+          <w:b/>
+          <w:bCs/>
+        </w:rPr>
+        <w:t xml:space="preserve"> / </w:t>
+      </w:r>
+      <w:r>
+        <w:rPr>
+          <w:rFonts w:hint="eastAsia"/>
+          <w:b/>
+          <w:bCs/>
+        </w:rPr>
+        <w:t xml:space="preserve">法务</w:t>
+      </w:r>
+      <w:r>
+        <w:rPr>
+          <w:rFonts w:hint="eastAsia"/>
+        </w:rPr>
+        <w:t xml:space="preserve">顶部导航：</w:t>
+      </w:r>
+      <w:r>
+        <w:rPr>
+          <w:rFonts w:hint="eastAsia"/>
+          <w:b/>
+          <w:bCs/>
+        </w:rPr>
+        <w:t xml:space="preserve">工作台</w:t>
+      </w:r>
+      <w:r>
+        <w:rPr>
+          <w:rFonts w:hint="eastAsia"/>
+        </w:rPr>
+        <w:t xml:space="preserve">；法务账号另可见</w:t>
+      </w:r>
+      <w:r>
+        <w:t xml:space="preserve"> </w:t>
+      </w:r>
+      <w:r>
+        <w:rPr>
+          <w:rFonts w:hint="eastAsia"/>
+          <w:b/>
+          <w:bCs/>
+        </w:rPr>
+        <w:t xml:space="preserve">法源维护</w:t>
+      </w:r>
+      <w:r>
+        <w:rPr>
+          <w:rFonts w:hint="eastAsia"/>
+        </w:rPr>
+        <w:t xml:space="preserve">。业务提交新项目、法务待办复核均在</w:t>
+      </w:r>
+      <w:r>
+        <w:rPr>
+          <w:rFonts w:hint="eastAsia"/>
+          <w:b/>
+          <w:bCs/>
+        </w:rPr>
+        <w:t xml:space="preserve">工作台页面内</w:t>
+      </w:r>
+      <w:r>
+        <w:rPr>
+          <w:rFonts w:hint="eastAsia"/>
+        </w:rPr>
+        <w:t xml:space="preserve">操作。</w:t>
+      </w:r>
+    </w:p>
+    <w:p>
+      <w:pPr>
+        <w:pStyle w:val="Compact"/>
+        <w:numPr>
+          <w:ilvl w:val="0"/>
+          <w:numId w:val="1004"/>
+        </w:numPr>
+      </w:pPr>
+      <w:r>
+        <w:rPr>
+          <w:rFonts w:hint="eastAsia"/>
+        </w:rPr>
+        <w:t xml:space="preserve">页面显示欢迎语、法域（巴西）及角色对应的工作台入口。</w:t>
+      </w:r>
+      <w:r>
+        <w:br/>
+      </w:r>
+    </w:p>
+    <w:p>
+      <w:pPr>
+        <w:pStyle w:val="Compact"/>
+        <w:numPr>
+          <w:ilvl w:val="0"/>
+          <w:numId w:val="1004"/>
+        </w:numPr>
+      </w:pPr>
+      <w:r>
+        <w:rPr>
+          <w:rFonts w:hint="eastAsia"/>
+          <w:b/>
+          <w:bCs/>
+        </w:rPr>
+        <w:t xml:space="preserve">法务</w:t>
+      </w:r>
+      <w:r>
+        <w:rPr>
+          <w:rFonts w:hint="eastAsia"/>
+        </w:rPr>
+        <w:t xml:space="preserve">另可见系统状态（规则库、法源索引）与法源维护入口。</w:t>
       </w:r>
     </w:p>
     <w:bookmarkEnd w:id="16"/>
@@ -1986,19 +2124,7 @@
                 <w:b/>
                 <w:bCs/>
               </w:rPr>
-              <w:t xml:space="preserve"> Word」</w:t>
-            </w:r>
-            <w:r>
-              <w:t xml:space="preserve"> </w:t>
-            </w:r>
-            <w:r>
-              <w:rPr>
-                <w:rFonts w:hint="eastAsia"/>
-              </w:rPr>
-              <w:t xml:space="preserve">或</w:t>
-            </w:r>
-            <w:r>
-              <w:t xml:space="preserve"> </w:t>
+              <w:t xml:space="preserve"> Word · </w:t>
             </w:r>
             <w:r>
               <w:rPr>
@@ -2006,13 +2132,33 @@
                 <w:b/>
                 <w:bCs/>
               </w:rPr>
-              <w:t xml:space="preserve">「导出</w:t>
-            </w:r>
-            <w:r>
-              <w:rPr>
+              <w:t xml:space="preserve">法律研究意见书」</w:t>
+            </w:r>
+            <w:r>
+              <w:t xml:space="preserve"> </w:t>
+            </w:r>
+            <w:r>
+              <w:rPr>
+                <w:rFonts w:hint="eastAsia"/>
+              </w:rPr>
+              <w:t xml:space="preserve">或</w:t>
+            </w:r>
+            <w:r>
+              <w:t xml:space="preserve"> </w:t>
+            </w:r>
+            <w:r>
+              <w:rPr>
+                <w:rFonts w:hint="eastAsia"/>
                 <w:b/>
                 <w:bCs/>
               </w:rPr>
+              <w:t xml:space="preserve">「导出</w:t>
+            </w:r>
+            <w:r>
+              <w:rPr>
+                <w:b/>
+                <w:bCs/>
+              </w:rPr>
               <w:t xml:space="preserve"> PDF」</w:t>
             </w:r>
           </w:p>
@@ -2047,7 +2193,25 @@
         <w:rPr>
           <w:rFonts w:hint="eastAsia"/>
         </w:rPr>
-        <w:t xml:space="preserve">坎皮纳斯新能源工厂演示场景，生成一套完整样本，可直接打开底稿查看章节结构与免责声明。</w:t>
+        <w:t xml:space="preserve">坎皮纳斯新能源工厂演示场景，生成一套完整样本；Word</w:t>
+      </w:r>
+      <w:r>
+        <w:t xml:space="preserve"> </w:t>
+      </w:r>
+      <w:r>
+        <w:rPr>
+          <w:rFonts w:hint="eastAsia"/>
+        </w:rPr>
+        <w:t xml:space="preserve">为《法律研究意见书》，PDF</w:t>
+      </w:r>
+      <w:r>
+        <w:t xml:space="preserve"> </w:t>
+      </w:r>
+      <w:r>
+        <w:rPr>
+          <w:rFonts w:hint="eastAsia"/>
+        </w:rPr>
+        <w:t xml:space="preserve">为协查底稿格式。</w:t>
       </w:r>
     </w:p>
     <w:p>
@@ -2216,33 +2380,53 @@
           <w:b/>
           <w:bCs/>
         </w:rPr>
-        <w:t xml:space="preserve">生成完整样本</w:t>
-      </w:r>
-      <w:r>
-        <w:t xml:space="preserve"> </w:t>
-      </w:r>
-      <w:r>
-        <w:t xml:space="preserve">/</w:t>
-      </w:r>
-      <w:r>
-        <w:t xml:space="preserve"> </w:t>
-      </w:r>
-      <w:r>
-        <w:rPr>
-          <w:rFonts w:hint="eastAsia"/>
-          <w:b/>
-          <w:bCs/>
-        </w:rPr>
-        <w:t xml:space="preserve">分步操作</w:t>
-      </w:r>
-      <w:r>
-        <w:t xml:space="preserve"> </w:t>
-      </w:r>
-      <w:r>
-        <w:rPr>
-          <w:rFonts w:hint="eastAsia"/>
-        </w:rPr>
-        <w:t xml:space="preserve">两个入口</w:t>
+        <w:t xml:space="preserve">业务账号：</w:t>
+      </w:r>
+      <w:r>
+        <w:t xml:space="preserve"> </w:t>
+      </w:r>
+      <w:r>
+        <w:rPr>
+          <w:rFonts w:hint="eastAsia"/>
+        </w:rPr>
+        <w:t xml:space="preserve">顶部欢迎语</w:t>
+      </w:r>
+      <w:r>
+        <w:t xml:space="preserve"> +</w:t>
+      </w:r>
+      <w:r>
+        <w:t xml:space="preserve"> </w:t>
+      </w:r>
+      <w:r>
+        <w:rPr>
+          <w:rFonts w:hint="eastAsia"/>
+          <w:b/>
+          <w:bCs/>
+        </w:rPr>
+        <w:t xml:space="preserve">「提交新协查」</w:t>
+      </w:r>
+      <w:r>
+        <w:t xml:space="preserve"> </w:t>
+      </w:r>
+      <w:r>
+        <w:rPr>
+          <w:rFonts w:hint="eastAsia"/>
+        </w:rPr>
+        <w:t xml:space="preserve">入口</w:t>
+      </w:r>
+      <w:r>
+        <w:t xml:space="preserve"> +</w:t>
+      </w:r>
+      <w:r>
+        <w:t xml:space="preserve"> </w:t>
+      </w:r>
+      <w:r>
+        <w:rPr>
+          <w:rFonts w:hint="eastAsia"/>
+          <w:b/>
+          <w:bCs/>
+        </w:rPr>
+        <w:t xml:space="preserve">「我的协查进度」</w:t>
       </w:r>
       <w:r>
         <w:br/>
@@ -2262,39 +2446,57 @@
           <w:b/>
           <w:bCs/>
         </w:rPr>
-        <w:t xml:space="preserve">最近协查场景</w:t>
-      </w:r>
-      <w:r>
-        <w:rPr>
-          <w:rFonts w:hint="eastAsia"/>
-        </w:rPr>
-        <w:t xml:space="preserve">（若之前已提交过项目）</w:t>
-      </w:r>
-      <w:r>
-        <w:br/>
-      </w:r>
-    </w:p>
-    <w:p>
-      <w:pPr>
-        <w:pStyle w:val="Compact"/>
-        <w:numPr>
-          <w:ilvl w:val="0"/>
-          <w:numId w:val="1006"/>
-        </w:numPr>
-      </w:pPr>
-      <w:r>
-        <w:rPr>
-          <w:rFonts w:hint="eastAsia"/>
-          <w:b/>
-          <w:bCs/>
-        </w:rPr>
-        <w:t xml:space="preserve">系统状态</w:t>
-      </w:r>
-      <w:r>
-        <w:rPr>
-          <w:rFonts w:hint="eastAsia"/>
-        </w:rPr>
-        <w:t xml:space="preserve">（数据库、规则库、法源索引是否正常）</w:t>
+        <w:t xml:space="preserve">法务账号：</w:t>
+      </w:r>
+      <w:r>
+        <w:t xml:space="preserve"> </w:t>
+      </w:r>
+      <w:r>
+        <w:rPr>
+          <w:rFonts w:hint="eastAsia"/>
+          <w:b/>
+          <w:bCs/>
+        </w:rPr>
+        <w:t xml:space="preserve">「待办队列」</w:t>
+      </w:r>
+      <w:r>
+        <w:t xml:space="preserve">、</w:t>
+      </w:r>
+      <w:r>
+        <w:rPr>
+          <w:rFonts w:hint="eastAsia"/>
+          <w:b/>
+          <w:bCs/>
+        </w:rPr>
+        <w:t xml:space="preserve">「合规审查维度」</w:t>
+      </w:r>
+      <w:r>
+        <w:t xml:space="preserve">、</w:t>
+      </w:r>
+      <w:r>
+        <w:rPr>
+          <w:rFonts w:hint="eastAsia"/>
+          <w:b/>
+          <w:bCs/>
+        </w:rPr>
+        <w:t xml:space="preserve">「系统状态」</w:t>
+      </w:r>
+      <w:r>
+        <w:t xml:space="preserve">、</w:t>
+      </w:r>
+      <w:r>
+        <w:rPr>
+          <w:rFonts w:hint="eastAsia"/>
+          <w:b/>
+          <w:bCs/>
+        </w:rPr>
+        <w:t xml:space="preserve">「法源维护」</w:t>
+      </w:r>
+      <w:r>
+        <w:rPr>
+          <w:rFonts w:hint="eastAsia"/>
+        </w:rPr>
+        <w:t xml:space="preserve">、法规动态监测</w:t>
       </w:r>
     </w:p>
     <w:bookmarkEnd w:id="22"/>
@@ -2322,7 +2524,25 @@
         <w:rPr>
           <w:rFonts w:hint="eastAsia"/>
         </w:rPr>
-        <w:t xml:space="preserve">对系统是否就绪有直观判断（法源索引应显示已加载条目数）。</w:t>
+        <w:t xml:space="preserve">可从「最近协查场景」继续未完成的项目（进度</w:t>
+      </w:r>
+      <w:r>
+        <w:t xml:space="preserve"> / </w:t>
+      </w:r>
+      <w:r>
+        <w:rPr>
+          <w:rFonts w:hint="eastAsia"/>
+        </w:rPr>
+        <w:t xml:space="preserve">补充材料</w:t>
+      </w:r>
+      <w:r>
+        <w:t xml:space="preserve"> / </w:t>
+      </w:r>
+      <w:r>
+        <w:rPr>
+          <w:rFonts w:hint="eastAsia"/>
+        </w:rPr>
+        <w:t xml:space="preserve">查看法务反馈）。</w:t>
       </w:r>
       <w:r>
         <w:br/>
@@ -2339,26 +2559,30 @@
       <w:r>
         <w:rPr>
           <w:rFonts w:hint="eastAsia"/>
-        </w:rPr>
-        <w:t xml:space="preserve">可从「最近协查场景」继续未完成的项目（清单</w:t>
-      </w:r>
-      <w:r>
-        <w:t xml:space="preserve"> / </w:t>
-      </w:r>
-      <w:r>
-        <w:rPr>
-          <w:rFonts w:hint="eastAsia"/>
-        </w:rPr>
-        <w:t xml:space="preserve">简报</w:t>
-      </w:r>
-      <w:r>
-        <w:t xml:space="preserve"> / </w:t>
-      </w:r>
-      <w:r>
-        <w:rPr>
-          <w:rFonts w:hint="eastAsia"/>
-        </w:rPr>
-        <w:t xml:space="preserve">复核）。</w:t>
+          <w:b/>
+          <w:bCs/>
+        </w:rPr>
+        <w:t xml:space="preserve">法务</w:t>
+      </w:r>
+      <w:r>
+        <w:rPr>
+          <w:rFonts w:hint="eastAsia"/>
+        </w:rPr>
+        <w:t xml:space="preserve">可在「系统状态」确认规则库、法源索引是否就绪；</w:t>
+      </w:r>
+      <w:r>
+        <w:rPr>
+          <w:rFonts w:hint="eastAsia"/>
+          <w:b/>
+          <w:bCs/>
+        </w:rPr>
+        <w:t xml:space="preserve">业务</w:t>
+      </w:r>
+      <w:r>
+        <w:rPr>
+          <w:rFonts w:hint="eastAsia"/>
+        </w:rPr>
+        <w:t xml:space="preserve">无需关注后台索引细节，提交失败时联系管理员即可。</w:t>
       </w:r>
     </w:p>
     <w:bookmarkEnd w:id="23"/>
@@ -2385,19 +2609,28 @@
       <w:r>
         <w:rPr>
           <w:rFonts w:hint="eastAsia"/>
-        </w:rPr>
-        <w:t xml:space="preserve">若「一键生成完整样本」失败，通常是服务未启动，请联系管理员，</w:t>
-      </w:r>
-      <w:r>
-        <w:rPr>
-          <w:rFonts w:hint="eastAsia"/>
-          <w:b/>
-          <w:bCs/>
-        </w:rPr>
-        <w:t xml:space="preserve">不要重复频繁点击</w:t>
-      </w:r>
-      <w:r>
-        <w:t xml:space="preserve">。</w:t>
+          <w:b/>
+          <w:bCs/>
+        </w:rPr>
+        <w:t xml:space="preserve">「演示项目一键提交法务」</w:t>
+      </w:r>
+      <w:r>
+        <w:t xml:space="preserve"> </w:t>
+      </w:r>
+      <w:r>
+        <w:rPr>
+          <w:rFonts w:hint="eastAsia"/>
+        </w:rPr>
+        <w:t xml:space="preserve">使用</w:t>
+      </w:r>
+      <w:r>
+        <w:t xml:space="preserve"> BYD </w:t>
+      </w:r>
+      <w:r>
+        <w:rPr>
+          <w:rFonts w:hint="eastAsia"/>
+        </w:rPr>
+        <w:t xml:space="preserve">坎皮纳斯预设场景，不代表贵司真实项目。</w:t>
       </w:r>
       <w:r>
         <w:br/>
@@ -2415,7 +2648,18 @@
         <w:rPr>
           <w:rFonts w:hint="eastAsia"/>
         </w:rPr>
-        <w:t xml:space="preserve">工作台底部的「实施路线图」为产品能力说明，不影响您的日常操作。</w:t>
+        <w:t xml:space="preserve">若提交失败，通常是服务未启动，请联系管理员，</w:t>
+      </w:r>
+      <w:r>
+        <w:rPr>
+          <w:rFonts w:hint="eastAsia"/>
+          <w:b/>
+          <w:bCs/>
+        </w:rPr>
+        <w:t xml:space="preserve">不要重复频繁点击</w:t>
+      </w:r>
+      <w:r>
+        <w:t xml:space="preserve">。</w:t>
       </w:r>
     </w:p>
     <w:p>
@@ -2467,35 +2711,18 @@
         <w:rPr>
           <w:rFonts w:hint="eastAsia"/>
         </w:rPr>
-        <w:t xml:space="preserve">顶部</w:t>
-      </w:r>
-      <w:r>
-        <w:t xml:space="preserve"> </w:t>
-      </w:r>
-      <w:r>
-        <w:rPr>
-          <w:rFonts w:hint="eastAsia"/>
-          <w:b/>
-          <w:bCs/>
-        </w:rPr>
-        <w:t xml:space="preserve">「提交场景」</w:t>
-      </w:r>
-      <w:r>
-        <w:rPr>
-          <w:rFonts w:hint="eastAsia"/>
-        </w:rPr>
-        <w:t xml:space="preserve">，或工作台</w:t>
-      </w:r>
-      <w:r>
-        <w:t xml:space="preserve"> </w:t>
-      </w:r>
-      <w:r>
-        <w:rPr>
-          <w:rFonts w:hint="eastAsia"/>
-          <w:b/>
-          <w:bCs/>
-        </w:rPr>
-        <w:t xml:space="preserve">「提交协查场景」</w:t>
+        <w:t xml:space="preserve">工作台</w:t>
+      </w:r>
+      <w:r>
+        <w:t xml:space="preserve"> </w:t>
+      </w:r>
+      <w:r>
+        <w:rPr>
+          <w:rFonts w:hint="eastAsia"/>
+          <w:b/>
+          <w:bCs/>
+        </w:rPr>
+        <w:t xml:space="preserve">「填写项目并提交法务」</w:t>
       </w:r>
     </w:p>
     <w:bookmarkStart w:id="26" w:name="您需要做什么-2"/>
@@ -2905,30 +3132,35 @@
               <w:rPr>
                 <w:rFonts w:hint="eastAsia"/>
               </w:rPr>
-              <w:t xml:space="preserve">合规审查维度</w:t>
-            </w:r>
-          </w:p>
-        </w:tc>
-        <w:tc>
-          <w:tcPr/>
-          <w:p>
-            <w:pPr>
-              <w:pStyle w:val="Compact"/>
-            </w:pPr>
-            <w:r>
-              <w:rPr>
-                <w:rFonts w:hint="eastAsia"/>
-              </w:rPr>
-              <w:t xml:space="preserve">至少勾选</w:t>
-            </w:r>
-            <w:r>
-              <w:t xml:space="preserve"> 1 </w:t>
-            </w:r>
-            <w:r>
-              <w:rPr>
-                <w:rFonts w:hint="eastAsia"/>
-              </w:rPr>
-              <w:t xml:space="preserve">项，建议保留全部</w:t>
+              <w:t xml:space="preserve">协查范围</w:t>
+            </w:r>
+          </w:p>
+        </w:tc>
+        <w:tc>
+          <w:tcPr/>
+          <w:p>
+            <w:pPr>
+              <w:pStyle w:val="Compact"/>
+            </w:pPr>
+            <w:r>
+              <w:rPr>
+                <w:rFonts w:hint="eastAsia"/>
+                <w:b/>
+                <w:bCs/>
+              </w:rPr>
+              <w:t xml:space="preserve">无需勾选</w:t>
+            </w:r>
+            <w:r>
+              <w:t xml:space="preserve"> </w:t>
+            </w:r>
+            <w:r>
+              <w:t xml:space="preserve">— </w:t>
+            </w:r>
+            <w:r>
+              <w:rPr>
+                <w:rFonts w:hint="eastAsia"/>
+              </w:rPr>
+              <w:t xml:space="preserve">业务提交时默认覆盖全部</w:t>
             </w:r>
             <w:r>
               <w:t xml:space="preserve"> 4 </w:t>
@@ -2937,7 +3169,7 @@
               <w:rPr>
                 <w:rFonts w:hint="eastAsia"/>
               </w:rPr>
-              <w:t xml:space="preserve">项：劳工、外资、税制、行业准入</w:t>
+              <w:t xml:space="preserve">个合规维度（劳工、外资、税制、行业准入）</w:t>
             </w:r>
           </w:p>
         </w:tc>
@@ -2995,7 +3227,27 @@
         <w:t xml:space="preserve">「生成专项核查清单」</w:t>
       </w:r>
       <w:r>
-        <w:t xml:space="preserve">。</w:t>
+        <w:rPr>
+          <w:rFonts w:hint="eastAsia"/>
+        </w:rPr>
+        <w:t xml:space="preserve">（业务账号为</w:t>
+      </w:r>
+      <w:r>
+        <w:t xml:space="preserve"> </w:t>
+      </w:r>
+      <w:r>
+        <w:rPr>
+          <w:rFonts w:hint="eastAsia"/>
+          <w:b/>
+          <w:bCs/>
+        </w:rPr>
+        <w:t xml:space="preserve">「生成并提交法务」</w:t>
+      </w:r>
+      <w:r>
+        <w:rPr>
+          <w:rFonts w:hint="eastAsia"/>
+        </w:rPr>
+        <w:t xml:space="preserve">）。</w:t>
       </w:r>
     </w:p>
     <w:p>
@@ -3008,7 +3260,7 @@
           <w:b/>
           <w:bCs/>
         </w:rPr>
-        <w:t xml:space="preserve">快捷方式：</w:t>
+        <w:t xml:space="preserve">可选：上传投资方案</w:t>
       </w:r>
     </w:p>
     <w:p>
@@ -3022,37 +3274,24 @@
       <w:r>
         <w:rPr>
           <w:rFonts w:hint="eastAsia"/>
-          <w:b/>
-          <w:bCs/>
-        </w:rPr>
-        <w:t xml:space="preserve">「填入</w:t>
-      </w:r>
-      <w:r>
-        <w:rPr>
-          <w:b/>
-          <w:bCs/>
-        </w:rPr>
-        <w:t xml:space="preserve"> BYD </w:t>
-      </w:r>
-      <w:r>
-        <w:rPr>
-          <w:rFonts w:hint="eastAsia"/>
-          <w:b/>
-          <w:bCs/>
-        </w:rPr>
-        <w:t xml:space="preserve">演示模板」</w:t>
-      </w:r>
-      <w:r>
-        <w:t xml:space="preserve"> </w:t>
-      </w:r>
-      <w:r>
-        <w:t xml:space="preserve">— </w:t>
-      </w:r>
-      <w:r>
-        <w:rPr>
-          <w:rFonts w:hint="eastAsia"/>
-        </w:rPr>
-        <w:t xml:space="preserve">仅用于学习表单结构，正式项目请改为您自己的内容。</w:t>
+        </w:rPr>
+        <w:t xml:space="preserve">在提交页上传</w:t>
+      </w:r>
+      <w:r>
+        <w:t xml:space="preserve"> </w:t>
+      </w:r>
+      <w:r>
+        <w:rPr>
+          <w:b/>
+          <w:bCs/>
+        </w:rPr>
+        <w:t xml:space="preserve">.txt / .md / .docx</w:t>
+      </w:r>
+      <w:r>
+        <w:rPr>
+          <w:rFonts w:hint="eastAsia"/>
+        </w:rPr>
+        <w:t xml:space="preserve">（≤2MB）</w:t>
       </w:r>
       <w:r>
         <w:br/>
@@ -3069,35 +3308,97 @@
       <w:r>
         <w:rPr>
           <w:rFonts w:hint="eastAsia"/>
-          <w:b/>
-          <w:bCs/>
-        </w:rPr>
-        <w:t xml:space="preserve">「一键生成演示清单」</w:t>
-      </w:r>
-      <w:r>
-        <w:t xml:space="preserve"> </w:t>
-      </w:r>
-      <w:r>
-        <w:t xml:space="preserve">— </w:t>
-      </w:r>
-      <w:r>
-        <w:rPr>
-          <w:rFonts w:hint="eastAsia"/>
-        </w:rPr>
-        <w:t xml:space="preserve">跳过表单，直接用演示场景生成清单（同演示用途）。</w:t>
-      </w:r>
-    </w:p>
-    <w:bookmarkEnd w:id="26"/>
-    <w:bookmarkStart w:id="27" w:name="完成后您会看到什么-2"/>
-    <w:p>
-      <w:pPr>
-        <w:pStyle w:val="Heading3"/>
-      </w:pPr>
-      <w:r>
-        <w:rPr>
-          <w:rFonts w:hint="eastAsia"/>
-        </w:rPr>
-        <w:t xml:space="preserve">完成后您会看到什么</w:t>
+        </w:rPr>
+        <w:t xml:space="preserve">系统自动抽取项目名称、用工、产能等</w:t>
+      </w:r>
+      <w:r>
+        <w:rPr>
+          <w:rFonts w:hint="eastAsia"/>
+          <w:b/>
+          <w:bCs/>
+        </w:rPr>
+        <w:t xml:space="preserve">客观事实</w:t>
+      </w:r>
+      <w:r>
+        <w:rPr>
+          <w:rFonts w:hint="eastAsia"/>
+        </w:rPr>
+        <w:t xml:space="preserve">预填表单</w:t>
+      </w:r>
+      <w:r>
+        <w:br/>
+      </w:r>
+    </w:p>
+    <w:p>
+      <w:pPr>
+        <w:pStyle w:val="Compact"/>
+        <w:numPr>
+          <w:ilvl w:val="0"/>
+          <w:numId w:val="1009"/>
+        </w:numPr>
+      </w:pPr>
+      <w:r>
+        <w:rPr>
+          <w:rFonts w:hint="eastAsia"/>
+          <w:b/>
+          <w:bCs/>
+        </w:rPr>
+        <w:t xml:space="preserve">不会</w:t>
+      </w:r>
+      <w:r>
+        <w:rPr>
+          <w:rFonts w:hint="eastAsia"/>
+        </w:rPr>
+        <w:t xml:space="preserve">自动生成法律结论；提交前请人工核对数字与地点</w:t>
+      </w:r>
+      <w:r>
+        <w:br/>
+      </w:r>
+    </w:p>
+    <w:p>
+      <w:pPr>
+        <w:pStyle w:val="Compact"/>
+        <w:numPr>
+          <w:ilvl w:val="0"/>
+          <w:numId w:val="1009"/>
+        </w:numPr>
+      </w:pPr>
+      <w:r>
+        <w:rPr>
+          <w:rFonts w:hint="eastAsia"/>
+        </w:rPr>
+        <w:t xml:space="preserve">若管理员已配置</w:t>
+      </w:r>
+      <w:r>
+        <w:t xml:space="preserve"> </w:t>
+      </w:r>
+      <w:r>
+        <w:rPr>
+          <w:rFonts w:hint="eastAsia"/>
+        </w:rPr>
+        <w:t xml:space="preserve">LLM，优先使用</w:t>
+      </w:r>
+      <w:r>
+        <w:t xml:space="preserve"> AI </w:t>
+      </w:r>
+      <w:r>
+        <w:rPr>
+          <w:rFonts w:hint="eastAsia"/>
+        </w:rPr>
+        <w:t xml:space="preserve">抽取；否则使用规则抽取</w:t>
+      </w:r>
+    </w:p>
+    <w:p>
+      <w:pPr>
+        <w:pStyle w:val="FirstParagraph"/>
+      </w:pPr>
+      <w:r>
+        <w:rPr>
+          <w:rFonts w:hint="eastAsia"/>
+          <w:b/>
+          <w:bCs/>
+        </w:rPr>
+        <w:t xml:space="preserve">快捷方式（提交页内）：</w:t>
       </w:r>
     </w:p>
     <w:p>
@@ -3111,28 +3412,37 @@
       <w:r>
         <w:rPr>
           <w:rFonts w:hint="eastAsia"/>
-        </w:rPr>
-        <w:t xml:space="preserve">系统自动跳转到</w:t>
-      </w:r>
-      <w:r>
-        <w:t xml:space="preserve"> </w:t>
-      </w:r>
-      <w:r>
-        <w:rPr>
-          <w:rFonts w:hint="eastAsia"/>
-          <w:b/>
-          <w:bCs/>
-        </w:rPr>
-        <w:t xml:space="preserve">《专项核查清单》</w:t>
-      </w:r>
-      <w:r>
-        <w:t xml:space="preserve"> </w:t>
-      </w:r>
-      <w:r>
-        <w:rPr>
-          <w:rFonts w:hint="eastAsia"/>
-        </w:rPr>
-        <w:t xml:space="preserve">页面。</w:t>
+          <w:b/>
+          <w:bCs/>
+        </w:rPr>
+        <w:t xml:space="preserve">「填入</w:t>
+      </w:r>
+      <w:r>
+        <w:rPr>
+          <w:b/>
+          <w:bCs/>
+        </w:rPr>
+        <w:t xml:space="preserve"> BYD </w:t>
+      </w:r>
+      <w:r>
+        <w:rPr>
+          <w:rFonts w:hint="eastAsia"/>
+          <w:b/>
+          <w:bCs/>
+        </w:rPr>
+        <w:t xml:space="preserve">演示模板」</w:t>
+      </w:r>
+      <w:r>
+        <w:t xml:space="preserve"> </w:t>
+      </w:r>
+      <w:r>
+        <w:t xml:space="preserve">— </w:t>
+      </w:r>
+      <w:r>
+        <w:rPr>
+          <w:rFonts w:hint="eastAsia"/>
+        </w:rPr>
+        <w:t xml:space="preserve">仅用于学习表单结构，正式项目请改为您自己的内容。</w:t>
       </w:r>
       <w:r>
         <w:br/>
@@ -3149,152 +3459,26 @@
       <w:r>
         <w:rPr>
           <w:rFonts w:hint="eastAsia"/>
-        </w:rPr>
-        <w:t xml:space="preserve">清单标题含项目名称，显示识别出的行业、动作类型。</w:t>
-      </w:r>
-      <w:r>
-        <w:br/>
-      </w:r>
-    </w:p>
-    <w:p>
-      <w:pPr>
-        <w:pStyle w:val="Compact"/>
-        <w:numPr>
-          <w:ilvl w:val="0"/>
-          <w:numId w:val="1010"/>
-        </w:numPr>
-      </w:pPr>
-      <w:r>
-        <w:t xml:space="preserve">BYD </w:t>
-      </w:r>
-      <w:r>
-        <w:rPr>
-          <w:rFonts w:hint="eastAsia"/>
-        </w:rPr>
-        <w:t xml:space="preserve">一键样本约</w:t>
-      </w:r>
-      <w:r>
-        <w:t xml:space="preserve"> </w:t>
-      </w:r>
-      <w:r>
-        <w:rPr>
-          <w:b/>
-          <w:bCs/>
-        </w:rPr>
-        <w:t xml:space="preserve">24 </w:t>
-      </w:r>
-      <w:r>
-        <w:rPr>
-          <w:rFonts w:hint="eastAsia"/>
-          <w:b/>
-          <w:bCs/>
-        </w:rPr>
-        <w:t xml:space="preserve">条</w:t>
-      </w:r>
-      <w:r>
-        <w:rPr>
-          <w:rFonts w:hint="eastAsia"/>
-        </w:rPr>
-        <w:t xml:space="preserve">核查项（含电动客车</w:t>
-      </w:r>
-      <w:r>
-        <w:t xml:space="preserve"> / </w:t>
-      </w:r>
-      <w:r>
-        <w:rPr>
-          <w:rFonts w:hint="eastAsia"/>
-        </w:rPr>
-        <w:t xml:space="preserve">电池</w:t>
-      </w:r>
-      <w:r>
-        <w:t xml:space="preserve"> / </w:t>
-      </w:r>
-      <w:r>
-        <w:rPr>
-          <w:rFonts w:hint="eastAsia"/>
-        </w:rPr>
-        <w:t xml:space="preserve">光伏</w:t>
-      </w:r>
-      <w:r>
-        <w:t xml:space="preserve"> / </w:t>
-      </w:r>
-      <w:r>
-        <w:rPr>
-          <w:rFonts w:hint="eastAsia"/>
-        </w:rPr>
-        <w:t xml:space="preserve">储能</w:t>
-      </w:r>
-      <w:r>
-        <w:t xml:space="preserve"> / </w:t>
-      </w:r>
-      <w:r>
-        <w:rPr>
-          <w:rFonts w:hint="eastAsia"/>
-        </w:rPr>
-        <w:t xml:space="preserve">研发子赛道），分布在</w:t>
-      </w:r>
-      <w:r>
-        <w:t xml:space="preserve"> 4 </w:t>
-      </w:r>
-      <w:r>
-        <w:rPr>
-          <w:rFonts w:hint="eastAsia"/>
-        </w:rPr>
-        <w:t xml:space="preserve">个维度下。</w:t>
-      </w:r>
-      <w:r>
-        <w:br/>
-      </w:r>
-    </w:p>
-    <w:p>
-      <w:pPr>
-        <w:pStyle w:val="Compact"/>
-        <w:numPr>
-          <w:ilvl w:val="0"/>
-          <w:numId w:val="1010"/>
-        </w:numPr>
-      </w:pPr>
-      <w:r>
-        <w:rPr>
-          <w:rFonts w:hint="eastAsia"/>
-        </w:rPr>
-        <w:t xml:space="preserve">每条包含：编号、优先级、核查要点、</w:t>
-      </w:r>
-      <w:r>
-        <w:rPr>
-          <w:rFonts w:hint="eastAsia"/>
-          <w:b/>
-          <w:bCs/>
-        </w:rPr>
-        <w:t xml:space="preserve">纳入理由</w:t>
-      </w:r>
-      <w:r>
-        <w:rPr>
-          <w:rFonts w:hint="eastAsia"/>
-        </w:rPr>
-        <w:t xml:space="preserve">（说明为何需要查这一项）。</w:t>
-      </w:r>
-      <w:r>
-        <w:br/>
-      </w:r>
-    </w:p>
-    <w:p>
-      <w:pPr>
-        <w:pStyle w:val="Compact"/>
-        <w:numPr>
-          <w:ilvl w:val="0"/>
-          <w:numId w:val="1010"/>
-        </w:numPr>
-      </w:pPr>
-      <w:r>
-        <w:rPr>
-          <w:rFonts w:hint="eastAsia"/>
-        </w:rPr>
-        <w:t xml:space="preserve">若启用了智能意图解析，系统会结合您的中文描述补充审查侧重点（后台完成，页面不单独展示步骤）。</w:t>
-      </w:r>
-    </w:p>
-    <w:bookmarkEnd w:id="27"/>
-    <w:bookmarkStart w:id="28" w:name="请注意-2"/>
+          <w:b/>
+          <w:bCs/>
+        </w:rPr>
+        <w:t xml:space="preserve">「演示项目一键提交法务」</w:t>
+      </w:r>
+      <w:r>
+        <w:t xml:space="preserve"> </w:t>
+      </w:r>
+      <w:r>
+        <w:t xml:space="preserve">— </w:t>
+      </w:r>
+      <w:r>
+        <w:rPr>
+          <w:rFonts w:hint="eastAsia"/>
+        </w:rPr>
+        <w:t xml:space="preserve">工作台或提交页均可使用；跳过表单，直接用演示场景提交法务（同演示用途）。</w:t>
+      </w:r>
+    </w:p>
+    <w:bookmarkEnd w:id="26"/>
+    <w:bookmarkStart w:id="27" w:name="完成后您会看到什么-2"/>
     <w:p>
       <w:pPr>
         <w:pStyle w:val="Heading3"/>
@@ -3303,7 +3487,7 @@
         <w:rPr>
           <w:rFonts w:hint="eastAsia"/>
         </w:rPr>
-        <w:t xml:space="preserve">请注意</w:t>
+        <w:t xml:space="preserve">完成后您会看到什么</w:t>
       </w:r>
     </w:p>
     <w:p>
@@ -3317,16 +3501,28 @@
       <w:r>
         <w:rPr>
           <w:rFonts w:hint="eastAsia"/>
-          <w:b/>
-          <w:bCs/>
-        </w:rPr>
-        <w:t xml:space="preserve">业务描述越具体，清单越贴合</w:t>
-      </w:r>
-      <w:r>
-        <w:rPr>
-          <w:rFonts w:hint="eastAsia"/>
-        </w:rPr>
-        <w:t xml:space="preserve">；过于笼统的描述可能导致条目偏通用。</w:t>
+        </w:rPr>
+        <w:t xml:space="preserve">系统自动跳转到</w:t>
+      </w:r>
+      <w:r>
+        <w:t xml:space="preserve"> </w:t>
+      </w:r>
+      <w:r>
+        <w:rPr>
+          <w:rFonts w:hint="eastAsia"/>
+          <w:b/>
+          <w:bCs/>
+        </w:rPr>
+        <w:t xml:space="preserve">《专项核查清单》</w:t>
+      </w:r>
+      <w:r>
+        <w:t xml:space="preserve"> </w:t>
+      </w:r>
+      <w:r>
+        <w:rPr>
+          <w:rFonts w:hint="eastAsia"/>
+        </w:rPr>
+        <w:t xml:space="preserve">页面。</w:t>
       </w:r>
       <w:r>
         <w:br/>
@@ -3344,7 +3540,7 @@
         <w:rPr>
           <w:rFonts w:hint="eastAsia"/>
         </w:rPr>
-        <w:t xml:space="preserve">国家/州/城市在部分环境下为只读（演示包固定巴西），正式多法域版本上线前请以实际表单为准。</w:t>
+        <w:t xml:space="preserve">清单标题含项目名称，显示识别出的行业、动作类型。</w:t>
       </w:r>
       <w:r>
         <w:br/>
@@ -3359,88 +3555,136 @@
         </w:numPr>
       </w:pPr>
       <w:r>
-        <w:rPr>
-          <w:rFonts w:hint="eastAsia"/>
-        </w:rPr>
-        <w:t xml:space="preserve">提交后场景会保存在「最近协查场景」中，可随时返回继续。</w:t>
-      </w:r>
-    </w:p>
-    <w:p>
-      <w:r>
-        <w:pict>
-          <v:rect style="width:0;height:1.5pt" o:hralign="center" o:hrstd="t" o:hr="t"/>
-        </w:pict>
-      </w:r>
-    </w:p>
-    <w:bookmarkEnd w:id="28"/>
-    <w:bookmarkEnd w:id="29"/>
-    <w:bookmarkStart w:id="33" w:name="步骤-3-查看核查清单与法条依据"/>
-    <w:p>
-      <w:pPr>
-        <w:pStyle w:val="Heading2"/>
-      </w:pPr>
-      <w:r>
-        <w:rPr>
-          <w:rFonts w:hint="eastAsia"/>
-        </w:rPr>
-        <w:t xml:space="preserve">步骤</w:t>
-      </w:r>
-      <w:r>
-        <w:t xml:space="preserve"> 3 · </w:t>
-      </w:r>
-      <w:r>
-        <w:rPr>
-          <w:rFonts w:hint="eastAsia"/>
-        </w:rPr>
-        <w:t xml:space="preserve">查看核查清单与法条依据</w:t>
-      </w:r>
-    </w:p>
-    <w:p>
-      <w:pPr>
-        <w:pStyle w:val="FirstParagraph"/>
-      </w:pPr>
-      <w:r>
-        <w:rPr>
-          <w:rFonts w:hint="eastAsia"/>
-          <w:b/>
-          <w:bCs/>
-        </w:rPr>
-        <w:t xml:space="preserve">入口：</w:t>
-      </w:r>
-      <w:r>
-        <w:t xml:space="preserve"> </w:t>
-      </w:r>
-      <w:r>
-        <w:rPr>
-          <w:rFonts w:hint="eastAsia"/>
-        </w:rPr>
-        <w:t xml:space="preserve">提交场景后自动进入，或工作台</w:t>
-      </w:r>
-      <w:r>
-        <w:t xml:space="preserve"> → </w:t>
-      </w:r>
-      <w:r>
-        <w:rPr>
-          <w:rFonts w:hint="eastAsia"/>
-        </w:rPr>
-        <w:t xml:space="preserve">某项目</w:t>
-      </w:r>
-      <w:r>
-        <w:t xml:space="preserve"> →</w:t>
-      </w:r>
-      <w:r>
-        <w:t xml:space="preserve"> </w:t>
-      </w:r>
-      <w:r>
-        <w:rPr>
-          <w:rFonts w:hint="eastAsia"/>
-          <w:b/>
-          <w:bCs/>
-        </w:rPr>
-        <w:t xml:space="preserve">清单</w:t>
-      </w:r>
-    </w:p>
-    <w:bookmarkStart w:id="30" w:name="您需要做什么-3"/>
+        <w:t xml:space="preserve">BYD </w:t>
+      </w:r>
+      <w:r>
+        <w:rPr>
+          <w:rFonts w:hint="eastAsia"/>
+        </w:rPr>
+        <w:t xml:space="preserve">一键样本约</w:t>
+      </w:r>
+      <w:r>
+        <w:t xml:space="preserve"> </w:t>
+      </w:r>
+      <w:r>
+        <w:rPr>
+          <w:b/>
+          <w:bCs/>
+        </w:rPr>
+        <w:t xml:space="preserve">24 </w:t>
+      </w:r>
+      <w:r>
+        <w:rPr>
+          <w:rFonts w:hint="eastAsia"/>
+          <w:b/>
+          <w:bCs/>
+        </w:rPr>
+        <w:t xml:space="preserve">条</w:t>
+      </w:r>
+      <w:r>
+        <w:rPr>
+          <w:rFonts w:hint="eastAsia"/>
+        </w:rPr>
+        <w:t xml:space="preserve">核查项（含电动客车</w:t>
+      </w:r>
+      <w:r>
+        <w:t xml:space="preserve"> / </w:t>
+      </w:r>
+      <w:r>
+        <w:rPr>
+          <w:rFonts w:hint="eastAsia"/>
+        </w:rPr>
+        <w:t xml:space="preserve">电池</w:t>
+      </w:r>
+      <w:r>
+        <w:t xml:space="preserve"> / </w:t>
+      </w:r>
+      <w:r>
+        <w:rPr>
+          <w:rFonts w:hint="eastAsia"/>
+        </w:rPr>
+        <w:t xml:space="preserve">光伏</w:t>
+      </w:r>
+      <w:r>
+        <w:t xml:space="preserve"> / </w:t>
+      </w:r>
+      <w:r>
+        <w:rPr>
+          <w:rFonts w:hint="eastAsia"/>
+        </w:rPr>
+        <w:t xml:space="preserve">储能</w:t>
+      </w:r>
+      <w:r>
+        <w:t xml:space="preserve"> / </w:t>
+      </w:r>
+      <w:r>
+        <w:rPr>
+          <w:rFonts w:hint="eastAsia"/>
+        </w:rPr>
+        <w:t xml:space="preserve">研发子赛道），分布在</w:t>
+      </w:r>
+      <w:r>
+        <w:t xml:space="preserve"> 4 </w:t>
+      </w:r>
+      <w:r>
+        <w:rPr>
+          <w:rFonts w:hint="eastAsia"/>
+        </w:rPr>
+        <w:t xml:space="preserve">个维度下。</w:t>
+      </w:r>
+      <w:r>
+        <w:br/>
+      </w:r>
+    </w:p>
+    <w:p>
+      <w:pPr>
+        <w:pStyle w:val="Compact"/>
+        <w:numPr>
+          <w:ilvl w:val="0"/>
+          <w:numId w:val="1011"/>
+        </w:numPr>
+      </w:pPr>
+      <w:r>
+        <w:rPr>
+          <w:rFonts w:hint="eastAsia"/>
+        </w:rPr>
+        <w:t xml:space="preserve">每条包含：编号、优先级、核查要点、</w:t>
+      </w:r>
+      <w:r>
+        <w:rPr>
+          <w:rFonts w:hint="eastAsia"/>
+          <w:b/>
+          <w:bCs/>
+        </w:rPr>
+        <w:t xml:space="preserve">纳入理由</w:t>
+      </w:r>
+      <w:r>
+        <w:rPr>
+          <w:rFonts w:hint="eastAsia"/>
+        </w:rPr>
+        <w:t xml:space="preserve">（说明为何需要查这一项）。</w:t>
+      </w:r>
+      <w:r>
+        <w:br/>
+      </w:r>
+    </w:p>
+    <w:p>
+      <w:pPr>
+        <w:pStyle w:val="Compact"/>
+        <w:numPr>
+          <w:ilvl w:val="0"/>
+          <w:numId w:val="1011"/>
+        </w:numPr>
+      </w:pPr>
+      <w:r>
+        <w:rPr>
+          <w:rFonts w:hint="eastAsia"/>
+        </w:rPr>
+        <w:t xml:space="preserve">若启用了智能意图解析，系统会结合您的中文描述补充审查侧重点（后台完成，页面不单独展示步骤）。</w:t>
+      </w:r>
+    </w:p>
+    <w:bookmarkEnd w:id="27"/>
+    <w:bookmarkStart w:id="28" w:name="请注意-2"/>
     <w:p>
       <w:pPr>
         <w:pStyle w:val="Heading3"/>
@@ -3449,7 +3693,7 @@
         <w:rPr>
           <w:rFonts w:hint="eastAsia"/>
         </w:rPr>
-        <w:t xml:space="preserve">您需要做什么</w:t>
+        <w:t xml:space="preserve">请注意</w:t>
       </w:r>
     </w:p>
     <w:p>
@@ -3466,13 +3710,13 @@
           <w:b/>
           <w:bCs/>
         </w:rPr>
-        <w:t xml:space="preserve">等待法源检索完成</w:t>
-      </w:r>
-      <w:r>
-        <w:rPr>
-          <w:rFonts w:hint="eastAsia"/>
-        </w:rPr>
-        <w:t xml:space="preserve">（页面加载时会自动进行，通常数秒至十几秒）。</w:t>
+        <w:t xml:space="preserve">业务描述越具体，清单越贴合</w:t>
+      </w:r>
+      <w:r>
+        <w:rPr>
+          <w:rFonts w:hint="eastAsia"/>
+        </w:rPr>
+        <w:t xml:space="preserve">；过于笼统的描述可能导致条目偏通用。</w:t>
       </w:r>
       <w:r>
         <w:br/>
@@ -3490,16 +3734,7 @@
         <w:rPr>
           <w:rFonts w:hint="eastAsia"/>
         </w:rPr>
-        <w:t xml:space="preserve">逐条阅读</w:t>
-      </w:r>
-      <w:r>
-        <w:t xml:space="preserve"> 15 </w:t>
-      </w:r>
-      <w:r>
-        <w:rPr>
-          <w:rFonts w:hint="eastAsia"/>
-        </w:rPr>
-        <w:t xml:space="preserve">项核查内容。</w:t>
+        <w:t xml:space="preserve">国家/州/城市在部分环境下为只读（演示包固定巴西），正式多法域版本上线前请以实际表单为准。</w:t>
       </w:r>
       <w:r>
         <w:br/>
@@ -3517,42 +3752,94 @@
         <w:rPr>
           <w:rFonts w:hint="eastAsia"/>
         </w:rPr>
-        <w:t xml:space="preserve">展开每条下的</w:t>
-      </w:r>
-      <w:r>
-        <w:t xml:space="preserve"> </w:t>
-      </w:r>
-      <w:r>
-        <w:rPr>
-          <w:rFonts w:hint="eastAsia"/>
-          <w:b/>
-          <w:bCs/>
-        </w:rPr>
-        <w:t xml:space="preserve">「相关法条（Top</w:t>
-      </w:r>
-      <w:r>
-        <w:rPr>
-          <w:b/>
-          <w:bCs/>
-        </w:rPr>
-        <w:t xml:space="preserve"> </w:t>
-      </w:r>
-      <w:r>
-        <w:rPr>
-          <w:rFonts w:hint="eastAsia"/>
-          <w:b/>
-          <w:bCs/>
-        </w:rPr>
-        <w:t xml:space="preserve">3）」</w:t>
-      </w:r>
-      <w:r>
-        <w:rPr>
-          <w:rFonts w:hint="eastAsia"/>
-        </w:rPr>
-        <w:t xml:space="preserve">，查看匹配度与摘录。</w:t>
-      </w:r>
-      <w:r>
-        <w:br/>
+        <w:t xml:space="preserve">提交后场景会保存在「最近协查场景」中，可随时返回继续。</w:t>
+      </w:r>
+    </w:p>
+    <w:p>
+      <w:r>
+        <w:pict>
+          <v:rect style="width:0;height:1.5pt" o:hralign="center" o:hrstd="t" o:hr="t"/>
+        </w:pict>
+      </w:r>
+    </w:p>
+    <w:bookmarkEnd w:id="28"/>
+    <w:bookmarkEnd w:id="29"/>
+    <w:bookmarkStart w:id="33" w:name="步骤-3-查看核查清单与法条依据"/>
+    <w:p>
+      <w:pPr>
+        <w:pStyle w:val="Heading2"/>
+      </w:pPr>
+      <w:r>
+        <w:rPr>
+          <w:rFonts w:hint="eastAsia"/>
+        </w:rPr>
+        <w:t xml:space="preserve">步骤</w:t>
+      </w:r>
+      <w:r>
+        <w:t xml:space="preserve"> 3 · </w:t>
+      </w:r>
+      <w:r>
+        <w:rPr>
+          <w:rFonts w:hint="eastAsia"/>
+        </w:rPr>
+        <w:t xml:space="preserve">查看核查清单与法条依据</w:t>
+      </w:r>
+    </w:p>
+    <w:p>
+      <w:pPr>
+        <w:pStyle w:val="FirstParagraph"/>
+      </w:pPr>
+      <w:r>
+        <w:rPr>
+          <w:rFonts w:hint="eastAsia"/>
+          <w:b/>
+          <w:bCs/>
+        </w:rPr>
+        <w:t xml:space="preserve">入口：</w:t>
+      </w:r>
+      <w:r>
+        <w:t xml:space="preserve"> </w:t>
+      </w:r>
+      <w:r>
+        <w:rPr>
+          <w:rFonts w:hint="eastAsia"/>
+        </w:rPr>
+        <w:t xml:space="preserve">提交场景后自动进入，或工作台</w:t>
+      </w:r>
+      <w:r>
+        <w:t xml:space="preserve"> → </w:t>
+      </w:r>
+      <w:r>
+        <w:rPr>
+          <w:rFonts w:hint="eastAsia"/>
+        </w:rPr>
+        <w:t xml:space="preserve">某项目</w:t>
+      </w:r>
+      <w:r>
+        <w:t xml:space="preserve"> →</w:t>
+      </w:r>
+      <w:r>
+        <w:t xml:space="preserve"> </w:t>
+      </w:r>
+      <w:r>
+        <w:rPr>
+          <w:rFonts w:hint="eastAsia"/>
+          <w:b/>
+          <w:bCs/>
+        </w:rPr>
+        <w:t xml:space="preserve">清单</w:t>
+      </w:r>
+    </w:p>
+    <w:bookmarkStart w:id="30" w:name="您需要做什么-3"/>
+    <w:p>
+      <w:pPr>
+        <w:pStyle w:val="Heading3"/>
+      </w:pPr>
+      <w:r>
+        <w:rPr>
+          <w:rFonts w:hint="eastAsia"/>
+        </w:rPr>
+        <w:t xml:space="preserve">您需要做什么</w:t>
       </w:r>
     </w:p>
     <w:p>
@@ -3560,56 +3847,22 @@
         <w:pStyle w:val="Compact"/>
         <w:numPr>
           <w:ilvl w:val="0"/>
-          <w:numId w:val="1012"/>
+          <w:numId w:val="1013"/>
         </w:numPr>
       </w:pPr>
       <w:r>
         <w:rPr>
           <w:rFonts w:hint="eastAsia"/>
-        </w:rPr>
-        <w:t xml:space="preserve">需要核实原文时，点击</w:t>
-      </w:r>
-      <w:r>
-        <w:t xml:space="preserve"> </w:t>
-      </w:r>
-      <w:r>
-        <w:rPr>
-          <w:rFonts w:hint="eastAsia"/>
-          <w:b/>
-          <w:bCs/>
-        </w:rPr>
-        <w:t xml:space="preserve">「溯源：LexML</w:t>
-      </w:r>
-      <w:r>
-        <w:rPr>
-          <w:b/>
-          <w:bCs/>
-        </w:rPr>
-        <w:t xml:space="preserve"> / </w:t>
-      </w:r>
-      <w:r>
-        <w:rPr>
-          <w:rFonts w:hint="eastAsia"/>
-          <w:b/>
-          <w:bCs/>
-        </w:rPr>
-        <w:t xml:space="preserve">法院门户</w:t>
-      </w:r>
-      <w:r>
-        <w:rPr>
-          <w:b/>
-          <w:bCs/>
-        </w:rPr>
-        <w:t xml:space="preserve"> ↗」</w:t>
-      </w:r>
-      <w:r>
-        <w:t xml:space="preserve"> </w:t>
-      </w:r>
-      <w:r>
-        <w:rPr>
-          <w:rFonts w:hint="eastAsia"/>
-        </w:rPr>
-        <w:t xml:space="preserve">在新窗口打开官方法源。</w:t>
+          <w:b/>
+          <w:bCs/>
+        </w:rPr>
+        <w:t xml:space="preserve">等待法源检索完成</w:t>
+      </w:r>
+      <w:r>
+        <w:rPr>
+          <w:rFonts w:hint="eastAsia"/>
+        </w:rPr>
+        <w:t xml:space="preserve">（页面加载时会自动进行，通常数秒至十几秒）。</w:t>
       </w:r>
       <w:r>
         <w:br/>
@@ -3620,7 +3873,144 @@
         <w:pStyle w:val="Compact"/>
         <w:numPr>
           <w:ilvl w:val="0"/>
-          <w:numId w:val="1012"/>
+          <w:numId w:val="1013"/>
+        </w:numPr>
+      </w:pPr>
+      <w:r>
+        <w:rPr>
+          <w:rFonts w:hint="eastAsia"/>
+        </w:rPr>
+        <w:t xml:space="preserve">逐条阅读</w:t>
+      </w:r>
+      <w:r>
+        <w:t xml:space="preserve"> 15 </w:t>
+      </w:r>
+      <w:r>
+        <w:rPr>
+          <w:rFonts w:hint="eastAsia"/>
+        </w:rPr>
+        <w:t xml:space="preserve">项核查内容。</w:t>
+      </w:r>
+      <w:r>
+        <w:br/>
+      </w:r>
+    </w:p>
+    <w:p>
+      <w:pPr>
+        <w:pStyle w:val="Compact"/>
+        <w:numPr>
+          <w:ilvl w:val="0"/>
+          <w:numId w:val="1013"/>
+        </w:numPr>
+      </w:pPr>
+      <w:r>
+        <w:rPr>
+          <w:rFonts w:hint="eastAsia"/>
+        </w:rPr>
+        <w:t xml:space="preserve">展开每条下的</w:t>
+      </w:r>
+      <w:r>
+        <w:t xml:space="preserve"> </w:t>
+      </w:r>
+      <w:r>
+        <w:rPr>
+          <w:rFonts w:hint="eastAsia"/>
+          <w:b/>
+          <w:bCs/>
+        </w:rPr>
+        <w:t xml:space="preserve">「相关法条（Top</w:t>
+      </w:r>
+      <w:r>
+        <w:rPr>
+          <w:b/>
+          <w:bCs/>
+        </w:rPr>
+        <w:t xml:space="preserve"> </w:t>
+      </w:r>
+      <w:r>
+        <w:rPr>
+          <w:rFonts w:hint="eastAsia"/>
+          <w:b/>
+          <w:bCs/>
+        </w:rPr>
+        <w:t xml:space="preserve">3）」</w:t>
+      </w:r>
+      <w:r>
+        <w:rPr>
+          <w:rFonts w:hint="eastAsia"/>
+        </w:rPr>
+        <w:t xml:space="preserve">，查看匹配度与摘录。</w:t>
+      </w:r>
+      <w:r>
+        <w:br/>
+      </w:r>
+    </w:p>
+    <w:p>
+      <w:pPr>
+        <w:pStyle w:val="Compact"/>
+        <w:numPr>
+          <w:ilvl w:val="0"/>
+          <w:numId w:val="1013"/>
+        </w:numPr>
+      </w:pPr>
+      <w:r>
+        <w:rPr>
+          <w:rFonts w:hint="eastAsia"/>
+        </w:rPr>
+        <w:t xml:space="preserve">需要核实原文时，点击</w:t>
+      </w:r>
+      <w:r>
+        <w:t xml:space="preserve"> </w:t>
+      </w:r>
+      <w:r>
+        <w:rPr>
+          <w:rFonts w:hint="eastAsia"/>
+          <w:b/>
+          <w:bCs/>
+        </w:rPr>
+        <w:t xml:space="preserve">「溯源：LexML</w:t>
+      </w:r>
+      <w:r>
+        <w:rPr>
+          <w:b/>
+          <w:bCs/>
+        </w:rPr>
+        <w:t xml:space="preserve"> / </w:t>
+      </w:r>
+      <w:r>
+        <w:rPr>
+          <w:rFonts w:hint="eastAsia"/>
+          <w:b/>
+          <w:bCs/>
+        </w:rPr>
+        <w:t xml:space="preserve">法院门户</w:t>
+      </w:r>
+      <w:r>
+        <w:rPr>
+          <w:b/>
+          <w:bCs/>
+        </w:rPr>
+        <w:t xml:space="preserve"> ↗」</w:t>
+      </w:r>
+      <w:r>
+        <w:t xml:space="preserve"> </w:t>
+      </w:r>
+      <w:r>
+        <w:rPr>
+          <w:rFonts w:hint="eastAsia"/>
+        </w:rPr>
+        <w:t xml:space="preserve">在新窗口打开官方法源。</w:t>
+      </w:r>
+      <w:r>
+        <w:br/>
+      </w:r>
+    </w:p>
+    <w:p>
+      <w:pPr>
+        <w:pStyle w:val="Compact"/>
+        <w:numPr>
+          <w:ilvl w:val="0"/>
+          <w:numId w:val="1013"/>
         </w:numPr>
       </w:pPr>
       <w:r>
@@ -3959,7 +4349,7 @@
         <w:pStyle w:val="Compact"/>
         <w:numPr>
           <w:ilvl w:val="0"/>
-          <w:numId w:val="1013"/>
+          <w:numId w:val="1014"/>
         </w:numPr>
       </w:pPr>
       <w:r>
@@ -3993,169 +4383,6 @@
       </w:r>
       <w:r>
         <w:br/>
-      </w:r>
-    </w:p>
-    <w:p>
-      <w:pPr>
-        <w:pStyle w:val="Compact"/>
-        <w:numPr>
-          <w:ilvl w:val="0"/>
-          <w:numId w:val="1013"/>
-        </w:numPr>
-      </w:pPr>
-      <w:r>
-        <w:rPr>
-          <w:rFonts w:hint="eastAsia"/>
-        </w:rPr>
-        <w:t xml:space="preserve">未命中法条的条目</w:t>
-      </w:r>
-      <w:r>
-        <w:rPr>
-          <w:rFonts w:hint="eastAsia"/>
-          <w:b/>
-          <w:bCs/>
-        </w:rPr>
-        <w:t xml:space="preserve">不代表无风险</w:t>
-      </w:r>
-      <w:r>
-        <w:rPr>
-          <w:rFonts w:hint="eastAsia"/>
-        </w:rPr>
-        <w:t xml:space="preserve">，往往意味着需人工补充检索。</w:t>
-      </w:r>
-      <w:r>
-        <w:br/>
-      </w:r>
-    </w:p>
-    <w:p>
-      <w:pPr>
-        <w:pStyle w:val="Compact"/>
-        <w:numPr>
-          <w:ilvl w:val="0"/>
-          <w:numId w:val="1013"/>
-        </w:numPr>
-      </w:pPr>
-      <w:r>
-        <w:rPr>
-          <w:rFonts w:hint="eastAsia"/>
-        </w:rPr>
-        <w:t xml:space="preserve">法条链接指向第三方官方网站，打开速度取决于网络环境。</w:t>
-      </w:r>
-      <w:r>
-        <w:br/>
-      </w:r>
-    </w:p>
-    <w:p>
-      <w:pPr>
-        <w:pStyle w:val="Compact"/>
-        <w:numPr>
-          <w:ilvl w:val="0"/>
-          <w:numId w:val="1013"/>
-        </w:numPr>
-      </w:pPr>
-      <w:r>
-        <w:rPr>
-          <w:rFonts w:hint="eastAsia"/>
-        </w:rPr>
-        <w:t xml:space="preserve">须等检索完成后再点「生成双语简报」；检索进行中按钮可能不可用。</w:t>
-      </w:r>
-    </w:p>
-    <w:p>
-      <w:r>
-        <w:pict>
-          <v:rect style="width:0;height:1.5pt" o:hralign="center" o:hrstd="t" o:hr="t"/>
-        </w:pict>
-      </w:r>
-    </w:p>
-    <w:bookmarkEnd w:id="32"/>
-    <w:bookmarkEnd w:id="33"/>
-    <w:bookmarkStart w:id="37" w:name="步骤-4-生成并阅读双语法律风险简报"/>
-    <w:p>
-      <w:pPr>
-        <w:pStyle w:val="Heading2"/>
-      </w:pPr>
-      <w:r>
-        <w:rPr>
-          <w:rFonts w:hint="eastAsia"/>
-        </w:rPr>
-        <w:t xml:space="preserve">步骤</w:t>
-      </w:r>
-      <w:r>
-        <w:t xml:space="preserve"> 4 · </w:t>
-      </w:r>
-      <w:r>
-        <w:rPr>
-          <w:rFonts w:hint="eastAsia"/>
-        </w:rPr>
-        <w:t xml:space="preserve">生成并阅读双语法律风险简报</w:t>
-      </w:r>
-    </w:p>
-    <w:p>
-      <w:pPr>
-        <w:pStyle w:val="FirstParagraph"/>
-      </w:pPr>
-      <w:r>
-        <w:rPr>
-          <w:rFonts w:hint="eastAsia"/>
-          <w:b/>
-          <w:bCs/>
-        </w:rPr>
-        <w:t xml:space="preserve">入口：</w:t>
-      </w:r>
-      <w:r>
-        <w:t xml:space="preserve"> </w:t>
-      </w:r>
-      <w:r>
-        <w:rPr>
-          <w:rFonts w:hint="eastAsia"/>
-        </w:rPr>
-        <w:t xml:space="preserve">清单页</w:t>
-      </w:r>
-      <w:r>
-        <w:t xml:space="preserve"> →</w:t>
-      </w:r>
-      <w:r>
-        <w:t xml:space="preserve"> </w:t>
-      </w:r>
-      <w:r>
-        <w:rPr>
-          <w:rFonts w:hint="eastAsia"/>
-          <w:b/>
-          <w:bCs/>
-        </w:rPr>
-        <w:t xml:space="preserve">「生成双语简报」</w:t>
-      </w:r>
-      <w:r>
-        <w:rPr>
-          <w:rFonts w:hint="eastAsia"/>
-        </w:rPr>
-        <w:t xml:space="preserve">，或工作台</w:t>
-      </w:r>
-      <w:r>
-        <w:t xml:space="preserve"> →</w:t>
-      </w:r>
-      <w:r>
-        <w:t xml:space="preserve"> </w:t>
-      </w:r>
-      <w:r>
-        <w:rPr>
-          <w:rFonts w:hint="eastAsia"/>
-          <w:b/>
-          <w:bCs/>
-        </w:rPr>
-        <w:t xml:space="preserve">简报</w:t>
-      </w:r>
-    </w:p>
-    <w:bookmarkStart w:id="34" w:name="您需要做什么-4"/>
-    <w:p>
-      <w:pPr>
-        <w:pStyle w:val="Heading3"/>
-      </w:pPr>
-      <w:r>
-        <w:rPr>
-          <w:rFonts w:hint="eastAsia"/>
-        </w:rPr>
-        <w:t xml:space="preserve">您需要做什么</w:t>
       </w:r>
     </w:p>
     <w:p>
@@ -4170,7 +4397,21 @@
         <w:rPr>
           <w:rFonts w:hint="eastAsia"/>
         </w:rPr>
-        <w:t xml:space="preserve">进入简报页后，系统通常会自动生成第一版（若已有一键样本则直接展示）。</w:t>
+        <w:t xml:space="preserve">未命中法条的条目</w:t>
+      </w:r>
+      <w:r>
+        <w:rPr>
+          <w:rFonts w:hint="eastAsia"/>
+          <w:b/>
+          <w:bCs/>
+        </w:rPr>
+        <w:t xml:space="preserve">不代表无风险</w:t>
+      </w:r>
+      <w:r>
+        <w:rPr>
+          <w:rFonts w:hint="eastAsia"/>
+        </w:rPr>
+        <w:t xml:space="preserve">，往往意味着需人工补充检索。</w:t>
       </w:r>
       <w:r>
         <w:br/>
@@ -4188,33 +4429,7 @@
         <w:rPr>
           <w:rFonts w:hint="eastAsia"/>
         </w:rPr>
-        <w:t xml:space="preserve">阅读</w:t>
-      </w:r>
-      <w:r>
-        <w:t xml:space="preserve"> </w:t>
-      </w:r>
-      <w:r>
-        <w:rPr>
-          <w:rFonts w:hint="eastAsia"/>
-          <w:b/>
-          <w:bCs/>
-        </w:rPr>
-        <w:t xml:space="preserve">执行摘要</w:t>
-      </w:r>
-      <w:r>
-        <w:rPr>
-          <w:rFonts w:hint="eastAsia"/>
-        </w:rPr>
-        <w:t xml:space="preserve">（中文</w:t>
-      </w:r>
-      <w:r>
-        <w:t xml:space="preserve"> + </w:t>
-      </w:r>
-      <w:r>
-        <w:rPr>
-          <w:rFonts w:hint="eastAsia"/>
-        </w:rPr>
-        <w:t xml:space="preserve">葡萄牙语）。</w:t>
+        <w:t xml:space="preserve">法条链接指向第三方官方网站，打开速度取决于网络环境。</w:t>
       </w:r>
       <w:r>
         <w:br/>
@@ -4232,59 +4447,105 @@
         <w:rPr>
           <w:rFonts w:hint="eastAsia"/>
         </w:rPr>
-        <w:t xml:space="preserve">按维度查看</w:t>
-      </w:r>
-      <w:r>
-        <w:t xml:space="preserve"> </w:t>
-      </w:r>
-      <w:r>
-        <w:rPr>
-          <w:rFonts w:hint="eastAsia"/>
-          <w:b/>
-          <w:bCs/>
-        </w:rPr>
-        <w:t xml:space="preserve">综合风险等级</w:t>
-      </w:r>
-      <w:r>
-        <w:rPr>
-          <w:rFonts w:hint="eastAsia"/>
-        </w:rPr>
-        <w:t xml:space="preserve">（较高</w:t>
-      </w:r>
-      <w:r>
-        <w:t xml:space="preserve"> / </w:t>
-      </w:r>
-      <w:r>
-        <w:rPr>
-          <w:rFonts w:hint="eastAsia"/>
-        </w:rPr>
-        <w:t xml:space="preserve">中等</w:t>
-      </w:r>
-      <w:r>
-        <w:t xml:space="preserve"> / </w:t>
-      </w:r>
-      <w:r>
-        <w:rPr>
-          <w:rFonts w:hint="eastAsia"/>
-        </w:rPr>
-        <w:t xml:space="preserve">可控）及每条</w:t>
-      </w:r>
-      <w:r>
-        <w:t xml:space="preserve"> </w:t>
-      </w:r>
-      <w:r>
-        <w:rPr>
-          <w:rFonts w:hint="eastAsia"/>
-          <w:b/>
-          <w:bCs/>
-        </w:rPr>
-        <w:t xml:space="preserve">风险说明</w:t>
-      </w:r>
-      <w:r>
-        <w:t xml:space="preserve">。</w:t>
-      </w:r>
-      <w:r>
-        <w:br/>
+        <w:t xml:space="preserve">须等检索完成后再点「生成双语简报」；检索进行中按钮可能不可用。</w:t>
+      </w:r>
+    </w:p>
+    <w:p>
+      <w:r>
+        <w:pict>
+          <v:rect style="width:0;height:1.5pt" o:hralign="center" o:hrstd="t" o:hr="t"/>
+        </w:pict>
+      </w:r>
+    </w:p>
+    <w:bookmarkEnd w:id="32"/>
+    <w:bookmarkEnd w:id="33"/>
+    <w:bookmarkStart w:id="37" w:name="步骤-4-生成并阅读双语法律风险简报"/>
+    <w:p>
+      <w:pPr>
+        <w:pStyle w:val="Heading2"/>
+      </w:pPr>
+      <w:r>
+        <w:rPr>
+          <w:rFonts w:hint="eastAsia"/>
+        </w:rPr>
+        <w:t xml:space="preserve">步骤</w:t>
+      </w:r>
+      <w:r>
+        <w:t xml:space="preserve"> 4 · </w:t>
+      </w:r>
+      <w:r>
+        <w:rPr>
+          <w:rFonts w:hint="eastAsia"/>
+        </w:rPr>
+        <w:t xml:space="preserve">生成并阅读双语法律风险简报</w:t>
+      </w:r>
+    </w:p>
+    <w:p>
+      <w:pPr>
+        <w:pStyle w:val="FirstParagraph"/>
+      </w:pPr>
+      <w:r>
+        <w:rPr>
+          <w:rFonts w:hint="eastAsia"/>
+          <w:b/>
+          <w:bCs/>
+        </w:rPr>
+        <w:t xml:space="preserve">入口：</w:t>
+      </w:r>
+      <w:r>
+        <w:t xml:space="preserve"> </w:t>
+      </w:r>
+      <w:r>
+        <w:rPr>
+          <w:rFonts w:hint="eastAsia"/>
+        </w:rPr>
+        <w:t xml:space="preserve">清单页</w:t>
+      </w:r>
+      <w:r>
+        <w:t xml:space="preserve"> →</w:t>
+      </w:r>
+      <w:r>
+        <w:t xml:space="preserve"> </w:t>
+      </w:r>
+      <w:r>
+        <w:rPr>
+          <w:rFonts w:hint="eastAsia"/>
+          <w:b/>
+          <w:bCs/>
+        </w:rPr>
+        <w:t xml:space="preserve">「生成双语简报」</w:t>
+      </w:r>
+      <w:r>
+        <w:rPr>
+          <w:rFonts w:hint="eastAsia"/>
+        </w:rPr>
+        <w:t xml:space="preserve">，或工作台</w:t>
+      </w:r>
+      <w:r>
+        <w:t xml:space="preserve"> →</w:t>
+      </w:r>
+      <w:r>
+        <w:t xml:space="preserve"> </w:t>
+      </w:r>
+      <w:r>
+        <w:rPr>
+          <w:rFonts w:hint="eastAsia"/>
+          <w:b/>
+          <w:bCs/>
+        </w:rPr>
+        <w:t xml:space="preserve">简报</w:t>
+      </w:r>
+    </w:p>
+    <w:bookmarkStart w:id="34" w:name="您需要做什么-4"/>
+    <w:p>
+      <w:pPr>
+        <w:pStyle w:val="Heading3"/>
+      </w:pPr>
+      <w:r>
+        <w:rPr>
+          <w:rFonts w:hint="eastAsia"/>
+        </w:rPr>
+        <w:t xml:space="preserve">您需要做什么</w:t>
       </w:r>
     </w:p>
     <w:p>
@@ -4292,34 +4553,14 @@
         <w:pStyle w:val="Compact"/>
         <w:numPr>
           <w:ilvl w:val="0"/>
-          <w:numId w:val="1014"/>
+          <w:numId w:val="1015"/>
         </w:numPr>
       </w:pPr>
       <w:r>
         <w:rPr>
           <w:rFonts w:hint="eastAsia"/>
         </w:rPr>
-        <w:t xml:space="preserve">核对</w:t>
-      </w:r>
-      <w:r>
-        <w:t xml:space="preserve"> </w:t>
-      </w:r>
-      <w:r>
-        <w:rPr>
-          <w:rFonts w:hint="eastAsia"/>
-          <w:b/>
-          <w:bCs/>
-        </w:rPr>
-        <w:t xml:space="preserve">法条依据</w:t>
-      </w:r>
-      <w:r>
-        <w:t xml:space="preserve"> </w:t>
-      </w:r>
-      <w:r>
-        <w:rPr>
-          <w:rFonts w:hint="eastAsia"/>
-        </w:rPr>
-        <w:t xml:space="preserve">与溯源链接。</w:t>
+        <w:t xml:space="preserve">进入简报页后，系统通常会自动生成第一版（若已有一键样本则直接展示）。</w:t>
       </w:r>
       <w:r>
         <w:br/>
@@ -4330,34 +4571,40 @@
         <w:pStyle w:val="Compact"/>
         <w:numPr>
           <w:ilvl w:val="0"/>
-          <w:numId w:val="1014"/>
+          <w:numId w:val="1015"/>
         </w:numPr>
       </w:pPr>
       <w:r>
         <w:rPr>
           <w:rFonts w:hint="eastAsia"/>
         </w:rPr>
-        <w:t xml:space="preserve">查看</w:t>
-      </w:r>
-      <w:r>
-        <w:t xml:space="preserve"> </w:t>
-      </w:r>
-      <w:r>
-        <w:rPr>
-          <w:rFonts w:hint="eastAsia"/>
-          <w:b/>
-          <w:bCs/>
-        </w:rPr>
-        <w:t xml:space="preserve">「需法务复核清单」</w:t>
-      </w:r>
-      <w:r>
-        <w:t xml:space="preserve"> </w:t>
-      </w:r>
-      <w:r>
-        <w:rPr>
-          <w:rFonts w:hint="eastAsia"/>
-        </w:rPr>
-        <w:t xml:space="preserve">区域（若有未过门控的条目）。</w:t>
+        <w:t xml:space="preserve">阅读</w:t>
+      </w:r>
+      <w:r>
+        <w:t xml:space="preserve"> </w:t>
+      </w:r>
+      <w:r>
+        <w:rPr>
+          <w:rFonts w:hint="eastAsia"/>
+          <w:b/>
+          <w:bCs/>
+        </w:rPr>
+        <w:t xml:space="preserve">执行摘要</w:t>
+      </w:r>
+      <w:r>
+        <w:rPr>
+          <w:rFonts w:hint="eastAsia"/>
+        </w:rPr>
+        <w:t xml:space="preserve">（中文</w:t>
+      </w:r>
+      <w:r>
+        <w:t xml:space="preserve"> + </w:t>
+      </w:r>
+      <w:r>
+        <w:rPr>
+          <w:rFonts w:hint="eastAsia"/>
+        </w:rPr>
+        <w:t xml:space="preserve">葡萄牙语）。</w:t>
       </w:r>
       <w:r>
         <w:br/>
@@ -4368,112 +4615,63 @@
         <w:pStyle w:val="Compact"/>
         <w:numPr>
           <w:ilvl w:val="0"/>
-          <w:numId w:val="1014"/>
-        </w:numPr>
-      </w:pPr>
-      <w:r>
-        <w:rPr>
-          <w:rFonts w:hint="eastAsia"/>
-        </w:rPr>
-        <w:t xml:space="preserve">根据需要选择生成方式：</w:t>
-      </w:r>
-    </w:p>
-    <w:p>
-      <w:pPr>
-        <w:pStyle w:val="Compact"/>
-        <w:numPr>
-          <w:ilvl w:val="1"/>
           <w:numId w:val="1015"/>
         </w:numPr>
       </w:pPr>
       <w:r>
         <w:rPr>
-          <w:b/>
-          <w:bCs/>
-        </w:rPr>
-        <w:t xml:space="preserve">「LLM </w:t>
-      </w:r>
-      <w:r>
-        <w:rPr>
-          <w:rFonts w:hint="eastAsia"/>
-          <w:b/>
-          <w:bCs/>
-        </w:rPr>
-        <w:t xml:space="preserve">润色生成」</w:t>
-      </w:r>
-      <w:r>
-        <w:t xml:space="preserve"> </w:t>
-      </w:r>
-      <w:r>
-        <w:t xml:space="preserve">— </w:t>
-      </w:r>
-      <w:r>
-        <w:rPr>
-          <w:rFonts w:hint="eastAsia"/>
-        </w:rPr>
-        <w:t xml:space="preserve">中葡表述更流畅（需管理员已配置</w:t>
-      </w:r>
-      <w:r>
-        <w:t xml:space="preserve"> </w:t>
-      </w:r>
-      <w:r>
-        <w:rPr>
-          <w:rFonts w:hint="eastAsia"/>
-        </w:rPr>
-        <w:t xml:space="preserve">API，约</w:t>
-      </w:r>
-      <w:r>
-        <w:t xml:space="preserve"> </w:t>
-      </w:r>
-      <w:r>
-        <w:rPr>
-          <w:rFonts w:hint="eastAsia"/>
-        </w:rPr>
-        <w:t xml:space="preserve">1～2</w:t>
-      </w:r>
-      <w:r>
-        <w:t xml:space="preserve"> </w:t>
-      </w:r>
-      <w:r>
-        <w:rPr>
-          <w:rFonts w:hint="eastAsia"/>
-        </w:rPr>
-        <w:t xml:space="preserve">分钟）</w:t>
-      </w:r>
-      <w:r>
-        <w:br/>
-      </w:r>
-    </w:p>
-    <w:p>
-      <w:pPr>
-        <w:pStyle w:val="Compact"/>
-        <w:numPr>
-          <w:ilvl w:val="1"/>
-          <w:numId w:val="1015"/>
-        </w:numPr>
-      </w:pPr>
-      <w:r>
-        <w:rPr>
-          <w:rFonts w:hint="eastAsia"/>
-          <w:b/>
-          <w:bCs/>
-        </w:rPr>
-        <w:t xml:space="preserve">「仅模板」</w:t>
-      </w:r>
-      <w:r>
-        <w:t xml:space="preserve"> </w:t>
-      </w:r>
-      <w:r>
-        <w:t xml:space="preserve">— </w:t>
-      </w:r>
-      <w:r>
-        <w:rPr>
-          <w:rFonts w:hint="eastAsia"/>
-        </w:rPr>
-        <w:t xml:space="preserve">即时生成，不调用外部</w:t>
-      </w:r>
-      <w:r>
-        <w:t xml:space="preserve"> AI</w:t>
+          <w:rFonts w:hint="eastAsia"/>
+        </w:rPr>
+        <w:t xml:space="preserve">按维度查看</w:t>
+      </w:r>
+      <w:r>
+        <w:t xml:space="preserve"> </w:t>
+      </w:r>
+      <w:r>
+        <w:rPr>
+          <w:rFonts w:hint="eastAsia"/>
+          <w:b/>
+          <w:bCs/>
+        </w:rPr>
+        <w:t xml:space="preserve">综合风险等级</w:t>
+      </w:r>
+      <w:r>
+        <w:rPr>
+          <w:rFonts w:hint="eastAsia"/>
+        </w:rPr>
+        <w:t xml:space="preserve">（较高</w:t>
+      </w:r>
+      <w:r>
+        <w:t xml:space="preserve"> / </w:t>
+      </w:r>
+      <w:r>
+        <w:rPr>
+          <w:rFonts w:hint="eastAsia"/>
+        </w:rPr>
+        <w:t xml:space="preserve">中等</w:t>
+      </w:r>
+      <w:r>
+        <w:t xml:space="preserve"> / </w:t>
+      </w:r>
+      <w:r>
+        <w:rPr>
+          <w:rFonts w:hint="eastAsia"/>
+        </w:rPr>
+        <w:t xml:space="preserve">可控）及每条</w:t>
+      </w:r>
+      <w:r>
+        <w:t xml:space="preserve"> </w:t>
+      </w:r>
+      <w:r>
+        <w:rPr>
+          <w:rFonts w:hint="eastAsia"/>
+          <w:b/>
+          <w:bCs/>
+        </w:rPr>
+        <w:t xml:space="preserve">风险说明</w:t>
+      </w:r>
+      <w:r>
+        <w:t xml:space="preserve">。</w:t>
       </w:r>
       <w:r>
         <w:br/>
@@ -4484,14 +4682,90 @@
         <w:pStyle w:val="Compact"/>
         <w:numPr>
           <w:ilvl w:val="0"/>
-          <w:numId w:val="1014"/>
+          <w:numId w:val="1015"/>
         </w:numPr>
       </w:pPr>
       <w:r>
         <w:rPr>
           <w:rFonts w:hint="eastAsia"/>
         </w:rPr>
-        <w:t xml:space="preserve">确认无误后：</w:t>
+        <w:t xml:space="preserve">核对</w:t>
+      </w:r>
+      <w:r>
+        <w:t xml:space="preserve"> </w:t>
+      </w:r>
+      <w:r>
+        <w:rPr>
+          <w:rFonts w:hint="eastAsia"/>
+          <w:b/>
+          <w:bCs/>
+        </w:rPr>
+        <w:t xml:space="preserve">法条依据</w:t>
+      </w:r>
+      <w:r>
+        <w:t xml:space="preserve"> </w:t>
+      </w:r>
+      <w:r>
+        <w:rPr>
+          <w:rFonts w:hint="eastAsia"/>
+        </w:rPr>
+        <w:t xml:space="preserve">与溯源链接。</w:t>
+      </w:r>
+      <w:r>
+        <w:br/>
+      </w:r>
+    </w:p>
+    <w:p>
+      <w:pPr>
+        <w:pStyle w:val="Compact"/>
+        <w:numPr>
+          <w:ilvl w:val="0"/>
+          <w:numId w:val="1015"/>
+        </w:numPr>
+      </w:pPr>
+      <w:r>
+        <w:rPr>
+          <w:rFonts w:hint="eastAsia"/>
+        </w:rPr>
+        <w:t xml:space="preserve">查看</w:t>
+      </w:r>
+      <w:r>
+        <w:t xml:space="preserve"> </w:t>
+      </w:r>
+      <w:r>
+        <w:rPr>
+          <w:rFonts w:hint="eastAsia"/>
+          <w:b/>
+          <w:bCs/>
+        </w:rPr>
+        <w:t xml:space="preserve">「需法务复核清单」</w:t>
+      </w:r>
+      <w:r>
+        <w:t xml:space="preserve"> </w:t>
+      </w:r>
+      <w:r>
+        <w:rPr>
+          <w:rFonts w:hint="eastAsia"/>
+        </w:rPr>
+        <w:t xml:space="preserve">区域（若有未过门控的条目）。</w:t>
+      </w:r>
+      <w:r>
+        <w:br/>
+      </w:r>
+    </w:p>
+    <w:p>
+      <w:pPr>
+        <w:pStyle w:val="Compact"/>
+        <w:numPr>
+          <w:ilvl w:val="0"/>
+          <w:numId w:val="1015"/>
+        </w:numPr>
+      </w:pPr>
+      <w:r>
+        <w:rPr>
+          <w:rFonts w:hint="eastAsia"/>
+        </w:rPr>
+        <w:t xml:space="preserve">根据需要选择生成方式：</w:t>
       </w:r>
     </w:p>
     <w:p>
@@ -4504,34 +4778,57 @@
       </w:pPr>
       <w:r>
         <w:rPr>
-          <w:rFonts w:hint="eastAsia"/>
-          <w:b/>
-          <w:bCs/>
-        </w:rPr>
-        <w:t xml:space="preserve">业务账号</w:t>
-      </w:r>
-      <w:r>
-        <w:rPr>
-          <w:rFonts w:hint="eastAsia"/>
-        </w:rPr>
-        <w:t xml:space="preserve">：点击</w:t>
-      </w:r>
-      <w:r>
-        <w:t xml:space="preserve"> </w:t>
-      </w:r>
-      <w:r>
-        <w:rPr>
-          <w:rFonts w:hint="eastAsia"/>
-          <w:b/>
-          <w:bCs/>
-        </w:rPr>
-        <w:t xml:space="preserve">「提交法务复核」</w:t>
-      </w:r>
-      <w:r>
-        <w:rPr>
-          <w:rFonts w:hint="eastAsia"/>
-        </w:rPr>
-        <w:t xml:space="preserve">（不再自行定稿导出）</w:t>
+          <w:b/>
+          <w:bCs/>
+        </w:rPr>
+        <w:t xml:space="preserve">「LLM </w:t>
+      </w:r>
+      <w:r>
+        <w:rPr>
+          <w:rFonts w:hint="eastAsia"/>
+          <w:b/>
+          <w:bCs/>
+        </w:rPr>
+        <w:t xml:space="preserve">润色生成」</w:t>
+      </w:r>
+      <w:r>
+        <w:t xml:space="preserve"> </w:t>
+      </w:r>
+      <w:r>
+        <w:t xml:space="preserve">— </w:t>
+      </w:r>
+      <w:r>
+        <w:rPr>
+          <w:rFonts w:hint="eastAsia"/>
+        </w:rPr>
+        <w:t xml:space="preserve">中葡表述更流畅（需管理员已配置</w:t>
+      </w:r>
+      <w:r>
+        <w:t xml:space="preserve"> </w:t>
+      </w:r>
+      <w:r>
+        <w:rPr>
+          <w:rFonts w:hint="eastAsia"/>
+        </w:rPr>
+        <w:t xml:space="preserve">API，约</w:t>
+      </w:r>
+      <w:r>
+        <w:t xml:space="preserve"> </w:t>
+      </w:r>
+      <w:r>
+        <w:rPr>
+          <w:rFonts w:hint="eastAsia"/>
+        </w:rPr>
+        <w:t xml:space="preserve">1～2</w:t>
+      </w:r>
+      <w:r>
+        <w:t xml:space="preserve"> </w:t>
+      </w:r>
+      <w:r>
+        <w:rPr>
+          <w:rFonts w:hint="eastAsia"/>
+        </w:rPr>
+        <w:t xml:space="preserve">分钟）</w:t>
       </w:r>
       <w:r>
         <w:br/>
@@ -4543,6 +4840,99 @@
         <w:numPr>
           <w:ilvl w:val="1"/>
           <w:numId w:val="1016"/>
+        </w:numPr>
+      </w:pPr>
+      <w:r>
+        <w:rPr>
+          <w:rFonts w:hint="eastAsia"/>
+          <w:b/>
+          <w:bCs/>
+        </w:rPr>
+        <w:t xml:space="preserve">「仅模板」</w:t>
+      </w:r>
+      <w:r>
+        <w:t xml:space="preserve"> </w:t>
+      </w:r>
+      <w:r>
+        <w:t xml:space="preserve">— </w:t>
+      </w:r>
+      <w:r>
+        <w:rPr>
+          <w:rFonts w:hint="eastAsia"/>
+        </w:rPr>
+        <w:t xml:space="preserve">即时生成，不调用外部</w:t>
+      </w:r>
+      <w:r>
+        <w:t xml:space="preserve"> AI</w:t>
+      </w:r>
+      <w:r>
+        <w:br/>
+      </w:r>
+    </w:p>
+    <w:p>
+      <w:pPr>
+        <w:pStyle w:val="Compact"/>
+        <w:numPr>
+          <w:ilvl w:val="0"/>
+          <w:numId w:val="1015"/>
+        </w:numPr>
+      </w:pPr>
+      <w:r>
+        <w:rPr>
+          <w:rFonts w:hint="eastAsia"/>
+        </w:rPr>
+        <w:t xml:space="preserve">确认无误后：</w:t>
+      </w:r>
+    </w:p>
+    <w:p>
+      <w:pPr>
+        <w:pStyle w:val="Compact"/>
+        <w:numPr>
+          <w:ilvl w:val="1"/>
+          <w:numId w:val="1017"/>
+        </w:numPr>
+      </w:pPr>
+      <w:r>
+        <w:rPr>
+          <w:rFonts w:hint="eastAsia"/>
+          <w:b/>
+          <w:bCs/>
+        </w:rPr>
+        <w:t xml:space="preserve">业务账号</w:t>
+      </w:r>
+      <w:r>
+        <w:rPr>
+          <w:rFonts w:hint="eastAsia"/>
+        </w:rPr>
+        <w:t xml:space="preserve">：点击</w:t>
+      </w:r>
+      <w:r>
+        <w:t xml:space="preserve"> </w:t>
+      </w:r>
+      <w:r>
+        <w:rPr>
+          <w:rFonts w:hint="eastAsia"/>
+          <w:b/>
+          <w:bCs/>
+        </w:rPr>
+        <w:t xml:space="preserve">「提交法务复核」</w:t>
+      </w:r>
+      <w:r>
+        <w:rPr>
+          <w:rFonts w:hint="eastAsia"/>
+        </w:rPr>
+        <w:t xml:space="preserve">（不再自行定稿导出）</w:t>
+      </w:r>
+      <w:r>
+        <w:br/>
+      </w:r>
+    </w:p>
+    <w:p>
+      <w:pPr>
+        <w:pStyle w:val="Compact"/>
+        <w:numPr>
+          <w:ilvl w:val="1"/>
+          <w:numId w:val="1017"/>
         </w:numPr>
       </w:pPr>
       <w:r>
@@ -4826,7 +5216,7 @@
         <w:pStyle w:val="Compact"/>
         <w:numPr>
           <w:ilvl w:val="0"/>
-          <w:numId w:val="1017"/>
+          <w:numId w:val="1018"/>
         </w:numPr>
       </w:pPr>
       <w:r>
@@ -4864,7 +5254,7 @@
         <w:pStyle w:val="Compact"/>
         <w:numPr>
           <w:ilvl w:val="0"/>
-          <w:numId w:val="1017"/>
+          <w:numId w:val="1018"/>
         </w:numPr>
       </w:pPr>
       <w:r>
@@ -4896,7 +5286,7 @@
         <w:pStyle w:val="Compact"/>
         <w:numPr>
           <w:ilvl w:val="0"/>
-          <w:numId w:val="1017"/>
+          <w:numId w:val="1018"/>
         </w:numPr>
       </w:pPr>
       <w:r>
@@ -4928,7 +5318,7 @@
         <w:pStyle w:val="Compact"/>
         <w:numPr>
           <w:ilvl w:val="0"/>
-          <w:numId w:val="1017"/>
+          <w:numId w:val="1018"/>
         </w:numPr>
       </w:pPr>
       <w:r>
@@ -6234,6 +6624,77 @@
       </w:r>
     </w:p>
     <w:p>
+      <w:pPr>
+        <w:pStyle w:val="BodyText"/>
+      </w:pPr>
+      <w:r>
+        <w:rPr>
+          <w:rFonts w:hint="eastAsia"/>
+        </w:rPr>
+        <w:t xml:space="preserve">若已有条目</w:t>
+      </w:r>
+      <w:r>
+        <w:t xml:space="preserve"> </w:t>
+      </w:r>
+      <w:r>
+        <w:rPr>
+          <w:rFonts w:hint="eastAsia"/>
+          <w:b/>
+          <w:bCs/>
+        </w:rPr>
+        <w:t xml:space="preserve">驳回</w:t>
+      </w:r>
+      <w:r>
+        <w:t xml:space="preserve"> </w:t>
+      </w:r>
+      <w:r>
+        <w:rPr>
+          <w:rFonts w:hint="eastAsia"/>
+        </w:rPr>
+        <w:t xml:space="preserve">且需业务补充材料，可点击</w:t>
+      </w:r>
+      <w:r>
+        <w:t xml:space="preserve"> </w:t>
+      </w:r>
+      <w:r>
+        <w:rPr>
+          <w:rFonts w:hint="eastAsia"/>
+          <w:b/>
+          <w:bCs/>
+        </w:rPr>
+        <w:t xml:space="preserve">「退回业务补充」</w:t>
+      </w:r>
+      <w:r>
+        <w:rPr>
+          <w:rFonts w:hint="eastAsia"/>
+        </w:rPr>
+        <w:t xml:space="preserve">（须至少</w:t>
+      </w:r>
+      <w:r>
+        <w:t xml:space="preserve"> 1 </w:t>
+      </w:r>
+      <w:r>
+        <w:rPr>
+          <w:rFonts w:hint="eastAsia"/>
+        </w:rPr>
+        <w:t xml:space="preserve">条已驳回）。业务将在</w:t>
+      </w:r>
+      <w:r>
+        <w:rPr>
+          <w:rFonts w:hint="eastAsia"/>
+          <w:b/>
+          <w:bCs/>
+        </w:rPr>
+        <w:t xml:space="preserve">同一项目</w:t>
+      </w:r>
+      <w:r>
+        <w:rPr>
+          <w:rFonts w:hint="eastAsia"/>
+        </w:rPr>
+        <w:t xml:space="preserve">修改后重新提交，无需新建场景。</w:t>
+      </w:r>
+    </w:p>
+    <w:p>
       <w:r>
         <w:pict>
           <v:rect style="width:0;height:1.5pt" o:hralign="center" o:hrstd="t" o:hr="t"/>
@@ -6612,7 +7073,7 @@
         <w:pStyle w:val="Compact"/>
         <w:numPr>
           <w:ilvl w:val="0"/>
-          <w:numId w:val="1018"/>
+          <w:numId w:val="1019"/>
         </w:numPr>
       </w:pPr>
       <w:r>
@@ -6657,126 +7118,6 @@
       </w:r>
       <w:r>
         <w:br/>
-      </w:r>
-    </w:p>
-    <w:p>
-      <w:pPr>
-        <w:pStyle w:val="Compact"/>
-        <w:numPr>
-          <w:ilvl w:val="0"/>
-          <w:numId w:val="1018"/>
-        </w:numPr>
-      </w:pPr>
-      <w:r>
-        <w:rPr>
-          <w:rFonts w:hint="eastAsia"/>
-        </w:rPr>
-        <w:t xml:space="preserve">点击</w:t>
-      </w:r>
-      <w:r>
-        <w:t xml:space="preserve"> </w:t>
-      </w:r>
-      <w:r>
-        <w:rPr>
-          <w:rFonts w:hint="eastAsia"/>
-          <w:b/>
-          <w:bCs/>
-        </w:rPr>
-        <w:t xml:space="preserve">「提交复核定稿」</w:t>
-      </w:r>
-      <w:r>
-        <w:t xml:space="preserve"> </w:t>
-      </w:r>
-      <w:r>
-        <w:rPr>
-          <w:rFonts w:hint="eastAsia"/>
-        </w:rPr>
-        <w:t xml:space="preserve">锁定本次协查结论。</w:t>
-      </w:r>
-      <w:r>
-        <w:br/>
-      </w:r>
-    </w:p>
-    <w:p>
-      <w:pPr>
-        <w:pStyle w:val="Compact"/>
-        <w:numPr>
-          <w:ilvl w:val="0"/>
-          <w:numId w:val="1018"/>
-        </w:numPr>
-      </w:pPr>
-      <w:r>
-        <w:rPr>
-          <w:rFonts w:hint="eastAsia"/>
-        </w:rPr>
-        <w:t xml:space="preserve">定稿后点击</w:t>
-      </w:r>
-      <w:r>
-        <w:t xml:space="preserve"> </w:t>
-      </w:r>
-      <w:r>
-        <w:rPr>
-          <w:rFonts w:hint="eastAsia"/>
-          <w:b/>
-          <w:bCs/>
-        </w:rPr>
-        <w:t xml:space="preserve">「导出</w:t>
-      </w:r>
-      <w:r>
-        <w:rPr>
-          <w:b/>
-          <w:bCs/>
-        </w:rPr>
-        <w:t xml:space="preserve"> Word」</w:t>
-      </w:r>
-      <w:r>
-        <w:t xml:space="preserve"> </w:t>
-      </w:r>
-      <w:r>
-        <w:rPr>
-          <w:rFonts w:hint="eastAsia"/>
-        </w:rPr>
-        <w:t xml:space="preserve">或</w:t>
-      </w:r>
-      <w:r>
-        <w:t xml:space="preserve"> </w:t>
-      </w:r>
-      <w:r>
-        <w:rPr>
-          <w:rFonts w:hint="eastAsia"/>
-          <w:b/>
-          <w:bCs/>
-        </w:rPr>
-        <w:t xml:space="preserve">「导出</w:t>
-      </w:r>
-      <w:r>
-        <w:rPr>
-          <w:b/>
-          <w:bCs/>
-        </w:rPr>
-        <w:t xml:space="preserve"> PDF」</w:t>
-      </w:r>
-      <w:r>
-        <w:t xml:space="preserve"> </w:t>
-      </w:r>
-      <w:r>
-        <w:rPr>
-          <w:rFonts w:hint="eastAsia"/>
-        </w:rPr>
-        <w:t xml:space="preserve">下载底稿。</w:t>
-      </w:r>
-    </w:p>
-    <w:bookmarkEnd w:id="42"/>
-    <w:bookmarkStart w:id="43" w:name="完成后您会看到什么-5"/>
-    <w:p>
-      <w:pPr>
-        <w:pStyle w:val="Heading3"/>
-      </w:pPr>
-      <w:r>
-        <w:rPr>
-          <w:rFonts w:hint="eastAsia"/>
-        </w:rPr>
-        <w:t xml:space="preserve">完成后您会看到什么</w:t>
       </w:r>
     </w:p>
     <w:p>
@@ -6791,7 +7132,27 @@
         <w:rPr>
           <w:rFonts w:hint="eastAsia"/>
         </w:rPr>
-        <w:t xml:space="preserve">每条状态变为「已确认」「已驳回」或「待复核」。</w:t>
+        <w:t xml:space="preserve">点击</w:t>
+      </w:r>
+      <w:r>
+        <w:t xml:space="preserve"> </w:t>
+      </w:r>
+      <w:r>
+        <w:rPr>
+          <w:rFonts w:hint="eastAsia"/>
+          <w:b/>
+          <w:bCs/>
+        </w:rPr>
+        <w:t xml:space="preserve">「提交复核定稿」</w:t>
+      </w:r>
+      <w:r>
+        <w:t xml:space="preserve"> </w:t>
+      </w:r>
+      <w:r>
+        <w:rPr>
+          <w:rFonts w:hint="eastAsia"/>
+        </w:rPr>
+        <w:t xml:space="preserve">锁定本次协查结论。</w:t>
       </w:r>
       <w:r>
         <w:br/>
@@ -6809,82 +7170,33 @@
         <w:rPr>
           <w:rFonts w:hint="eastAsia"/>
         </w:rPr>
-        <w:t xml:space="preserve">顶部统计：已确认</w:t>
-      </w:r>
-      <w:r>
-        <w:t xml:space="preserve"> / </w:t>
-      </w:r>
-      <w:r>
-        <w:rPr>
-          <w:rFonts w:hint="eastAsia"/>
-        </w:rPr>
-        <w:t xml:space="preserve">已驳回</w:t>
-      </w:r>
-      <w:r>
-        <w:t xml:space="preserve"> / </w:t>
-      </w:r>
-      <w:r>
-        <w:rPr>
-          <w:rFonts w:hint="eastAsia"/>
-        </w:rPr>
-        <w:t xml:space="preserve">待处理数量。</w:t>
-      </w:r>
-      <w:r>
-        <w:br/>
-      </w:r>
-    </w:p>
-    <w:p>
-      <w:pPr>
-        <w:pStyle w:val="Compact"/>
-        <w:numPr>
-          <w:ilvl w:val="0"/>
-          <w:numId w:val="1019"/>
-        </w:numPr>
-      </w:pPr>
-      <w:r>
-        <w:rPr>
-          <w:rFonts w:hint="eastAsia"/>
-        </w:rPr>
-        <w:t xml:space="preserve">定稿后状态锁定，</w:t>
-      </w:r>
-      <w:r>
-        <w:rPr>
-          <w:rFonts w:hint="eastAsia"/>
-          <w:b/>
-          <w:bCs/>
-        </w:rPr>
-        <w:t xml:space="preserve">不可再修改</w:t>
-      </w:r>
-      <w:r>
-        <w:rPr>
-          <w:rFonts w:hint="eastAsia"/>
-        </w:rPr>
-        <w:t xml:space="preserve">单项结论（需重新发起协查任务）。</w:t>
-      </w:r>
-      <w:r>
-        <w:br/>
-      </w:r>
-    </w:p>
-    <w:p>
-      <w:pPr>
-        <w:pStyle w:val="Compact"/>
-        <w:numPr>
-          <w:ilvl w:val="0"/>
-          <w:numId w:val="1019"/>
-        </w:numPr>
-      </w:pPr>
-      <w:r>
-        <w:rPr>
-          <w:rFonts w:hint="eastAsia"/>
-        </w:rPr>
-        <w:t xml:space="preserve">导出文件命名：</w:t>
-      </w:r>
-      <w:r>
-        <w:rPr>
-          <w:rStyle w:val="VerbatimChar"/>
-          <w:rFonts w:hint="eastAsia"/>
-        </w:rPr>
-        <w:t xml:space="preserve">{项目名称}_协查底稿.docx</w:t>
+        <w:t xml:space="preserve">定稿后点击</w:t>
+      </w:r>
+      <w:r>
+        <w:t xml:space="preserve"> </w:t>
+      </w:r>
+      <w:r>
+        <w:rPr>
+          <w:rFonts w:hint="eastAsia"/>
+          <w:b/>
+          <w:bCs/>
+        </w:rPr>
+        <w:t xml:space="preserve">「导出</w:t>
+      </w:r>
+      <w:r>
+        <w:rPr>
+          <w:b/>
+          <w:bCs/>
+        </w:rPr>
+        <w:t xml:space="preserve"> Word · </w:t>
+      </w:r>
+      <w:r>
+        <w:rPr>
+          <w:rFonts w:hint="eastAsia"/>
+          <w:b/>
+          <w:bCs/>
+        </w:rPr>
+        <w:t xml:space="preserve">法律研究意见书」</w:t>
       </w:r>
       <w:r>
         <w:t xml:space="preserve"> </w:t>
@@ -6900,34 +7212,31 @@
       </w:r>
       <w:r>
         <w:rPr>
-          <w:rStyle w:val="VerbatimChar"/>
-        </w:rPr>
-        <w:t xml:space="preserve">.pdf</w:t>
-      </w:r>
-      <w:r>
-        <w:t xml:space="preserve">。</w:t>
-      </w:r>
-      <w:r>
-        <w:br/>
-      </w:r>
-    </w:p>
-    <w:p>
-      <w:pPr>
-        <w:pStyle w:val="Compact"/>
-        <w:numPr>
-          <w:ilvl w:val="0"/>
-          <w:numId w:val="1019"/>
-        </w:numPr>
-      </w:pPr>
-      <w:r>
-        <w:rPr>
-          <w:rFonts w:hint="eastAsia"/>
-        </w:rPr>
-        <w:t xml:space="preserve">底稿含：项目概况、分维度清单、风险说明、法条引用、复核记录、免责声明等章节。</w:t>
-      </w:r>
-    </w:p>
-    <w:bookmarkEnd w:id="43"/>
-    <w:bookmarkStart w:id="44" w:name="请注意-5"/>
+          <w:rFonts w:hint="eastAsia"/>
+          <w:b/>
+          <w:bCs/>
+        </w:rPr>
+        <w:t xml:space="preserve">「导出</w:t>
+      </w:r>
+      <w:r>
+        <w:rPr>
+          <w:b/>
+          <w:bCs/>
+        </w:rPr>
+        <w:t xml:space="preserve"> PDF」</w:t>
+      </w:r>
+      <w:r>
+        <w:t xml:space="preserve"> </w:t>
+      </w:r>
+      <w:r>
+        <w:rPr>
+          <w:rFonts w:hint="eastAsia"/>
+        </w:rPr>
+        <w:t xml:space="preserve">下载文件。</w:t>
+      </w:r>
+    </w:p>
+    <w:bookmarkEnd w:id="42"/>
+    <w:bookmarkStart w:id="43" w:name="完成后您会看到什么-5"/>
     <w:p>
       <w:pPr>
         <w:pStyle w:val="Heading3"/>
@@ -6936,7 +7245,7 @@
         <w:rPr>
           <w:rFonts w:hint="eastAsia"/>
         </w:rPr>
-        <w:t xml:space="preserve">请注意</w:t>
+        <w:t xml:space="preserve">完成后您会看到什么</w:t>
       </w:r>
     </w:p>
     <w:p>
@@ -6950,10 +7259,8 @@
       <w:r>
         <w:rPr>
           <w:rFonts w:hint="eastAsia"/>
-          <w:b/>
-          <w:bCs/>
-        </w:rPr>
-        <w:t xml:space="preserve">这是整个流程中唯一应由持证法务人员签字负责的环节。</w:t>
+        </w:rPr>
+        <w:t xml:space="preserve">每条状态变为「已确认」「已驳回」或「待复核」。</w:t>
       </w:r>
       <w:r>
         <w:br/>
@@ -6971,21 +7278,25 @@
         <w:rPr>
           <w:rFonts w:hint="eastAsia"/>
         </w:rPr>
-        <w:t xml:space="preserve">存在「待复核」条目时，</w:t>
-      </w:r>
-      <w:r>
-        <w:rPr>
-          <w:rFonts w:hint="eastAsia"/>
-          <w:b/>
-          <w:bCs/>
-        </w:rPr>
-        <w:t xml:space="preserve">无法定稿</w:t>
-      </w:r>
-      <w:r>
-        <w:rPr>
-          <w:rFonts w:hint="eastAsia"/>
-        </w:rPr>
-        <w:t xml:space="preserve">，也无法导出。</w:t>
+        <w:t xml:space="preserve">顶部统计：已确认</w:t>
+      </w:r>
+      <w:r>
+        <w:t xml:space="preserve"> / </w:t>
+      </w:r>
+      <w:r>
+        <w:rPr>
+          <w:rFonts w:hint="eastAsia"/>
+        </w:rPr>
+        <w:t xml:space="preserve">已驳回</w:t>
+      </w:r>
+      <w:r>
+        <w:t xml:space="preserve"> / </w:t>
+      </w:r>
+      <w:r>
+        <w:rPr>
+          <w:rFonts w:hint="eastAsia"/>
+        </w:rPr>
+        <w:t xml:space="preserve">待处理数量。</w:t>
       </w:r>
       <w:r>
         <w:br/>
@@ -7003,7 +7314,21 @@
         <w:rPr>
           <w:rFonts w:hint="eastAsia"/>
         </w:rPr>
-        <w:t xml:space="preserve">「全部确认」不会替您阅读内容，请勿在未打开侧栏审阅的情况下一键通过。</w:t>
+        <w:t xml:space="preserve">定稿后状态锁定，</w:t>
+      </w:r>
+      <w:r>
+        <w:rPr>
+          <w:rFonts w:hint="eastAsia"/>
+          <w:b/>
+          <w:bCs/>
+        </w:rPr>
+        <w:t xml:space="preserve">不可再修改</w:t>
+      </w:r>
+      <w:r>
+        <w:rPr>
+          <w:rFonts w:hint="eastAsia"/>
+        </w:rPr>
+        <w:t xml:space="preserve">单项结论（需重新发起协查任务）。</w:t>
       </w:r>
       <w:r>
         <w:br/>
@@ -7021,7 +7346,54 @@
         <w:rPr>
           <w:rFonts w:hint="eastAsia"/>
         </w:rPr>
-        <w:t xml:space="preserve">被驳回或门控未过线的条目，应在批注中说明后续动作（如「需外聘巴西律所补充环评意见」）。</w:t>
+        <w:t xml:space="preserve">导出文件命名：Word</w:t>
+      </w:r>
+      <w:r>
+        <w:t xml:space="preserve"> </w:t>
+      </w:r>
+      <w:r>
+        <w:rPr>
+          <w:rFonts w:hint="eastAsia"/>
+        </w:rPr>
+        <w:t xml:space="preserve">为</w:t>
+      </w:r>
+      <w:r>
+        <w:t xml:space="preserve"> </w:t>
+      </w:r>
+      <w:r>
+        <w:rPr>
+          <w:rStyle w:val="VerbatimChar"/>
+          <w:rFonts w:hint="eastAsia"/>
+        </w:rPr>
+        <w:t xml:space="preserve">{项目名称}_法律研究意见书.docx</w:t>
+      </w:r>
+      <w:r>
+        <w:rPr>
+          <w:rFonts w:hint="eastAsia"/>
+        </w:rPr>
+        <w:t xml:space="preserve">；PDF</w:t>
+      </w:r>
+      <w:r>
+        <w:t xml:space="preserve"> </w:t>
+      </w:r>
+      <w:r>
+        <w:rPr>
+          <w:rFonts w:hint="eastAsia"/>
+        </w:rPr>
+        <w:t xml:space="preserve">为</w:t>
+      </w:r>
+      <w:r>
+        <w:t xml:space="preserve"> </w:t>
+      </w:r>
+      <w:r>
+        <w:rPr>
+          <w:rStyle w:val="VerbatimChar"/>
+          <w:rFonts w:hint="eastAsia"/>
+        </w:rPr>
+        <w:t xml:space="preserve">{项目名称}_协查底稿.pdf</w:t>
+      </w:r>
+      <w:r>
+        <w:t xml:space="preserve">。</w:t>
       </w:r>
       <w:r>
         <w:br/>
@@ -7033,6 +7405,143 @@
         <w:numPr>
           <w:ilvl w:val="0"/>
           <w:numId w:val="1020"/>
+        </w:numPr>
+      </w:pPr>
+      <w:r>
+        <w:t xml:space="preserve">Word </w:t>
+      </w:r>
+      <w:r>
+        <w:rPr>
+          <w:rFonts w:hint="eastAsia"/>
+        </w:rPr>
+        <w:t xml:space="preserve">含：抬头、文号、致/自/关于表、分维度意见、综合结论、复核记录、免责声明与签章栏；PDF</w:t>
+      </w:r>
+      <w:r>
+        <w:t xml:space="preserve"> </w:t>
+      </w:r>
+      <w:r>
+        <w:rPr>
+          <w:rFonts w:hint="eastAsia"/>
+        </w:rPr>
+        <w:t xml:space="preserve">为</w:t>
+      </w:r>
+      <w:r>
+        <w:t xml:space="preserve"> legacy </w:t>
+      </w:r>
+      <w:r>
+        <w:rPr>
+          <w:rFonts w:hint="eastAsia"/>
+        </w:rPr>
+        <w:t xml:space="preserve">协查底稿结构。</w:t>
+      </w:r>
+    </w:p>
+    <w:bookmarkEnd w:id="43"/>
+    <w:bookmarkStart w:id="44" w:name="请注意-5"/>
+    <w:p>
+      <w:pPr>
+        <w:pStyle w:val="Heading3"/>
+      </w:pPr>
+      <w:r>
+        <w:rPr>
+          <w:rFonts w:hint="eastAsia"/>
+        </w:rPr>
+        <w:t xml:space="preserve">请注意</w:t>
+      </w:r>
+    </w:p>
+    <w:p>
+      <w:pPr>
+        <w:pStyle w:val="Compact"/>
+        <w:numPr>
+          <w:ilvl w:val="0"/>
+          <w:numId w:val="1021"/>
+        </w:numPr>
+      </w:pPr>
+      <w:r>
+        <w:rPr>
+          <w:rFonts w:hint="eastAsia"/>
+          <w:b/>
+          <w:bCs/>
+        </w:rPr>
+        <w:t xml:space="preserve">这是整个流程中唯一应由持证法务人员签字负责的环节。</w:t>
+      </w:r>
+      <w:r>
+        <w:br/>
+      </w:r>
+    </w:p>
+    <w:p>
+      <w:pPr>
+        <w:pStyle w:val="Compact"/>
+        <w:numPr>
+          <w:ilvl w:val="0"/>
+          <w:numId w:val="1021"/>
+        </w:numPr>
+      </w:pPr>
+      <w:r>
+        <w:rPr>
+          <w:rFonts w:hint="eastAsia"/>
+        </w:rPr>
+        <w:t xml:space="preserve">存在「待复核」条目时，</w:t>
+      </w:r>
+      <w:r>
+        <w:rPr>
+          <w:rFonts w:hint="eastAsia"/>
+          <w:b/>
+          <w:bCs/>
+        </w:rPr>
+        <w:t xml:space="preserve">无法定稿</w:t>
+      </w:r>
+      <w:r>
+        <w:rPr>
+          <w:rFonts w:hint="eastAsia"/>
+        </w:rPr>
+        <w:t xml:space="preserve">，也无法导出。</w:t>
+      </w:r>
+      <w:r>
+        <w:br/>
+      </w:r>
+    </w:p>
+    <w:p>
+      <w:pPr>
+        <w:pStyle w:val="Compact"/>
+        <w:numPr>
+          <w:ilvl w:val="0"/>
+          <w:numId w:val="1021"/>
+        </w:numPr>
+      </w:pPr>
+      <w:r>
+        <w:rPr>
+          <w:rFonts w:hint="eastAsia"/>
+        </w:rPr>
+        <w:t xml:space="preserve">「全部确认」不会替您阅读内容，请勿在未打开侧栏审阅的情况下一键通过。</w:t>
+      </w:r>
+      <w:r>
+        <w:br/>
+      </w:r>
+    </w:p>
+    <w:p>
+      <w:pPr>
+        <w:pStyle w:val="Compact"/>
+        <w:numPr>
+          <w:ilvl w:val="0"/>
+          <w:numId w:val="1021"/>
+        </w:numPr>
+      </w:pPr>
+      <w:r>
+        <w:rPr>
+          <w:rFonts w:hint="eastAsia"/>
+        </w:rPr>
+        <w:t xml:space="preserve">被驳回或门控未过线的条目，应在批注中说明后续动作（如「需外聘巴西律所补充环评意见」）。</w:t>
+      </w:r>
+      <w:r>
+        <w:br/>
+      </w:r>
+    </w:p>
+    <w:p>
+      <w:pPr>
+        <w:pStyle w:val="Compact"/>
+        <w:numPr>
+          <w:ilvl w:val="0"/>
+          <w:numId w:val="1021"/>
         </w:numPr>
       </w:pPr>
       <w:r>
@@ -7288,19 +7797,25 @@
             <w:r>
               <w:rPr>
                 <w:rFonts w:hint="eastAsia"/>
+              </w:rPr>
+              <w:t xml:space="preserve">法务可</w:t>
+            </w:r>
+            <w:r>
+              <w:t xml:space="preserve"> </w:t>
+            </w:r>
+            <w:r>
+              <w:rPr>
+                <w:rFonts w:hint="eastAsia"/>
                 <w:b/>
                 <w:bCs/>
               </w:rPr>
-              <w:t xml:space="preserve">不会</w:t>
-            </w:r>
-            <w:r>
-              <w:t xml:space="preserve"> </w:t>
-            </w:r>
-            <w:r>
-              <w:rPr>
-                <w:rFonts w:hint="eastAsia"/>
-              </w:rPr>
-              <w:t xml:space="preserve">自动退回修改场景表单，</w:t>
+              <w:t xml:space="preserve">「退回业务补充」</w:t>
+            </w:r>
+            <w:r>
+              <w:rPr>
+                <w:rFonts w:hint="eastAsia"/>
+              </w:rPr>
+              <w:t xml:space="preserve">；业务在</w:t>
             </w:r>
             <w:r>
               <w:rPr>
@@ -7308,16 +7823,13 @@
                 <w:b/>
                 <w:bCs/>
               </w:rPr>
-              <w:t xml:space="preserve">不会</w:t>
-            </w:r>
-            <w:r>
-              <w:t xml:space="preserve"> </w:t>
-            </w:r>
-            <w:r>
-              <w:rPr>
-                <w:rFonts w:hint="eastAsia"/>
-              </w:rPr>
-              <w:t xml:space="preserve">自动改写简报；业务可根据批注在工作台</w:t>
+              <w:t xml:space="preserve">同一项目</w:t>
+            </w:r>
+            <w:r>
+              <w:rPr>
+                <w:rFonts w:hint="eastAsia"/>
+              </w:rPr>
+              <w:t xml:space="preserve">修改后</w:t>
             </w:r>
             <w:r>
               <w:t xml:space="preserve"> </w:t>
@@ -7328,7 +7840,13 @@
                 <w:b/>
                 <w:bCs/>
               </w:rPr>
-              <w:t xml:space="preserve">提交新协查场景</w:t>
+              <w:t xml:space="preserve">「保存并重新提交法务」</w:t>
+            </w:r>
+            <w:r>
+              <w:rPr>
+                <w:rFonts w:hint="eastAsia"/>
+              </w:rPr>
+              <w:t xml:space="preserve">，无需新建场景</w:t>
             </w:r>
           </w:p>
         </w:tc>
@@ -7413,7 +7931,15 @@
           <w:b/>
           <w:bCs/>
         </w:rPr>
-        <w:t xml:space="preserve"> Word</w:t>
+        <w:t xml:space="preserve"> Word · </w:t>
+      </w:r>
+      <w:r>
+        <w:rPr>
+          <w:rFonts w:hint="eastAsia"/>
+          <w:b/>
+          <w:bCs/>
+        </w:rPr>
+        <w:t xml:space="preserve">法律研究意见书</w:t>
       </w:r>
       <w:r>
         <w:rPr>
@@ -7457,52 +7983,6 @@
           <w:rFonts w:hint="eastAsia"/>
         </w:rPr>
         <w:t xml:space="preserve">完成后您会看到什么</w:t>
-      </w:r>
-    </w:p>
-    <w:p>
-      <w:pPr>
-        <w:pStyle w:val="Compact"/>
-        <w:numPr>
-          <w:ilvl w:val="0"/>
-          <w:numId w:val="1021"/>
-        </w:numPr>
-      </w:pPr>
-      <w:r>
-        <w:rPr>
-          <w:rFonts w:hint="eastAsia"/>
-        </w:rPr>
-        <w:t xml:space="preserve">浏览器下载协查底稿文件。</w:t>
-      </w:r>
-      <w:r>
-        <w:br/>
-      </w:r>
-    </w:p>
-    <w:p>
-      <w:pPr>
-        <w:pStyle w:val="Compact"/>
-        <w:numPr>
-          <w:ilvl w:val="0"/>
-          <w:numId w:val="1021"/>
-        </w:numPr>
-      </w:pPr>
-      <w:r>
-        <w:rPr>
-          <w:rFonts w:hint="eastAsia"/>
-        </w:rPr>
-        <w:t xml:space="preserve">工作台该场景状态更新，可随时从「最近协查场景」再次进入查看（已定稿不可改结论）。</w:t>
-      </w:r>
-    </w:p>
-    <w:bookmarkEnd w:id="47"/>
-    <w:bookmarkStart w:id="48" w:name="请注意-6"/>
-    <w:p>
-      <w:pPr>
-        <w:pStyle w:val="Heading3"/>
-      </w:pPr>
-      <w:r>
-        <w:rPr>
-          <w:rFonts w:hint="eastAsia"/>
-        </w:rPr>
-        <w:t xml:space="preserve">请注意</w:t>
       </w:r>
     </w:p>
     <w:p>
@@ -7517,21 +7997,25 @@
         <w:rPr>
           <w:rFonts w:hint="eastAsia"/>
         </w:rPr>
-        <w:t xml:space="preserve">导出底稿仍附带</w:t>
-      </w:r>
-      <w:r>
-        <w:rPr>
-          <w:rFonts w:hint="eastAsia"/>
-          <w:b/>
-          <w:bCs/>
-        </w:rPr>
-        <w:t xml:space="preserve">免责声明</w:t>
-      </w:r>
-      <w:r>
-        <w:rPr>
-          <w:rFonts w:hint="eastAsia"/>
-        </w:rPr>
-        <w:t xml:space="preserve">，对外报送前请按贵司制度加盖「仅供内部参考」等标识。</w:t>
+        <w:t xml:space="preserve">浏览器下载</w:t>
+      </w:r>
+      <w:r>
+        <w:t xml:space="preserve"> Word </w:t>
+      </w:r>
+      <w:r>
+        <w:rPr>
+          <w:rFonts w:hint="eastAsia"/>
+        </w:rPr>
+        <w:t xml:space="preserve">意见书或</w:t>
+      </w:r>
+      <w:r>
+        <w:t xml:space="preserve"> PDF </w:t>
+      </w:r>
+      <w:r>
+        <w:rPr>
+          <w:rFonts w:hint="eastAsia"/>
+        </w:rPr>
+        <w:t xml:space="preserve">底稿文件。</w:t>
       </w:r>
       <w:r>
         <w:br/>
@@ -7546,154 +8030,14 @@
         </w:numPr>
       </w:pPr>
       <w:r>
-        <w:t xml:space="preserve">Word </w:t>
-      </w:r>
-      <w:r>
-        <w:rPr>
-          <w:rFonts w:hint="eastAsia"/>
-        </w:rPr>
-        <w:t xml:space="preserve">版适合插入律师正式意见、补充附件；PDF</w:t>
-      </w:r>
-      <w:r>
-        <w:t xml:space="preserve"> </w:t>
-      </w:r>
-      <w:r>
-        <w:rPr>
-          <w:rFonts w:hint="eastAsia"/>
-        </w:rPr>
-        <w:t xml:space="preserve">版适合存档与邮件分发。</w:t>
-      </w:r>
-      <w:r>
-        <w:br/>
-      </w:r>
-    </w:p>
-    <w:p>
-      <w:pPr>
-        <w:pStyle w:val="Compact"/>
-        <w:numPr>
-          <w:ilvl w:val="0"/>
-          <w:numId w:val="1022"/>
-        </w:numPr>
-      </w:pPr>
-      <w:r>
-        <w:rPr>
-          <w:rFonts w:hint="eastAsia"/>
-        </w:rPr>
-        <w:t xml:space="preserve">底稿中的法条链接在</w:t>
-      </w:r>
-      <w:r>
-        <w:t xml:space="preserve"> Word </w:t>
-      </w:r>
-      <w:r>
-        <w:rPr>
-          <w:rFonts w:hint="eastAsia"/>
-        </w:rPr>
-        <w:t xml:space="preserve">中可点击；PDF</w:t>
-      </w:r>
-      <w:r>
-        <w:t xml:space="preserve"> </w:t>
-      </w:r>
-      <w:r>
-        <w:rPr>
-          <w:rFonts w:hint="eastAsia"/>
-        </w:rPr>
-        <w:t xml:space="preserve">中链接是否可点取决于阅读器。</w:t>
-      </w:r>
-      <w:r>
-        <w:br/>
-      </w:r>
-    </w:p>
-    <w:p>
-      <w:pPr>
-        <w:pStyle w:val="Compact"/>
-        <w:numPr>
-          <w:ilvl w:val="0"/>
-          <w:numId w:val="1022"/>
-        </w:numPr>
-      </w:pPr>
-      <w:r>
-        <w:rPr>
-          <w:rFonts w:hint="eastAsia"/>
-        </w:rPr>
-        <w:t xml:space="preserve">如需多版本对比（模板版</w:t>
-      </w:r>
-      <w:r>
-        <w:t xml:space="preserve"> vs </w:t>
-      </w:r>
-      <w:r>
-        <w:rPr>
-          <w:rFonts w:hint="eastAsia"/>
-        </w:rPr>
-        <w:t xml:space="preserve">润色版），请在定稿前分别生成简报并自行命名存档。</w:t>
-      </w:r>
-    </w:p>
-    <w:p>
-      <w:r>
-        <w:pict>
-          <v:rect style="width:0;height:1.5pt" o:hralign="center" o:hrstd="t" o:hr="t"/>
-        </w:pict>
-      </w:r>
-    </w:p>
-    <w:bookmarkEnd w:id="48"/>
-    <w:bookmarkEnd w:id="49"/>
-    <w:bookmarkStart w:id="53" w:name="步骤-7-法规动态监测可选"/>
-    <w:p>
-      <w:pPr>
-        <w:pStyle w:val="Heading2"/>
-      </w:pPr>
-      <w:r>
-        <w:rPr>
-          <w:rFonts w:hint="eastAsia"/>
-        </w:rPr>
-        <w:t xml:space="preserve">步骤</w:t>
-      </w:r>
-      <w:r>
-        <w:t xml:space="preserve"> 7 · </w:t>
-      </w:r>
-      <w:r>
-        <w:rPr>
-          <w:rFonts w:hint="eastAsia"/>
-        </w:rPr>
-        <w:t xml:space="preserve">法规动态监测（可选）</w:t>
-      </w:r>
-    </w:p>
-    <w:p>
-      <w:pPr>
-        <w:pStyle w:val="FirstParagraph"/>
-      </w:pPr>
-      <w:r>
-        <w:rPr>
-          <w:rFonts w:hint="eastAsia"/>
-          <w:b/>
-          <w:bCs/>
-        </w:rPr>
-        <w:t xml:space="preserve">入口：</w:t>
-      </w:r>
-      <w:r>
-        <w:t xml:space="preserve"> </w:t>
-      </w:r>
-      <w:r>
-        <w:rPr>
-          <w:rFonts w:hint="eastAsia"/>
-        </w:rPr>
-        <w:t xml:space="preserve">工作台</w:t>
-      </w:r>
-      <w:r>
-        <w:t xml:space="preserve"> →</w:t>
-      </w:r>
-      <w:r>
-        <w:t xml:space="preserve"> </w:t>
-      </w:r>
-      <w:r>
-        <w:rPr>
-          <w:rFonts w:hint="eastAsia"/>
-          <w:b/>
-          <w:bCs/>
-        </w:rPr>
-        <w:t xml:space="preserve">「法规动态监测（辅线）」</w:t>
-      </w:r>
-    </w:p>
-    <w:bookmarkStart w:id="50" w:name="您需要做什么-7"/>
+        <w:rPr>
+          <w:rFonts w:hint="eastAsia"/>
+        </w:rPr>
+        <w:t xml:space="preserve">工作台该场景状态更新，可随时从「最近协查场景」再次进入查看（已定稿不可改结论）。</w:t>
+      </w:r>
+    </w:p>
+    <w:bookmarkEnd w:id="47"/>
+    <w:bookmarkStart w:id="48" w:name="请注意-6"/>
     <w:p>
       <w:pPr>
         <w:pStyle w:val="Heading3"/>
@@ -7702,48 +8046,7 @@
         <w:rPr>
           <w:rFonts w:hint="eastAsia"/>
         </w:rPr>
-        <w:t xml:space="preserve">您需要做什么</w:t>
-      </w:r>
-    </w:p>
-    <w:p>
-      <w:pPr>
-        <w:pStyle w:val="FirstParagraph"/>
-      </w:pPr>
-      <w:r>
-        <w:rPr>
-          <w:rFonts w:hint="eastAsia"/>
-        </w:rPr>
-        <w:t xml:space="preserve">点击</w:t>
-      </w:r>
-      <w:r>
-        <w:t xml:space="preserve"> </w:t>
-      </w:r>
-      <w:r>
-        <w:rPr>
-          <w:rFonts w:hint="eastAsia"/>
-          <w:b/>
-          <w:bCs/>
-        </w:rPr>
-        <w:t xml:space="preserve">「手动扫描法规更新」</w:t>
-      </w:r>
-      <w:r>
-        <w:rPr>
-          <w:rFonts w:hint="eastAsia"/>
-        </w:rPr>
-        <w:t xml:space="preserve">，查看是否有与本地法源库相关的变更提醒。</w:t>
-      </w:r>
-    </w:p>
-    <w:bookmarkEnd w:id="50"/>
-    <w:bookmarkStart w:id="51" w:name="完成后您会看到什么-7"/>
-    <w:p>
-      <w:pPr>
-        <w:pStyle w:val="Heading3"/>
-      </w:pPr>
-      <w:r>
-        <w:rPr>
-          <w:rFonts w:hint="eastAsia"/>
-        </w:rPr>
-        <w:t xml:space="preserve">完成后您会看到什么</w:t>
+        <w:t xml:space="preserve">请注意</w:t>
       </w:r>
     </w:p>
     <w:p>
@@ -7758,7 +8061,21 @@
         <w:rPr>
           <w:rFonts w:hint="eastAsia"/>
         </w:rPr>
-        <w:t xml:space="preserve">若有更新，列表显示提醒标题与级别。</w:t>
+        <w:t xml:space="preserve">导出底稿仍附带</w:t>
+      </w:r>
+      <w:r>
+        <w:rPr>
+          <w:rFonts w:hint="eastAsia"/>
+          <w:b/>
+          <w:bCs/>
+        </w:rPr>
+        <w:t xml:space="preserve">免责声明</w:t>
+      </w:r>
+      <w:r>
+        <w:rPr>
+          <w:rFonts w:hint="eastAsia"/>
+        </w:rPr>
+        <w:t xml:space="preserve">，对外报送前请按贵司制度加盖「仅供内部参考」等标识。</w:t>
       </w:r>
       <w:r>
         <w:br/>
@@ -7773,14 +8090,154 @@
         </w:numPr>
       </w:pPr>
       <w:r>
-        <w:rPr>
-          <w:rFonts w:hint="eastAsia"/>
-        </w:rPr>
-        <w:t xml:space="preserve">若无更新，提示「暂无监测提醒」。</w:t>
-      </w:r>
-    </w:p>
-    <w:bookmarkEnd w:id="51"/>
-    <w:bookmarkStart w:id="52" w:name="请注意-7"/>
+        <w:t xml:space="preserve">Word </w:t>
+      </w:r>
+      <w:r>
+        <w:rPr>
+          <w:rFonts w:hint="eastAsia"/>
+        </w:rPr>
+        <w:t xml:space="preserve">版适合插入律师正式意见、补充附件；PDF</w:t>
+      </w:r>
+      <w:r>
+        <w:t xml:space="preserve"> </w:t>
+      </w:r>
+      <w:r>
+        <w:rPr>
+          <w:rFonts w:hint="eastAsia"/>
+        </w:rPr>
+        <w:t xml:space="preserve">版适合存档与邮件分发。</w:t>
+      </w:r>
+      <w:r>
+        <w:br/>
+      </w:r>
+    </w:p>
+    <w:p>
+      <w:pPr>
+        <w:pStyle w:val="Compact"/>
+        <w:numPr>
+          <w:ilvl w:val="0"/>
+          <w:numId w:val="1023"/>
+        </w:numPr>
+      </w:pPr>
+      <w:r>
+        <w:rPr>
+          <w:rFonts w:hint="eastAsia"/>
+        </w:rPr>
+        <w:t xml:space="preserve">底稿中的法条链接在</w:t>
+      </w:r>
+      <w:r>
+        <w:t xml:space="preserve"> Word </w:t>
+      </w:r>
+      <w:r>
+        <w:rPr>
+          <w:rFonts w:hint="eastAsia"/>
+        </w:rPr>
+        <w:t xml:space="preserve">中可点击；PDF</w:t>
+      </w:r>
+      <w:r>
+        <w:t xml:space="preserve"> </w:t>
+      </w:r>
+      <w:r>
+        <w:rPr>
+          <w:rFonts w:hint="eastAsia"/>
+        </w:rPr>
+        <w:t xml:space="preserve">中链接是否可点取决于阅读器。</w:t>
+      </w:r>
+      <w:r>
+        <w:br/>
+      </w:r>
+    </w:p>
+    <w:p>
+      <w:pPr>
+        <w:pStyle w:val="Compact"/>
+        <w:numPr>
+          <w:ilvl w:val="0"/>
+          <w:numId w:val="1023"/>
+        </w:numPr>
+      </w:pPr>
+      <w:r>
+        <w:rPr>
+          <w:rFonts w:hint="eastAsia"/>
+        </w:rPr>
+        <w:t xml:space="preserve">如需多版本对比（模板版</w:t>
+      </w:r>
+      <w:r>
+        <w:t xml:space="preserve"> vs </w:t>
+      </w:r>
+      <w:r>
+        <w:rPr>
+          <w:rFonts w:hint="eastAsia"/>
+        </w:rPr>
+        <w:t xml:space="preserve">润色版），请在定稿前分别生成简报并自行命名存档。</w:t>
+      </w:r>
+    </w:p>
+    <w:p>
+      <w:r>
+        <w:pict>
+          <v:rect style="width:0;height:1.5pt" o:hralign="center" o:hrstd="t" o:hr="t"/>
+        </w:pict>
+      </w:r>
+    </w:p>
+    <w:bookmarkEnd w:id="48"/>
+    <w:bookmarkEnd w:id="49"/>
+    <w:bookmarkStart w:id="53" w:name="步骤-7-法规动态监测可选"/>
+    <w:p>
+      <w:pPr>
+        <w:pStyle w:val="Heading2"/>
+      </w:pPr>
+      <w:r>
+        <w:rPr>
+          <w:rFonts w:hint="eastAsia"/>
+        </w:rPr>
+        <w:t xml:space="preserve">步骤</w:t>
+      </w:r>
+      <w:r>
+        <w:t xml:space="preserve"> 7 · </w:t>
+      </w:r>
+      <w:r>
+        <w:rPr>
+          <w:rFonts w:hint="eastAsia"/>
+        </w:rPr>
+        <w:t xml:space="preserve">法规动态监测（可选）</w:t>
+      </w:r>
+    </w:p>
+    <w:p>
+      <w:pPr>
+        <w:pStyle w:val="FirstParagraph"/>
+      </w:pPr>
+      <w:r>
+        <w:rPr>
+          <w:rFonts w:hint="eastAsia"/>
+          <w:b/>
+          <w:bCs/>
+        </w:rPr>
+        <w:t xml:space="preserve">入口：</w:t>
+      </w:r>
+      <w:r>
+        <w:t xml:space="preserve"> </w:t>
+      </w:r>
+      <w:r>
+        <w:rPr>
+          <w:rFonts w:hint="eastAsia"/>
+        </w:rPr>
+        <w:t xml:space="preserve">工作台</w:t>
+      </w:r>
+      <w:r>
+        <w:t xml:space="preserve"> →</w:t>
+      </w:r>
+      <w:r>
+        <w:t xml:space="preserve"> </w:t>
+      </w:r>
+      <w:r>
+        <w:rPr>
+          <w:rFonts w:hint="eastAsia"/>
+          <w:b/>
+          <w:bCs/>
+        </w:rPr>
+        <w:t xml:space="preserve">「法规动态监测（辅线）」</w:t>
+      </w:r>
+    </w:p>
+    <w:bookmarkStart w:id="50" w:name="您需要做什么-7"/>
     <w:p>
       <w:pPr>
         <w:pStyle w:val="Heading3"/>
@@ -7789,7 +8246,48 @@
         <w:rPr>
           <w:rFonts w:hint="eastAsia"/>
         </w:rPr>
-        <w:t xml:space="preserve">请注意</w:t>
+        <w:t xml:space="preserve">您需要做什么</w:t>
+      </w:r>
+    </w:p>
+    <w:p>
+      <w:pPr>
+        <w:pStyle w:val="FirstParagraph"/>
+      </w:pPr>
+      <w:r>
+        <w:rPr>
+          <w:rFonts w:hint="eastAsia"/>
+        </w:rPr>
+        <w:t xml:space="preserve">点击</w:t>
+      </w:r>
+      <w:r>
+        <w:t xml:space="preserve"> </w:t>
+      </w:r>
+      <w:r>
+        <w:rPr>
+          <w:rFonts w:hint="eastAsia"/>
+          <w:b/>
+          <w:bCs/>
+        </w:rPr>
+        <w:t xml:space="preserve">「手动扫描法规更新」</w:t>
+      </w:r>
+      <w:r>
+        <w:rPr>
+          <w:rFonts w:hint="eastAsia"/>
+        </w:rPr>
+        <w:t xml:space="preserve">，查看是否有与本地法源库相关的变更提醒。</w:t>
+      </w:r>
+    </w:p>
+    <w:bookmarkEnd w:id="50"/>
+    <w:bookmarkStart w:id="51" w:name="完成后您会看到什么-7"/>
+    <w:p>
+      <w:pPr>
+        <w:pStyle w:val="Heading3"/>
+      </w:pPr>
+      <w:r>
+        <w:rPr>
+          <w:rFonts w:hint="eastAsia"/>
+        </w:rPr>
+        <w:t xml:space="preserve">完成后您会看到什么</w:t>
       </w:r>
     </w:p>
     <w:p>
@@ -7804,54 +8302,7 @@
         <w:rPr>
           <w:rFonts w:hint="eastAsia"/>
         </w:rPr>
-        <w:t xml:space="preserve">当前为</w:t>
-      </w:r>
-      <w:r>
-        <w:t xml:space="preserve"> </w:t>
-      </w:r>
-      <w:r>
-        <w:rPr>
-          <w:b/>
-          <w:bCs/>
-        </w:rPr>
-        <w:t xml:space="preserve">MVP </w:t>
-      </w:r>
-      <w:r>
-        <w:rPr>
-          <w:rFonts w:hint="eastAsia"/>
-          <w:b/>
-          <w:bCs/>
-        </w:rPr>
-        <w:t xml:space="preserve">能力</w:t>
-      </w:r>
-      <w:r>
-        <w:rPr>
-          <w:rFonts w:hint="eastAsia"/>
-        </w:rPr>
-        <w:t xml:space="preserve">：主要检测平台内置法源语料的变更，</w:t>
-      </w:r>
-      <w:r>
-        <w:rPr>
-          <w:rFonts w:hint="eastAsia"/>
-          <w:b/>
-          <w:bCs/>
-        </w:rPr>
-        <w:t xml:space="preserve">不能替代</w:t>
-      </w:r>
-      <w:r>
-        <w:rPr>
-          <w:rFonts w:hint="eastAsia"/>
-        </w:rPr>
-        <w:t xml:space="preserve">对</w:t>
-      </w:r>
-      <w:r>
-        <w:t xml:space="preserve"> LexML </w:t>
-      </w:r>
-      <w:r>
-        <w:rPr>
-          <w:rFonts w:hint="eastAsia"/>
-        </w:rPr>
-        <w:t xml:space="preserve">等官方法源的持续跟踪。</w:t>
+        <w:t xml:space="preserve">若有更新，列表显示提醒标题与级别。</w:t>
       </w:r>
       <w:r>
         <w:br/>
@@ -7869,10 +8320,20 @@
         <w:rPr>
           <w:rFonts w:hint="eastAsia"/>
         </w:rPr>
-        <w:t xml:space="preserve">正式投产场景应配合专人或律所订阅法规更新服务。</w:t>
-      </w:r>
-      <w:r>
-        <w:br/>
+        <w:t xml:space="preserve">若无更新，提示「暂无监测提醒」。</w:t>
+      </w:r>
+    </w:p>
+    <w:bookmarkEnd w:id="51"/>
+    <w:bookmarkStart w:id="52" w:name="请注意-7"/>
+    <w:p>
+      <w:pPr>
+        <w:pStyle w:val="Heading3"/>
+      </w:pPr>
+      <w:r>
+        <w:rPr>
+          <w:rFonts w:hint="eastAsia"/>
+        </w:rPr>
+        <w:t xml:space="preserve">请注意</w:t>
       </w:r>
     </w:p>
     <w:p>
@@ -7880,14 +8341,97 @@
         <w:pStyle w:val="Compact"/>
         <w:numPr>
           <w:ilvl w:val="0"/>
-          <w:numId w:val="1024"/>
+          <w:numId w:val="1025"/>
         </w:numPr>
       </w:pPr>
       <w:r>
         <w:rPr>
           <w:rFonts w:hint="eastAsia"/>
         </w:rPr>
-        <w:t xml:space="preserve">监测结果不会自动修改您已定稿的协查底稿；若发现重大变更，应</w:t>
+        <w:t xml:space="preserve">当前为</w:t>
+      </w:r>
+      <w:r>
+        <w:t xml:space="preserve"> </w:t>
+      </w:r>
+      <w:r>
+        <w:rPr>
+          <w:b/>
+          <w:bCs/>
+        </w:rPr>
+        <w:t xml:space="preserve">MVP </w:t>
+      </w:r>
+      <w:r>
+        <w:rPr>
+          <w:rFonts w:hint="eastAsia"/>
+          <w:b/>
+          <w:bCs/>
+        </w:rPr>
+        <w:t xml:space="preserve">能力</w:t>
+      </w:r>
+      <w:r>
+        <w:rPr>
+          <w:rFonts w:hint="eastAsia"/>
+        </w:rPr>
+        <w:t xml:space="preserve">：主要检测平台内置法源语料的变更，</w:t>
+      </w:r>
+      <w:r>
+        <w:rPr>
+          <w:rFonts w:hint="eastAsia"/>
+          <w:b/>
+          <w:bCs/>
+        </w:rPr>
+        <w:t xml:space="preserve">不能替代</w:t>
+      </w:r>
+      <w:r>
+        <w:rPr>
+          <w:rFonts w:hint="eastAsia"/>
+        </w:rPr>
+        <w:t xml:space="preserve">对</w:t>
+      </w:r>
+      <w:r>
+        <w:t xml:space="preserve"> LexML </w:t>
+      </w:r>
+      <w:r>
+        <w:rPr>
+          <w:rFonts w:hint="eastAsia"/>
+        </w:rPr>
+        <w:t xml:space="preserve">等官方法源的持续跟踪。</w:t>
+      </w:r>
+      <w:r>
+        <w:br/>
+      </w:r>
+    </w:p>
+    <w:p>
+      <w:pPr>
+        <w:pStyle w:val="Compact"/>
+        <w:numPr>
+          <w:ilvl w:val="0"/>
+          <w:numId w:val="1025"/>
+        </w:numPr>
+      </w:pPr>
+      <w:r>
+        <w:rPr>
+          <w:rFonts w:hint="eastAsia"/>
+        </w:rPr>
+        <w:t xml:space="preserve">正式投产场景应配合专人或律所订阅法规更新服务。</w:t>
+      </w:r>
+      <w:r>
+        <w:br/>
+      </w:r>
+    </w:p>
+    <w:p>
+      <w:pPr>
+        <w:pStyle w:val="Compact"/>
+        <w:numPr>
+          <w:ilvl w:val="0"/>
+          <w:numId w:val="1025"/>
+        </w:numPr>
+      </w:pPr>
+      <w:r>
+        <w:rPr>
+          <w:rFonts w:hint="eastAsia"/>
+        </w:rPr>
+        <w:t xml:space="preserve">监测结果不会自动修改您已定稿的导出文件；若发现重大变更，应</w:t>
       </w:r>
       <w:r>
         <w:rPr>
@@ -7910,7 +8454,7 @@
     </w:p>
     <w:bookmarkEnd w:id="52"/>
     <w:bookmarkEnd w:id="53"/>
-    <w:bookmarkStart w:id="54" w:name="五全流程一览"/>
+    <w:bookmarkStart w:id="59" w:name="步骤-8-法源语料维护法务专属"/>
     <w:p>
       <w:pPr>
         <w:pStyle w:val="Heading2"/>
@@ -7919,6 +8463,1616 @@
         <w:rPr>
           <w:rFonts w:hint="eastAsia"/>
         </w:rPr>
+        <w:t xml:space="preserve">步骤</w:t>
+      </w:r>
+      <w:r>
+        <w:t xml:space="preserve"> 8 · </w:t>
+      </w:r>
+      <w:r>
+        <w:rPr>
+          <w:rFonts w:hint="eastAsia"/>
+        </w:rPr>
+        <w:t xml:space="preserve">法源语料维护（法务专属）</w:t>
+      </w:r>
+    </w:p>
+    <w:p>
+      <w:pPr>
+        <w:pStyle w:val="FirstParagraph"/>
+      </w:pPr>
+      <w:r>
+        <w:rPr>
+          <w:rFonts w:hint="eastAsia"/>
+        </w:rPr>
+        <w:t xml:space="preserve">当需要</w:t>
+      </w:r>
+      <w:r>
+        <w:rPr>
+          <w:rFonts w:hint="eastAsia"/>
+          <w:b/>
+          <w:bCs/>
+        </w:rPr>
+        <w:t xml:space="preserve">在平台内补充或更新法条片段</w:t>
+      </w:r>
+      <w:r>
+        <w:rPr>
+          <w:rFonts w:hint="eastAsia"/>
+        </w:rPr>
+        <w:t xml:space="preserve">（供后续协查检索绑定），请使用本功能。这与「复核某次协查结论」不同：这里改的是</w:t>
+      </w:r>
+      <w:r>
+        <w:rPr>
+          <w:rFonts w:hint="eastAsia"/>
+          <w:b/>
+          <w:bCs/>
+        </w:rPr>
+        <w:t xml:space="preserve">全平台共享的法源库</w:t>
+      </w:r>
+      <w:r>
+        <w:t xml:space="preserve">。</w:t>
+      </w:r>
+    </w:p>
+    <w:p>
+      <w:pPr>
+        <w:pStyle w:val="BodyText"/>
+      </w:pPr>
+      <w:r>
+        <w:rPr>
+          <w:rFonts w:hint="eastAsia"/>
+          <w:b/>
+          <w:bCs/>
+        </w:rPr>
+        <w:t xml:space="preserve">入口（任选其一）：</w:t>
+      </w:r>
+    </w:p>
+    <w:p>
+      <w:pPr>
+        <w:pStyle w:val="Compact"/>
+        <w:numPr>
+          <w:ilvl w:val="0"/>
+          <w:numId w:val="1026"/>
+        </w:numPr>
+      </w:pPr>
+      <w:r>
+        <w:rPr>
+          <w:rFonts w:hint="eastAsia"/>
+        </w:rPr>
+        <w:t xml:space="preserve">顶部导航</w:t>
+      </w:r>
+      <w:r>
+        <w:t xml:space="preserve"> →</w:t>
+      </w:r>
+      <w:r>
+        <w:t xml:space="preserve"> </w:t>
+      </w:r>
+      <w:r>
+        <w:rPr>
+          <w:rFonts w:hint="eastAsia"/>
+          <w:b/>
+          <w:bCs/>
+        </w:rPr>
+        <w:t xml:space="preserve">「法源维护」</w:t>
+      </w:r>
+      <w:r>
+        <w:br/>
+      </w:r>
+    </w:p>
+    <w:p>
+      <w:pPr>
+        <w:pStyle w:val="Compact"/>
+        <w:numPr>
+          <w:ilvl w:val="0"/>
+          <w:numId w:val="1026"/>
+        </w:numPr>
+      </w:pPr>
+      <w:r>
+        <w:rPr>
+          <w:rFonts w:hint="eastAsia"/>
+        </w:rPr>
+        <w:t xml:space="preserve">工作台</w:t>
+      </w:r>
+      <w:r>
+        <w:t xml:space="preserve"> → </w:t>
+      </w:r>
+      <w:r>
+        <w:rPr>
+          <w:rFonts w:hint="eastAsia"/>
+        </w:rPr>
+        <w:t xml:space="preserve">法规动态监测区域</w:t>
+      </w:r>
+      <w:r>
+        <w:t xml:space="preserve"> →</w:t>
+      </w:r>
+      <w:r>
+        <w:t xml:space="preserve"> </w:t>
+      </w:r>
+      <w:r>
+        <w:rPr>
+          <w:rFonts w:hint="eastAsia"/>
+          <w:b/>
+          <w:bCs/>
+        </w:rPr>
+        <w:t xml:space="preserve">「法源语料维护」</w:t>
+      </w:r>
+    </w:p>
+    <w:p>
+      <w:pPr>
+        <w:pStyle w:val="BlockText"/>
+      </w:pPr>
+      <w:r>
+        <w:rPr>
+          <w:rFonts w:hint="eastAsia"/>
+        </w:rPr>
+        <w:t xml:space="preserve">仅</w:t>
+      </w:r>
+      <w:r>
+        <w:t xml:space="preserve"> </w:t>
+      </w:r>
+      <w:r>
+        <w:rPr>
+          <w:rFonts w:hint="eastAsia"/>
+          <w:b/>
+          <w:bCs/>
+        </w:rPr>
+        <w:t xml:space="preserve">法务</w:t>
+      </w:r>
+      <w:r>
+        <w:rPr>
+          <w:b/>
+          <w:bCs/>
+        </w:rPr>
+        <w:t xml:space="preserve"> / </w:t>
+      </w:r>
+      <w:r>
+        <w:rPr>
+          <w:rFonts w:hint="eastAsia"/>
+          <w:b/>
+          <w:bCs/>
+        </w:rPr>
+        <w:t xml:space="preserve">管理员</w:t>
+      </w:r>
+      <w:r>
+        <w:t xml:space="preserve"> </w:t>
+      </w:r>
+      <w:r>
+        <w:rPr>
+          <w:rFonts w:hint="eastAsia"/>
+        </w:rPr>
+        <w:t xml:space="preserve">账号可见；业务账号无此入口。</w:t>
+      </w:r>
+    </w:p>
+    <w:p>
+      <w:r>
+        <w:pict>
+          <v:rect style="width:0;height:1.5pt" o:hralign="center" o:hrstd="t" o:hr="t"/>
+        </w:pict>
+      </w:r>
+    </w:p>
+    <w:bookmarkStart w:id="54" w:name="先分清法源语料-vs-核查规则"/>
+    <w:p>
+      <w:pPr>
+        <w:pStyle w:val="Heading3"/>
+      </w:pPr>
+      <w:r>
+        <w:t xml:space="preserve">8.1 </w:t>
+      </w:r>
+      <w:r>
+        <w:rPr>
+          <w:rFonts w:hint="eastAsia"/>
+        </w:rPr>
+        <w:t xml:space="preserve">先分清：法源语料</w:t>
+      </w:r>
+      <w:r>
+        <w:t xml:space="preserve"> vs </w:t>
+      </w:r>
+      <w:r>
+        <w:rPr>
+          <w:rFonts w:hint="eastAsia"/>
+        </w:rPr>
+        <w:t xml:space="preserve">核查规则</w:t>
+      </w:r>
+    </w:p>
+    <w:tbl>
+      <w:tblPr>
+        <w:tblStyle w:val="Table"/>
+        <w:tblW w:type="pct" w:w="5000"/>
+        <w:tblLayout w:type="fixed"/>
+        <w:tblLook w:firstRow="1" w:lastRow="0" w:firstColumn="0" w:lastColumn="0" w:noHBand="0" w:noVBand="0" w:val="0020"/>
+      </w:tblPr>
+      <w:tblGrid>
+        <w:gridCol w:w="2084"/>
+        <w:gridCol w:w="3334"/>
+        <w:gridCol w:w="2501"/>
+      </w:tblGrid>
+      <w:tr>
+        <w:trPr>
+          <w:tblHeader w:val="on"/>
+        </w:trPr>
+        <w:tc>
+          <w:tcPr/>
+          <w:p>
+            <w:pPr>
+              <w:pStyle w:val="Compact"/>
+            </w:pPr>
+            <w:r>
+              <w:rPr>
+                <w:rFonts w:hint="eastAsia"/>
+              </w:rPr>
+              <w:t xml:space="preserve">维护对象</w:t>
+            </w:r>
+          </w:p>
+        </w:tc>
+        <w:tc>
+          <w:tcPr/>
+          <w:p>
+            <w:pPr>
+              <w:pStyle w:val="Compact"/>
+            </w:pPr>
+            <w:r>
+              <w:rPr>
+                <w:rFonts w:hint="eastAsia"/>
+              </w:rPr>
+              <w:t xml:space="preserve">在平台里做什么</w:t>
+            </w:r>
+          </w:p>
+        </w:tc>
+        <w:tc>
+          <w:tcPr/>
+          <w:p>
+            <w:pPr>
+              <w:pStyle w:val="Compact"/>
+            </w:pPr>
+            <w:r>
+              <w:rPr>
+                <w:rFonts w:hint="eastAsia"/>
+              </w:rPr>
+              <w:t xml:space="preserve">谁通常负责</w:t>
+            </w:r>
+          </w:p>
+        </w:tc>
+      </w:tr>
+      <w:tr>
+        <w:tc>
+          <w:tcPr/>
+          <w:p>
+            <w:pPr>
+              <w:pStyle w:val="Compact"/>
+            </w:pPr>
+            <w:r>
+              <w:rPr>
+                <w:rFonts w:hint="eastAsia"/>
+                <w:b/>
+                <w:bCs/>
+              </w:rPr>
+              <w:t xml:space="preserve">法源语料</w:t>
+            </w:r>
+          </w:p>
+        </w:tc>
+        <w:tc>
+          <w:tcPr/>
+          <w:p>
+            <w:pPr>
+              <w:pStyle w:val="Compact"/>
+            </w:pPr>
+            <w:r>
+              <w:rPr>
+                <w:rFonts w:hint="eastAsia"/>
+              </w:rPr>
+              <w:t xml:space="preserve">在本页新增/编辑/删除法条片段，绑定核查项编号</w:t>
+            </w:r>
+          </w:p>
+        </w:tc>
+        <w:tc>
+          <w:tcPr/>
+          <w:p>
+            <w:pPr>
+              <w:pStyle w:val="Compact"/>
+            </w:pPr>
+            <w:r>
+              <w:rPr>
+                <w:rFonts w:hint="eastAsia"/>
+              </w:rPr>
+              <w:t xml:space="preserve">法务录入</w:t>
+            </w:r>
+            <w:r>
+              <w:t xml:space="preserve"> + </w:t>
+            </w:r>
+            <w:r>
+              <w:rPr>
+                <w:rFonts w:hint="eastAsia"/>
+              </w:rPr>
+              <w:t xml:space="preserve">实施复核</w:t>
+            </w:r>
+          </w:p>
+        </w:tc>
+      </w:tr>
+      <w:tr>
+        <w:tc>
+          <w:tcPr/>
+          <w:p>
+            <w:pPr>
+              <w:pStyle w:val="Compact"/>
+            </w:pPr>
+            <w:r>
+              <w:rPr>
+                <w:rFonts w:hint="eastAsia"/>
+                <w:b/>
+                <w:bCs/>
+              </w:rPr>
+              <w:t xml:space="preserve">核查规则</w:t>
+            </w:r>
+          </w:p>
+        </w:tc>
+        <w:tc>
+          <w:tcPr/>
+          <w:p>
+            <w:pPr>
+              <w:pStyle w:val="Compact"/>
+            </w:pPr>
+            <w:r>
+              <w:rPr>
+                <w:rFonts w:hint="eastAsia"/>
+              </w:rPr>
+              <w:t xml:space="preserve">新增</w:t>
+            </w:r>
+            <w:r>
+              <w:t xml:space="preserve"> IBAMA </w:t>
+            </w:r>
+            <w:r>
+              <w:rPr>
+                <w:rFonts w:hint="eastAsia"/>
+              </w:rPr>
+              <w:t xml:space="preserve">检查点等</w:t>
+            </w:r>
+            <w:r>
+              <w:rPr>
+                <w:rFonts w:hint="eastAsia"/>
+                <w:b/>
+                <w:bCs/>
+              </w:rPr>
+              <w:t xml:space="preserve">清单条目</w:t>
+            </w:r>
+          </w:p>
+        </w:tc>
+        <w:tc>
+          <w:tcPr/>
+          <w:p>
+            <w:pPr>
+              <w:pStyle w:val="Compact"/>
+            </w:pPr>
+            <w:r>
+              <w:rPr>
+                <w:rFonts w:hint="eastAsia"/>
+              </w:rPr>
+              <w:t xml:space="preserve">实施人员更新规则库（本页暂不支持）</w:t>
+            </w:r>
+          </w:p>
+        </w:tc>
+      </w:tr>
+      <w:tr>
+        <w:tc>
+          <w:tcPr/>
+          <w:p>
+            <w:pPr>
+              <w:pStyle w:val="Compact"/>
+            </w:pPr>
+            <w:r>
+              <w:rPr>
+                <w:rFonts w:hint="eastAsia"/>
+                <w:b/>
+                <w:bCs/>
+              </w:rPr>
+              <w:t xml:space="preserve">单次协查</w:t>
+            </w:r>
+          </w:p>
+        </w:tc>
+        <w:tc>
+          <w:tcPr/>
+          <w:p>
+            <w:pPr>
+              <w:pStyle w:val="Compact"/>
+            </w:pPr>
+            <w:r>
+              <w:rPr>
+                <w:rFonts w:hint="eastAsia"/>
+              </w:rPr>
+              <w:t xml:space="preserve">复核页批注、驳回、导出</w:t>
+            </w:r>
+          </w:p>
+        </w:tc>
+        <w:tc>
+          <w:tcPr/>
+          <w:p>
+            <w:pPr>
+              <w:pStyle w:val="Compact"/>
+            </w:pPr>
+            <w:r>
+              <w:rPr>
+                <w:rFonts w:hint="eastAsia"/>
+              </w:rPr>
+              <w:t xml:space="preserve">法务按项目操作</w:t>
+            </w:r>
+          </w:p>
+        </w:tc>
+      </w:tr>
+    </w:tbl>
+    <w:p>
+      <w:pPr>
+        <w:pStyle w:val="BodyText"/>
+      </w:pPr>
+      <w:r>
+        <w:rPr>
+          <w:rFonts w:hint="eastAsia"/>
+        </w:rPr>
+        <w:t xml:space="preserve">协查检索时，系统用</w:t>
+      </w:r>
+      <w:r>
+        <w:t xml:space="preserve"> </w:t>
+      </w:r>
+      <w:r>
+        <w:rPr>
+          <w:rFonts w:hint="eastAsia"/>
+          <w:b/>
+          <w:bCs/>
+        </w:rPr>
+        <w:t xml:space="preserve">法源语料</w:t>
+      </w:r>
+      <w:r>
+        <w:t xml:space="preserve"> </w:t>
+      </w:r>
+      <w:r>
+        <w:rPr>
+          <w:rFonts w:hint="eastAsia"/>
+        </w:rPr>
+        <w:t xml:space="preserve">为每条核查项匹配</w:t>
+      </w:r>
+      <w:r>
+        <w:t xml:space="preserve"> Top-3 </w:t>
+      </w:r>
+      <w:r>
+        <w:rPr>
+          <w:rFonts w:hint="eastAsia"/>
+        </w:rPr>
+        <w:t xml:space="preserve">法条；</w:t>
+      </w:r>
+      <w:r>
+        <w:rPr>
+          <w:rStyle w:val="VerbatimChar"/>
+        </w:rPr>
+        <w:t xml:space="preserve">checklist_codes</w:t>
+      </w:r>
+      <w:r>
+        <w:rPr>
+          <w:rFonts w:hint="eastAsia"/>
+        </w:rPr>
+        <w:t xml:space="preserve">（如</w:t>
+      </w:r>
+      <w:r>
+        <w:t xml:space="preserve"> </w:t>
+      </w:r>
+      <w:r>
+        <w:rPr>
+          <w:rStyle w:val="VerbatimChar"/>
+        </w:rPr>
+        <w:t xml:space="preserve">LAB-001</w:t>
+      </w:r>
+      <w:r>
+        <w:rPr>
+          <w:rFonts w:hint="eastAsia"/>
+        </w:rPr>
+        <w:t xml:space="preserve">）必须与核查清单编号一致，否则无法精准绑定。</w:t>
+      </w:r>
+    </w:p>
+    <w:p>
+      <w:r>
+        <w:pict>
+          <v:rect style="width:0;height:1.5pt" o:hralign="center" o:hrstd="t" o:hr="t"/>
+        </w:pict>
+      </w:r>
+    </w:p>
+    <w:bookmarkEnd w:id="54"/>
+    <w:bookmarkStart w:id="55" w:name="补充或更新法条的标准流程"/>
+    <w:p>
+      <w:pPr>
+        <w:pStyle w:val="Heading3"/>
+      </w:pPr>
+      <w:r>
+        <w:t xml:space="preserve">8.2 </w:t>
+      </w:r>
+      <w:r>
+        <w:rPr>
+          <w:rFonts w:hint="eastAsia"/>
+        </w:rPr>
+        <w:t xml:space="preserve">补充或更新法条的标准流程</w:t>
+      </w:r>
+    </w:p>
+    <w:p>
+      <w:pPr>
+        <w:pStyle w:val="SourceCode"/>
+      </w:pPr>
+      <w:r>
+        <w:rPr>
+          <w:rStyle w:val="VerbatimChar"/>
+        </w:rPr>
+        <w:t xml:space="preserve">① </w:t>
+      </w:r>
+      <w:r>
+        <w:rPr>
+          <w:rStyle w:val="VerbatimChar"/>
+          <w:rFonts w:hint="eastAsia"/>
+        </w:rPr>
+        <w:t xml:space="preserve">在</w:t>
+      </w:r>
+      <w:r>
+        <w:rPr>
+          <w:rStyle w:val="VerbatimChar"/>
+        </w:rPr>
+        <w:t xml:space="preserve"> LexML / STF / STJ </w:t>
+      </w:r>
+      <w:r>
+        <w:rPr>
+          <w:rStyle w:val="VerbatimChar"/>
+          <w:rFonts w:hint="eastAsia"/>
+        </w:rPr>
+        <w:t xml:space="preserve">等官方法源确认最新文本、URN</w:t>
+      </w:r>
+      <w:r>
+        <w:rPr>
+          <w:rStyle w:val="VerbatimChar"/>
+        </w:rPr>
+        <w:t xml:space="preserve"> </w:t>
+      </w:r>
+      <w:r>
+        <w:rPr>
+          <w:rStyle w:val="VerbatimChar"/>
+          <w:rFonts w:hint="eastAsia"/>
+        </w:rPr>
+        <w:t xml:space="preserve">与链接</w:t>
+      </w:r>
+      <w:r>
+        <w:br/>
+      </w:r>
+      <w:r>
+        <w:rPr>
+          <w:rStyle w:val="VerbatimChar"/>
+        </w:rPr>
+        <w:t xml:space="preserve">        ↓</w:t>
+      </w:r>
+      <w:r>
+        <w:br/>
+      </w:r>
+      <w:r>
+        <w:rPr>
+          <w:rStyle w:val="VerbatimChar"/>
+        </w:rPr>
+        <w:t xml:space="preserve">② </w:t>
+      </w:r>
+      <w:r>
+        <w:rPr>
+          <w:rStyle w:val="VerbatimChar"/>
+          <w:rFonts w:hint="eastAsia"/>
+        </w:rPr>
+        <w:t xml:space="preserve">登录法务账号</w:t>
+      </w:r>
+      <w:r>
+        <w:rPr>
+          <w:rStyle w:val="VerbatimChar"/>
+        </w:rPr>
+        <w:t xml:space="preserve"> → </w:t>
+      </w:r>
+      <w:r>
+        <w:rPr>
+          <w:rStyle w:val="VerbatimChar"/>
+          <w:rFonts w:hint="eastAsia"/>
+        </w:rPr>
+        <w:t xml:space="preserve">法源维护</w:t>
+      </w:r>
+      <w:r>
+        <w:rPr>
+          <w:rStyle w:val="VerbatimChar"/>
+        </w:rPr>
+        <w:t xml:space="preserve"> → </w:t>
+      </w:r>
+      <w:r>
+        <w:rPr>
+          <w:rStyle w:val="VerbatimChar"/>
+          <w:rFonts w:hint="eastAsia"/>
+        </w:rPr>
+        <w:t xml:space="preserve">「新增法条条目」或编辑已有条目</w:t>
+      </w:r>
+      <w:r>
+        <w:br/>
+      </w:r>
+      <w:r>
+        <w:rPr>
+          <w:rStyle w:val="VerbatimChar"/>
+        </w:rPr>
+        <w:t xml:space="preserve">        ↓</w:t>
+      </w:r>
+      <w:r>
+        <w:br/>
+      </w:r>
+      <w:r>
+        <w:rPr>
+          <w:rStyle w:val="VerbatimChar"/>
+        </w:rPr>
+        <w:t xml:space="preserve">③ </w:t>
+      </w:r>
+      <w:r>
+        <w:rPr>
+          <w:rStyle w:val="VerbatimChar"/>
+          <w:rFonts w:hint="eastAsia"/>
+        </w:rPr>
+        <w:t xml:space="preserve">填写葡语/中文标题、原文片段、维度、关联核查项编号等</w:t>
+      </w:r>
+      <w:r>
+        <w:br/>
+      </w:r>
+      <w:r>
+        <w:rPr>
+          <w:rStyle w:val="VerbatimChar"/>
+        </w:rPr>
+        <w:t xml:space="preserve">        ↓</w:t>
+      </w:r>
+      <w:r>
+        <w:br/>
+      </w:r>
+      <w:r>
+        <w:rPr>
+          <w:rStyle w:val="VerbatimChar"/>
+        </w:rPr>
+        <w:t xml:space="preserve">④ </w:t>
+      </w:r>
+      <w:r>
+        <w:rPr>
+          <w:rStyle w:val="VerbatimChar"/>
+          <w:rFonts w:hint="eastAsia"/>
+        </w:rPr>
+        <w:t xml:space="preserve">保存后点击</w:t>
+      </w:r>
+      <w:r>
+        <w:rPr>
+          <w:rStyle w:val="VerbatimChar"/>
+        </w:rPr>
+        <w:t xml:space="preserve"> </w:t>
+      </w:r>
+      <w:r>
+        <w:rPr>
+          <w:rStyle w:val="VerbatimChar"/>
+          <w:rFonts w:hint="eastAsia"/>
+        </w:rPr>
+        <w:t xml:space="preserve">「重建法源索引」（必做，否则新协查仍用旧索引）</w:t>
+      </w:r>
+      <w:r>
+        <w:br/>
+      </w:r>
+      <w:r>
+        <w:rPr>
+          <w:rStyle w:val="VerbatimChar"/>
+        </w:rPr>
+        <w:t xml:space="preserve">        ↓</w:t>
+      </w:r>
+      <w:r>
+        <w:br/>
+      </w:r>
+      <w:r>
+        <w:rPr>
+          <w:rStyle w:val="VerbatimChar"/>
+        </w:rPr>
+        <w:t xml:space="preserve">⑤ </w:t>
+      </w:r>
+      <w:r>
+        <w:rPr>
+          <w:rStyle w:val="VerbatimChar"/>
+          <w:rFonts w:hint="eastAsia"/>
+        </w:rPr>
+        <w:t xml:space="preserve">可选：工作台「手动扫描法规更新」确认监测提醒</w:t>
+      </w:r>
+      <w:r>
+        <w:br/>
+      </w:r>
+      <w:r>
+        <w:rPr>
+          <w:rStyle w:val="VerbatimChar"/>
+        </w:rPr>
+        <w:t xml:space="preserve">        ↓</w:t>
+      </w:r>
+      <w:r>
+        <w:br/>
+      </w:r>
+      <w:r>
+        <w:rPr>
+          <w:rStyle w:val="VerbatimChar"/>
+        </w:rPr>
+        <w:t xml:space="preserve">⑥ </w:t>
+      </w:r>
+      <w:r>
+        <w:rPr>
+          <w:rStyle w:val="VerbatimChar"/>
+          <w:rFonts w:hint="eastAsia"/>
+        </w:rPr>
+        <w:t xml:space="preserve">抽样发起新协查，检查法条绑定与匹配度是否正常</w:t>
+      </w:r>
+      <w:r>
+        <w:br/>
+      </w:r>
+      <w:r>
+        <w:rPr>
+          <w:rStyle w:val="VerbatimChar"/>
+        </w:rPr>
+        <w:t xml:space="preserve">        ↓</w:t>
+      </w:r>
+      <w:r>
+        <w:br/>
+      </w:r>
+      <w:r>
+        <w:rPr>
+          <w:rStyle w:val="VerbatimChar"/>
+        </w:rPr>
+        <w:t xml:space="preserve">⑦ </w:t>
+      </w:r>
+      <w:r>
+        <w:rPr>
+          <w:rStyle w:val="VerbatimChar"/>
+          <w:rFonts w:hint="eastAsia"/>
+        </w:rPr>
+        <w:t xml:space="preserve">若法规变化影响已定稿项目</w:t>
+      </w:r>
+      <w:r>
+        <w:rPr>
+          <w:rStyle w:val="VerbatimChar"/>
+        </w:rPr>
+        <w:t xml:space="preserve"> → </w:t>
+      </w:r>
+      <w:r>
+        <w:rPr>
+          <w:rStyle w:val="VerbatimChar"/>
+          <w:rFonts w:hint="eastAsia"/>
+        </w:rPr>
+        <w:t xml:space="preserve">通知业务重新协查（底稿不会自动变更）</w:t>
+      </w:r>
+    </w:p>
+    <w:p>
+      <w:r>
+        <w:pict>
+          <v:rect style="width:0;height:1.5pt" o:hralign="center" o:hrstd="t" o:hr="t"/>
+        </w:pict>
+      </w:r>
+    </w:p>
+    <w:bookmarkEnd w:id="55"/>
+    <w:bookmarkStart w:id="56" w:name="页面操作说明"/>
+    <w:p>
+      <w:pPr>
+        <w:pStyle w:val="Heading3"/>
+      </w:pPr>
+      <w:r>
+        <w:t xml:space="preserve">8.3 </w:t>
+      </w:r>
+      <w:r>
+        <w:rPr>
+          <w:rFonts w:hint="eastAsia"/>
+        </w:rPr>
+        <w:t xml:space="preserve">页面操作说明</w:t>
+      </w:r>
+    </w:p>
+    <w:tbl>
+      <w:tblPr>
+        <w:tblStyle w:val="Table"/>
+        <w:tblW w:type="pct" w:w="5000"/>
+        <w:tblLayout w:type="fixed"/>
+        <w:tblLook w:firstRow="1" w:lastRow="0" w:firstColumn="0" w:lastColumn="0" w:noHBand="0" w:noVBand="0" w:val="0020"/>
+      </w:tblPr>
+      <w:tblGrid>
+        <w:gridCol w:w="3960"/>
+        <w:gridCol w:w="3960"/>
+      </w:tblGrid>
+      <w:tr>
+        <w:trPr>
+          <w:tblHeader w:val="on"/>
+        </w:trPr>
+        <w:tc>
+          <w:tcPr/>
+          <w:p>
+            <w:pPr>
+              <w:pStyle w:val="Compact"/>
+            </w:pPr>
+            <w:r>
+              <w:rPr>
+                <w:rFonts w:hint="eastAsia"/>
+              </w:rPr>
+              <w:t xml:space="preserve">操作</w:t>
+            </w:r>
+          </w:p>
+        </w:tc>
+        <w:tc>
+          <w:tcPr/>
+          <w:p>
+            <w:pPr>
+              <w:pStyle w:val="Compact"/>
+            </w:pPr>
+            <w:r>
+              <w:rPr>
+                <w:rFonts w:hint="eastAsia"/>
+              </w:rPr>
+              <w:t xml:space="preserve">说明</w:t>
+            </w:r>
+          </w:p>
+        </w:tc>
+      </w:tr>
+      <w:tr>
+        <w:tc>
+          <w:tcPr/>
+          <w:p>
+            <w:pPr>
+              <w:pStyle w:val="Compact"/>
+            </w:pPr>
+            <w:r>
+              <w:rPr>
+                <w:rFonts w:hint="eastAsia"/>
+                <w:b/>
+                <w:bCs/>
+              </w:rPr>
+              <w:t xml:space="preserve">筛选</w:t>
+            </w:r>
+          </w:p>
+        </w:tc>
+        <w:tc>
+          <w:tcPr/>
+          <w:p>
+            <w:pPr>
+              <w:pStyle w:val="Compact"/>
+            </w:pPr>
+            <w:r>
+              <w:rPr>
+                <w:rFonts w:hint="eastAsia"/>
+              </w:rPr>
+              <w:t xml:space="preserve">按维度、法源类型（lexml/stf/stj/jusbrasil）或关键词搜索</w:t>
+            </w:r>
+          </w:p>
+        </w:tc>
+      </w:tr>
+      <w:tr>
+        <w:tc>
+          <w:tcPr/>
+          <w:p>
+            <w:pPr>
+              <w:pStyle w:val="Compact"/>
+            </w:pPr>
+            <w:r>
+              <w:rPr>
+                <w:rFonts w:hint="eastAsia"/>
+                <w:b/>
+                <w:bCs/>
+              </w:rPr>
+              <w:t xml:space="preserve">新增法条条目</w:t>
+            </w:r>
+          </w:p>
+        </w:tc>
+        <w:tc>
+          <w:tcPr/>
+          <w:p>
+            <w:pPr>
+              <w:pStyle w:val="Compact"/>
+            </w:pPr>
+            <w:r>
+              <w:rPr>
+                <w:rFonts w:hint="eastAsia"/>
+              </w:rPr>
+              <w:t xml:space="preserve">打开表单；条目</w:t>
+            </w:r>
+            <w:r>
+              <w:t xml:space="preserve"> ID </w:t>
+            </w:r>
+            <w:r>
+              <w:rPr>
+                <w:rFonts w:hint="eastAsia"/>
+              </w:rPr>
+              <w:t xml:space="preserve">可留空由系统生成</w:t>
+            </w:r>
+          </w:p>
+        </w:tc>
+      </w:tr>
+      <w:tr>
+        <w:tc>
+          <w:tcPr/>
+          <w:p>
+            <w:pPr>
+              <w:pStyle w:val="Compact"/>
+            </w:pPr>
+            <w:r>
+              <w:rPr>
+                <w:rFonts w:hint="eastAsia"/>
+                <w:b/>
+                <w:bCs/>
+              </w:rPr>
+              <w:t xml:space="preserve">编辑</w:t>
+            </w:r>
+            <w:r>
+              <w:rPr>
+                <w:b/>
+                <w:bCs/>
+              </w:rPr>
+              <w:t xml:space="preserve"> / </w:t>
+            </w:r>
+            <w:r>
+              <w:rPr>
+                <w:rFonts w:hint="eastAsia"/>
+                <w:b/>
+                <w:bCs/>
+              </w:rPr>
+              <w:t xml:space="preserve">删除</w:t>
+            </w:r>
+          </w:p>
+        </w:tc>
+        <w:tc>
+          <w:tcPr/>
+          <w:p>
+            <w:pPr>
+              <w:pStyle w:val="Compact"/>
+            </w:pPr>
+            <w:r>
+              <w:rPr>
+                <w:rFonts w:hint="eastAsia"/>
+              </w:rPr>
+              <w:t xml:space="preserve">修改原文、标题、关联核查项等；删除前请确认无项目依赖该引用</w:t>
+            </w:r>
+          </w:p>
+        </w:tc>
+      </w:tr>
+      <w:tr>
+        <w:tc>
+          <w:tcPr/>
+          <w:p>
+            <w:pPr>
+              <w:pStyle w:val="Compact"/>
+            </w:pPr>
+            <w:r>
+              <w:rPr>
+                <w:rFonts w:hint="eastAsia"/>
+                <w:b/>
+                <w:bCs/>
+              </w:rPr>
+              <w:t xml:space="preserve">重建法源索引</w:t>
+            </w:r>
+          </w:p>
+        </w:tc>
+        <w:tc>
+          <w:tcPr/>
+          <w:p>
+            <w:pPr>
+              <w:pStyle w:val="Compact"/>
+            </w:pPr>
+            <w:r>
+              <w:rPr>
+                <w:rFonts w:hint="eastAsia"/>
+              </w:rPr>
+              <w:t xml:space="preserve">保存任何语料变更后</w:t>
+            </w:r>
+            <w:r>
+              <w:rPr>
+                <w:rFonts w:hint="eastAsia"/>
+                <w:b/>
+                <w:bCs/>
+              </w:rPr>
+              <w:t xml:space="preserve">必须执行</w:t>
+            </w:r>
+            <w:r>
+              <w:rPr>
+                <w:rFonts w:hint="eastAsia"/>
+              </w:rPr>
+              <w:t xml:space="preserve">，检索与简报才会使用新内容</w:t>
+            </w:r>
+          </w:p>
+        </w:tc>
+      </w:tr>
+      <w:tr>
+        <w:tc>
+          <w:tcPr/>
+          <w:p>
+            <w:pPr>
+              <w:pStyle w:val="Compact"/>
+            </w:pPr>
+            <w:r>
+              <w:rPr>
+                <w:rFonts w:hint="eastAsia"/>
+                <w:b/>
+                <w:bCs/>
+              </w:rPr>
+              <w:t xml:space="preserve">语料版本</w:t>
+            </w:r>
+          </w:p>
+        </w:tc>
+        <w:tc>
+          <w:tcPr/>
+          <w:p>
+            <w:pPr>
+              <w:pStyle w:val="Compact"/>
+            </w:pPr>
+            <w:r>
+              <w:rPr>
+                <w:rFonts w:hint="eastAsia"/>
+              </w:rPr>
+              <w:t xml:space="preserve">每次增删改会自动升版本号（如</w:t>
+            </w:r>
+            <w:r>
+              <w:t xml:space="preserve"> 1.2 → </w:t>
+            </w:r>
+            <w:r>
+              <w:rPr>
+                <w:rFonts w:hint="eastAsia"/>
+              </w:rPr>
+              <w:t xml:space="preserve">1.3），便于追踪变更</w:t>
+            </w:r>
+          </w:p>
+        </w:tc>
+      </w:tr>
+    </w:tbl>
+    <w:p>
+      <w:pPr>
+        <w:pStyle w:val="BodyText"/>
+      </w:pPr>
+      <w:r>
+        <w:rPr>
+          <w:rFonts w:hint="eastAsia"/>
+          <w:b/>
+          <w:bCs/>
+        </w:rPr>
+        <w:t xml:space="preserve">表单必填要点：</w:t>
+      </w:r>
+    </w:p>
+    <w:p>
+      <w:pPr>
+        <w:pStyle w:val="Compact"/>
+        <w:numPr>
+          <w:ilvl w:val="0"/>
+          <w:numId w:val="1027"/>
+        </w:numPr>
+      </w:pPr>
+      <w:r>
+        <w:rPr>
+          <w:rFonts w:hint="eastAsia"/>
+        </w:rPr>
+        <w:t xml:space="preserve">葡语标题、中文标题、URN、官方链接</w:t>
+      </w:r>
+      <w:r>
+        <w:br/>
+      </w:r>
+    </w:p>
+    <w:p>
+      <w:pPr>
+        <w:pStyle w:val="Compact"/>
+        <w:numPr>
+          <w:ilvl w:val="0"/>
+          <w:numId w:val="1027"/>
+        </w:numPr>
+      </w:pPr>
+      <w:r>
+        <w:rPr>
+          <w:rFonts w:hint="eastAsia"/>
+        </w:rPr>
+        <w:t xml:space="preserve">合规维度（劳工</w:t>
+      </w:r>
+      <w:r>
+        <w:t xml:space="preserve"> / </w:t>
+      </w:r>
+      <w:r>
+        <w:rPr>
+          <w:rFonts w:hint="eastAsia"/>
+        </w:rPr>
+        <w:t xml:space="preserve">外资</w:t>
+      </w:r>
+      <w:r>
+        <w:t xml:space="preserve"> / </w:t>
+      </w:r>
+      <w:r>
+        <w:rPr>
+          <w:rFonts w:hint="eastAsia"/>
+        </w:rPr>
+        <w:t xml:space="preserve">税制</w:t>
+      </w:r>
+      <w:r>
+        <w:t xml:space="preserve"> / </w:t>
+      </w:r>
+      <w:r>
+        <w:rPr>
+          <w:rFonts w:hint="eastAsia"/>
+        </w:rPr>
+        <w:t xml:space="preserve">行业准入）</w:t>
+      </w:r>
+      <w:r>
+        <w:br/>
+      </w:r>
+    </w:p>
+    <w:p>
+      <w:pPr>
+        <w:pStyle w:val="Compact"/>
+        <w:numPr>
+          <w:ilvl w:val="0"/>
+          <w:numId w:val="1027"/>
+        </w:numPr>
+      </w:pPr>
+      <w:r>
+        <w:rPr>
+          <w:rFonts w:hint="eastAsia"/>
+        </w:rPr>
+        <w:t xml:space="preserve">葡语原文片段</w:t>
+      </w:r>
+      <w:r>
+        <w:t xml:space="preserve"> + </w:t>
+      </w:r>
+      <w:r>
+        <w:rPr>
+          <w:rFonts w:hint="eastAsia"/>
+        </w:rPr>
+        <w:t xml:space="preserve">中文摘要</w:t>
+      </w:r>
+      <w:r>
+        <w:br/>
+      </w:r>
+    </w:p>
+    <w:p>
+      <w:pPr>
+        <w:pStyle w:val="Compact"/>
+        <w:numPr>
+          <w:ilvl w:val="0"/>
+          <w:numId w:val="1027"/>
+        </w:numPr>
+      </w:pPr>
+      <w:r>
+        <w:rPr>
+          <w:rFonts w:hint="eastAsia"/>
+          <w:b/>
+          <w:bCs/>
+        </w:rPr>
+        <w:t xml:space="preserve">关联核查项</w:t>
+      </w:r>
+      <w:r>
+        <w:rPr>
+          <w:rFonts w:hint="eastAsia"/>
+        </w:rPr>
+        <w:t xml:space="preserve">（逗号分隔，如</w:t>
+      </w:r>
+      <w:r>
+        <w:t xml:space="preserve"> </w:t>
+      </w:r>
+      <w:r>
+        <w:rPr>
+          <w:rStyle w:val="VerbatimChar"/>
+        </w:rPr>
+        <w:t xml:space="preserve">LAB-001, SEC-012</w:t>
+      </w:r>
+      <w:r>
+        <w:rPr>
+          <w:rFonts w:hint="eastAsia"/>
+        </w:rPr>
+        <w:t xml:space="preserve">）—</w:t>
+      </w:r>
+      <w:r>
+        <w:t xml:space="preserve"> </w:t>
+      </w:r>
+      <w:r>
+        <w:rPr>
+          <w:rFonts w:hint="eastAsia"/>
+        </w:rPr>
+        <w:t xml:space="preserve">可从下拉提示中选择规则库已有编号</w:t>
+      </w:r>
+    </w:p>
+    <w:p>
+      <w:r>
+        <w:pict>
+          <v:rect style="width:0;height:1.5pt" o:hralign="center" o:hrstd="t" o:hr="t"/>
+        </w:pict>
+      </w:r>
+    </w:p>
+    <w:bookmarkEnd w:id="56"/>
+    <w:bookmarkStart w:id="57" w:name="什么情况下用本功能什么情况下不用"/>
+    <w:p>
+      <w:pPr>
+        <w:pStyle w:val="Heading3"/>
+      </w:pPr>
+      <w:r>
+        <w:t xml:space="preserve">8.4 </w:t>
+      </w:r>
+      <w:r>
+        <w:rPr>
+          <w:rFonts w:hint="eastAsia"/>
+        </w:rPr>
+        <w:t xml:space="preserve">什么情况下用本功能、什么情况下不用</w:t>
+      </w:r>
+    </w:p>
+    <w:tbl>
+      <w:tblPr>
+        <w:tblStyle w:val="Table"/>
+        <w:tblW w:type="pct" w:w="5000"/>
+        <w:tblLayout w:type="fixed"/>
+        <w:tblLook w:firstRow="1" w:lastRow="0" w:firstColumn="0" w:lastColumn="0" w:noHBand="0" w:noVBand="0" w:val="0020"/>
+      </w:tblPr>
+      <w:tblGrid>
+        <w:gridCol w:w="2970"/>
+        <w:gridCol w:w="4950"/>
+      </w:tblGrid>
+      <w:tr>
+        <w:trPr>
+          <w:tblHeader w:val="on"/>
+        </w:trPr>
+        <w:tc>
+          <w:tcPr/>
+          <w:p>
+            <w:pPr>
+              <w:pStyle w:val="Compact"/>
+            </w:pPr>
+            <w:r>
+              <w:rPr>
+                <w:rFonts w:hint="eastAsia"/>
+              </w:rPr>
+              <w:t xml:space="preserve">场景</w:t>
+            </w:r>
+          </w:p>
+        </w:tc>
+        <w:tc>
+          <w:tcPr/>
+          <w:p>
+            <w:pPr>
+              <w:pStyle w:val="Compact"/>
+            </w:pPr>
+            <w:r>
+              <w:rPr>
+                <w:rFonts w:hint="eastAsia"/>
+              </w:rPr>
+              <w:t xml:space="preserve">建议做法</w:t>
+            </w:r>
+          </w:p>
+        </w:tc>
+      </w:tr>
+      <w:tr>
+        <w:tc>
+          <w:tcPr/>
+          <w:p>
+            <w:pPr>
+              <w:pStyle w:val="Compact"/>
+            </w:pPr>
+            <w:r>
+              <w:rPr>
+                <w:rFonts w:hint="eastAsia"/>
+              </w:rPr>
+              <w:t xml:space="preserve">官方法规更新，需纳入后续协查检索</w:t>
+            </w:r>
+          </w:p>
+        </w:tc>
+        <w:tc>
+          <w:tcPr/>
+          <w:p>
+            <w:pPr>
+              <w:pStyle w:val="Compact"/>
+            </w:pPr>
+            <w:r>
+              <w:rPr>
+                <w:rFonts w:hint="eastAsia"/>
+                <w:b/>
+                <w:bCs/>
+              </w:rPr>
+              <w:t xml:space="preserve">法源维护</w:t>
+            </w:r>
+            <w:r>
+              <w:t xml:space="preserve"> </w:t>
+            </w:r>
+            <w:r>
+              <w:rPr>
+                <w:rFonts w:hint="eastAsia"/>
+              </w:rPr>
+              <w:t xml:space="preserve">新增/修订</w:t>
+            </w:r>
+            <w:r>
+              <w:t xml:space="preserve"> + </w:t>
+            </w:r>
+            <w:r>
+              <w:rPr>
+                <w:rFonts w:hint="eastAsia"/>
+              </w:rPr>
+              <w:t xml:space="preserve">重建索引</w:t>
+            </w:r>
+          </w:p>
+        </w:tc>
+      </w:tr>
+      <w:tr>
+        <w:tc>
+          <w:tcPr/>
+          <w:p>
+            <w:pPr>
+              <w:pStyle w:val="Compact"/>
+            </w:pPr>
+            <w:r>
+              <w:rPr>
+                <w:rFonts w:hint="eastAsia"/>
+              </w:rPr>
+              <w:t xml:space="preserve">仅本次项目补充说明</w:t>
+            </w:r>
+          </w:p>
+        </w:tc>
+        <w:tc>
+          <w:tcPr/>
+          <w:p>
+            <w:pPr>
+              <w:pStyle w:val="Compact"/>
+            </w:pPr>
+            <w:r>
+              <w:rPr>
+                <w:rFonts w:hint="eastAsia"/>
+                <w:b/>
+                <w:bCs/>
+              </w:rPr>
+              <w:t xml:space="preserve">复核页批注</w:t>
+            </w:r>
+            <w:r>
+              <w:rPr>
+                <w:rFonts w:hint="eastAsia"/>
+              </w:rPr>
+              <w:t xml:space="preserve">，或导出</w:t>
+            </w:r>
+            <w:r>
+              <w:t xml:space="preserve"> Word </w:t>
+            </w:r>
+            <w:r>
+              <w:rPr>
+                <w:rFonts w:hint="eastAsia"/>
+              </w:rPr>
+              <w:t xml:space="preserve">后由律师插入正式意见</w:t>
+            </w:r>
+          </w:p>
+        </w:tc>
+      </w:tr>
+      <w:tr>
+        <w:tc>
+          <w:tcPr/>
+          <w:p>
+            <w:pPr>
+              <w:pStyle w:val="Compact"/>
+            </w:pPr>
+            <w:r>
+              <w:rPr>
+                <w:rFonts w:hint="eastAsia"/>
+              </w:rPr>
+              <w:t xml:space="preserve">需要新增核查清单条目（新检查点）</w:t>
+            </w:r>
+          </w:p>
+        </w:tc>
+        <w:tc>
+          <w:tcPr/>
+          <w:p>
+            <w:pPr>
+              <w:pStyle w:val="Compact"/>
+            </w:pPr>
+            <w:r>
+              <w:rPr>
+                <w:rFonts w:hint="eastAsia"/>
+              </w:rPr>
+              <w:t xml:space="preserve">联系实施人员更新规则库，再在本页绑定法条</w:t>
+            </w:r>
+          </w:p>
+        </w:tc>
+      </w:tr>
+      <w:tr>
+        <w:tc>
+          <w:tcPr/>
+          <w:p>
+            <w:pPr>
+              <w:pStyle w:val="Compact"/>
+            </w:pPr>
+            <w:r>
+              <w:rPr>
+                <w:rFonts w:hint="eastAsia"/>
+              </w:rPr>
+              <w:t xml:space="preserve">已定稿底稿需反映新法</w:t>
+            </w:r>
+          </w:p>
+        </w:tc>
+        <w:tc>
+          <w:tcPr/>
+          <w:p>
+            <w:pPr>
+              <w:pStyle w:val="Compact"/>
+            </w:pPr>
+            <w:r>
+              <w:rPr>
+                <w:rFonts w:hint="eastAsia"/>
+                <w:b/>
+                <w:bCs/>
+              </w:rPr>
+              <w:t xml:space="preserve">重新发起协查</w:t>
+            </w:r>
+            <w:r>
+              <w:rPr>
+                <w:rFonts w:hint="eastAsia"/>
+              </w:rPr>
+              <w:t xml:space="preserve">；不会自动改写历史底稿</w:t>
+            </w:r>
+          </w:p>
+        </w:tc>
+      </w:tr>
+    </w:tbl>
+    <w:p>
+      <w:r>
+        <w:pict>
+          <v:rect style="width:0;height:1.5pt" o:hralign="center" o:hrstd="t" o:hr="t"/>
+        </w:pict>
+      </w:r>
+    </w:p>
+    <w:bookmarkEnd w:id="57"/>
+    <w:bookmarkStart w:id="58" w:name="请注意-8"/>
+    <w:p>
+      <w:pPr>
+        <w:pStyle w:val="Heading3"/>
+      </w:pPr>
+      <w:r>
+        <w:t xml:space="preserve">8.5 </w:t>
+      </w:r>
+      <w:r>
+        <w:rPr>
+          <w:rFonts w:hint="eastAsia"/>
+        </w:rPr>
+        <w:t xml:space="preserve">请注意</w:t>
+      </w:r>
+    </w:p>
+    <w:p>
+      <w:pPr>
+        <w:pStyle w:val="Compact"/>
+        <w:numPr>
+          <w:ilvl w:val="0"/>
+          <w:numId w:val="1028"/>
+        </w:numPr>
+      </w:pPr>
+      <w:r>
+        <w:rPr>
+          <w:rFonts w:hint="eastAsia"/>
+        </w:rPr>
+        <w:t xml:space="preserve">录入内容须来自</w:t>
+      </w:r>
+      <w:r>
+        <w:rPr>
+          <w:rFonts w:hint="eastAsia"/>
+          <w:b/>
+          <w:bCs/>
+        </w:rPr>
+        <w:t xml:space="preserve">可溯源官方法源</w:t>
+      </w:r>
+      <w:r>
+        <w:rPr>
+          <w:rFonts w:hint="eastAsia"/>
+        </w:rPr>
+        <w:t xml:space="preserve">；平台不自动从</w:t>
+      </w:r>
+      <w:r>
+        <w:t xml:space="preserve"> LexML </w:t>
+      </w:r>
+      <w:r>
+        <w:rPr>
+          <w:rFonts w:hint="eastAsia"/>
+        </w:rPr>
+        <w:t xml:space="preserve">拉取全文。</w:t>
+      </w:r>
+      <w:r>
+        <w:br/>
+      </w:r>
+    </w:p>
+    <w:p>
+      <w:pPr>
+        <w:pStyle w:val="Compact"/>
+        <w:numPr>
+          <w:ilvl w:val="0"/>
+          <w:numId w:val="1028"/>
+        </w:numPr>
+      </w:pPr>
+      <w:r>
+        <w:rPr>
+          <w:rFonts w:hint="eastAsia"/>
+        </w:rPr>
+        <w:t xml:space="preserve">重建索引可能需要数秒；期间可继续复核，但</w:t>
+      </w:r>
+      <w:r>
+        <w:rPr>
+          <w:rFonts w:hint="eastAsia"/>
+          <w:b/>
+          <w:bCs/>
+        </w:rPr>
+        <w:t xml:space="preserve">新提交协查</w:t>
+      </w:r>
+      <w:r>
+        <w:rPr>
+          <w:rFonts w:hint="eastAsia"/>
+        </w:rPr>
+        <w:t xml:space="preserve">建议在索引完成后进行。</w:t>
+      </w:r>
+      <w:r>
+        <w:br/>
+      </w:r>
+    </w:p>
+    <w:p>
+      <w:pPr>
+        <w:pStyle w:val="Compact"/>
+        <w:numPr>
+          <w:ilvl w:val="0"/>
+          <w:numId w:val="1028"/>
+        </w:numPr>
+      </w:pPr>
+      <w:r>
+        <w:rPr>
+          <w:rFonts w:hint="eastAsia"/>
+        </w:rPr>
+        <w:t xml:space="preserve">变更会写入系统</w:t>
+      </w:r>
+      <w:r>
+        <w:rPr>
+          <w:rFonts w:hint="eastAsia"/>
+          <w:b/>
+          <w:bCs/>
+        </w:rPr>
+        <w:t xml:space="preserve">审计日志</w:t>
+      </w:r>
+      <w:r>
+        <w:rPr>
+          <w:rFonts w:hint="eastAsia"/>
+        </w:rPr>
+        <w:t xml:space="preserve">（操作人、条目</w:t>
+      </w:r>
+      <w:r>
+        <w:t xml:space="preserve"> </w:t>
+      </w:r>
+      <w:r>
+        <w:rPr>
+          <w:rFonts w:hint="eastAsia"/>
+        </w:rPr>
+        <w:t xml:space="preserve">ID、语料版本）。</w:t>
+      </w:r>
+      <w:r>
+        <w:br/>
+      </w:r>
+    </w:p>
+    <w:p>
+      <w:pPr>
+        <w:pStyle w:val="Compact"/>
+        <w:numPr>
+          <w:ilvl w:val="0"/>
+          <w:numId w:val="1028"/>
+        </w:numPr>
+      </w:pPr>
+      <w:r>
+        <w:rPr>
+          <w:rFonts w:hint="eastAsia"/>
+        </w:rPr>
+        <w:t xml:space="preserve">本功能提供协查级法条片段管理，</w:t>
+      </w:r>
+      <w:r>
+        <w:rPr>
+          <w:rFonts w:hint="eastAsia"/>
+          <w:b/>
+          <w:bCs/>
+        </w:rPr>
+        <w:t xml:space="preserve">不构成</w:t>
+      </w:r>
+      <w:r>
+        <w:rPr>
+          <w:rFonts w:hint="eastAsia"/>
+        </w:rPr>
+        <w:t xml:space="preserve">对巴西法的正式法律意见；对外仍须当地律师定稿。</w:t>
+      </w:r>
+    </w:p>
+    <w:p>
+      <w:r>
+        <w:pict>
+          <v:rect style="width:0;height:1.5pt" o:hralign="center" o:hrstd="t" o:hr="t"/>
+        </w:pict>
+      </w:r>
+    </w:p>
+    <w:bookmarkEnd w:id="58"/>
+    <w:bookmarkEnd w:id="59"/>
+    <w:bookmarkStart w:id="60" w:name="五全流程一览"/>
+    <w:p>
+      <w:pPr>
+        <w:pStyle w:val="Heading2"/>
+      </w:pPr>
+      <w:r>
+        <w:rPr>
+          <w:rFonts w:hint="eastAsia"/>
+        </w:rPr>
         <w:t xml:space="preserve">五、全流程一览</w:t>
       </w:r>
     </w:p>
@@ -8201,7 +10355,20 @@
         <w:rPr>
           <w:rStyle w:val="VerbatimChar"/>
         </w:rPr>
-        <w:t xml:space="preserve"> Word / PDF </w:t>
+        <w:t xml:space="preserve"> Word </w:t>
+      </w:r>
+      <w:r>
+        <w:rPr>
+          <w:rStyle w:val="VerbatimChar"/>
+          <w:rFonts w:hint="eastAsia"/>
+        </w:rPr>
+        <w:t xml:space="preserve">法律研究意见书</w:t>
+      </w:r>
+      <w:r>
+        <w:rPr>
+          <w:rStyle w:val="VerbatimChar"/>
+        </w:rPr>
+        <w:t xml:space="preserve"> / PDF </w:t>
       </w:r>
       <w:r>
         <w:rPr>
@@ -8523,10 +10690,22 @@
               <w:pStyle w:val="Compact"/>
             </w:pPr>
             <w:r>
-              <w:rPr>
-                <w:rFonts w:hint="eastAsia"/>
-              </w:rPr>
-              <w:t xml:space="preserve">可流转的交付物</w:t>
+              <w:t xml:space="preserve">Word </w:t>
+            </w:r>
+            <w:r>
+              <w:rPr>
+                <w:rFonts w:hint="eastAsia"/>
+              </w:rPr>
+              <w:t xml:space="preserve">意见书</w:t>
+            </w:r>
+            <w:r>
+              <w:t xml:space="preserve"> + PDF </w:t>
+            </w:r>
+            <w:r>
+              <w:rPr>
+                <w:rFonts w:hint="eastAsia"/>
+              </w:rPr>
+              <w:t xml:space="preserve">底稿</w:t>
             </w:r>
           </w:p>
         </w:tc>
@@ -8553,8 +10732,8 @@
         </w:pict>
       </w:r>
     </w:p>
-    <w:bookmarkEnd w:id="54"/>
-    <w:bookmarkStart w:id="55" w:name="六页面与按钮速查"/>
+    <w:bookmarkEnd w:id="60"/>
+    <w:bookmarkStart w:id="61" w:name="六页面与按钮速查"/>
     <w:p>
       <w:pPr>
         <w:pStyle w:val="Heading2"/>
@@ -9069,21 +11248,30 @@
               <w:t xml:space="preserve">导出</w:t>
             </w:r>
             <w:r>
-              <w:t xml:space="preserve"> Word / PDF</w:t>
-            </w:r>
-          </w:p>
-        </w:tc>
-        <w:tc>
-          <w:tcPr/>
-          <w:p>
-            <w:pPr>
-              <w:pStyle w:val="Compact"/>
-            </w:pPr>
-            <w:r>
-              <w:rPr>
-                <w:rFonts w:hint="eastAsia"/>
-              </w:rPr>
-              <w:t xml:space="preserve">下载底稿</w:t>
+              <w:t xml:space="preserve"> Word · </w:t>
+            </w:r>
+            <w:r>
+              <w:rPr>
+                <w:rFonts w:hint="eastAsia"/>
+              </w:rPr>
+              <w:t xml:space="preserve">法律研究意见书</w:t>
+            </w:r>
+            <w:r>
+              <w:t xml:space="preserve"> / PDF</w:t>
+            </w:r>
+          </w:p>
+        </w:tc>
+        <w:tc>
+          <w:tcPr/>
+          <w:p>
+            <w:pPr>
+              <w:pStyle w:val="Compact"/>
+            </w:pPr>
+            <w:r>
+              <w:rPr>
+                <w:rFonts w:hint="eastAsia"/>
+              </w:rPr>
+              <w:t xml:space="preserve">下载定稿文件</w:t>
             </w:r>
           </w:p>
         </w:tc>
@@ -9096,8 +11284,8 @@
         </w:pict>
       </w:r>
     </w:p>
-    <w:bookmarkEnd w:id="55"/>
-    <w:bookmarkStart w:id="56" w:name="七常见问题客户版"/>
+    <w:bookmarkEnd w:id="61"/>
+    <w:bookmarkStart w:id="62" w:name="七常见问题客户版"/>
     <w:p>
       <w:pPr>
         <w:pStyle w:val="Heading2"/>
@@ -9595,8 +11783,8 @@
         </w:pict>
       </w:r>
     </w:p>
-    <w:bookmarkEnd w:id="56"/>
-    <w:bookmarkStart w:id="57" w:name="八联系与支持"/>
+    <w:bookmarkEnd w:id="62"/>
+    <w:bookmarkStart w:id="63" w:name="八联系与支持"/>
     <w:p>
       <w:pPr>
         <w:pStyle w:val="Heading2"/>
@@ -9785,8 +11973,8 @@
         </w:pict>
       </w:r>
     </w:p>
-    <w:bookmarkEnd w:id="57"/>
-    <w:bookmarkStart w:id="59" w:name="九附录四合规审查维度说明"/>
+    <w:bookmarkEnd w:id="63"/>
+    <w:bookmarkStart w:id="65" w:name="九附录四合规审查维度说明"/>
     <w:p>
       <w:pPr>
         <w:pStyle w:val="Heading2"/>
@@ -9796,6 +11984,39 @@
           <w:rFonts w:hint="eastAsia"/>
         </w:rPr>
         <w:t xml:space="preserve">九、附录：四合规审查维度说明</w:t>
+      </w:r>
+    </w:p>
+    <w:p>
+      <w:pPr>
+        <w:pStyle w:val="BlockText"/>
+      </w:pPr>
+      <w:r>
+        <w:rPr>
+          <w:rFonts w:hint="eastAsia"/>
+          <w:b/>
+          <w:bCs/>
+        </w:rPr>
+        <w:t xml:space="preserve">业务端</w:t>
+      </w:r>
+      <w:r>
+        <w:rPr>
+          <w:rFonts w:hint="eastAsia"/>
+        </w:rPr>
+        <w:t xml:space="preserve">提交协查时默认覆盖以下全部维度，无需勾选。</w:t>
+      </w:r>
+      <w:r>
+        <w:rPr>
+          <w:rFonts w:hint="eastAsia"/>
+          <w:b/>
+          <w:bCs/>
+        </w:rPr>
+        <w:t xml:space="preserve">法务端</w:t>
+      </w:r>
+      <w:r>
+        <w:rPr>
+          <w:rFonts w:hint="eastAsia"/>
+        </w:rPr>
+        <w:t xml:space="preserve">工作台可查看维度定义，并在「法源维护」中按维度绑定法条语料。</w:t>
       </w:r>
     </w:p>
     <w:tbl>
@@ -10048,7 +12269,7 @@
       <w:r>
         <w:t xml:space="preserve"> </w:t>
       </w:r>
-      <w:hyperlink r:id="rId58">
+      <w:hyperlink r:id="rId64">
         <w:r>
           <w:rPr>
             <w:rStyle w:val="Hyperlink"/>
@@ -10073,8 +12294,8 @@
         <w:t xml:space="preserve">API）</w:t>
       </w:r>
     </w:p>
-    <w:bookmarkEnd w:id="59"/>
-    <w:bookmarkEnd w:id="60"/>
+    <w:bookmarkEnd w:id="65"/>
+    <w:bookmarkEnd w:id="66"/>
     <w:sectPr>
       <w:footnotePr>
         <w:numRestart w:val="eachSect"/>
@@ -10464,6 +12685,9 @@
     <w:abstractNumId w:val="991"/>
   </w:num>
   <w:num w:numId="1012">
+    <w:abstractNumId w:val="991"/>
+  </w:num>
+  <w:num w:numId="1013">
     <w:abstractNumId w:val="99411"/>
     <w:lvlOverride w:ilvl="0">
       <w:startOverride w:val="1"/>
@@ -10493,10 +12717,10 @@
       <w:startOverride w:val="1"/>
     </w:lvlOverride>
   </w:num>
-  <w:num w:numId="1013">
+  <w:num w:numId="1014">
     <w:abstractNumId w:val="991"/>
   </w:num>
-  <w:num w:numId="1014">
+  <w:num w:numId="1015">
     <w:abstractNumId w:val="99411"/>
     <w:lvlOverride w:ilvl="0">
       <w:startOverride w:val="1"/>
@@ -10526,9 +12750,6 @@
       <w:startOverride w:val="1"/>
     </w:lvlOverride>
   </w:num>
-  <w:num w:numId="1015">
-    <w:abstractNumId w:val="991"/>
-  </w:num>
   <w:num w:numId="1016">
     <w:abstractNumId w:val="991"/>
   </w:num>
@@ -10536,6 +12757,9 @@
     <w:abstractNumId w:val="991"/>
   </w:num>
   <w:num w:numId="1018">
+    <w:abstractNumId w:val="991"/>
+  </w:num>
+  <w:num w:numId="1019">
     <w:abstractNumId w:val="99411"/>
     <w:lvlOverride w:ilvl="0">
       <w:startOverride w:val="1"/>
@@ -10565,9 +12789,6 @@
       <w:startOverride w:val="1"/>
     </w:lvlOverride>
   </w:num>
-  <w:num w:numId="1019">
-    <w:abstractNumId w:val="991"/>
-  </w:num>
   <w:num w:numId="1020">
     <w:abstractNumId w:val="991"/>
   </w:num>
@@ -10581,6 +12802,18 @@
     <w:abstractNumId w:val="991"/>
   </w:num>
   <w:num w:numId="1024">
+    <w:abstractNumId w:val="991"/>
+  </w:num>
+  <w:num w:numId="1025">
+    <w:abstractNumId w:val="991"/>
+  </w:num>
+  <w:num w:numId="1026">
+    <w:abstractNumId w:val="991"/>
+  </w:num>
+  <w:num w:numId="1027">
+    <w:abstractNumId w:val="991"/>
+  </w:num>
+  <w:num w:numId="1028">
     <w:abstractNumId w:val="991"/>
   </w:num>
 </w:numbering>
